--- a/por/docx/36.content.docx
+++ b/por/docx/36.content.docx
@@ -19,7 +19,7 @@
         <w:rPr>
           <w:lang w:val="pt_PT" w:bidi="pt_PT"/>
         </w:rPr>
-        <w:t>Resource: Notas de Tradução (unfoldingWord)</w:t>
+        <w:t>Resource: unfoldingWord® Translation Notes</w:t>
       </w:r>
       <w:r>
         <w:rPr>
@@ -90,7 +90,7 @@
         <w:rPr>
           <w:lang w:val="pt_PT" w:bidi="pt_PT"/>
         </w:rPr>
-        <w:t>Notas de Tradução (unfoldingWord)</w:t>
+        <w:t>unfoldingWord® Translation Notes</w:t>
       </w:r>
     </w:p>
     <w:p>

--- a/por/docx/36.content.docx
+++ b/por/docx/36.content.docx
@@ -207,6 +207,20 @@
       </w:r>
       <w:r>
         <w:rPr>
+          <w:lang w:val="pt_PT" w:bidi="pt_PT"/>
+        </w:rPr>
+        <w:t>דְּבַר־יְהוָ֣ה ׀ אֲשֶׁ֣ר הָיָ֗ה אֶל־צְפַנְיָה֙</w:t>
+      </w:r>
+    </w:p>
+    <w:p>
+      <w:pPr/>
+      <w:r>
+        <w:rPr>
+          <w:lang w:val="pt_PT" w:bidi="pt_PT"/>
+        </w:rPr>
+      </w:r>
+      <w:r>
+        <w:rPr>
           <w:b/>
           <w:lang w:val="pt_PT" w:bidi="pt_PT"/>
         </w:rPr>
@@ -975,6 +989,20 @@
       </w:r>
       <w:r>
         <w:rPr>
+          <w:lang w:val="pt_PT" w:bidi="pt_PT"/>
+        </w:rPr>
+        <w:t>אָסֹ֨ף אָסֵ֜ף כֹּ֗ל</w:t>
+      </w:r>
+    </w:p>
+    <w:p>
+      <w:pPr/>
+      <w:r>
+        <w:rPr>
+          <w:lang w:val="pt_PT" w:bidi="pt_PT"/>
+        </w:rPr>
+      </w:r>
+      <w:r>
+        <w:rPr>
           <w:b/>
           <w:lang w:val="pt_PT" w:bidi="pt_PT"/>
         </w:rPr>
@@ -1085,6 +1113,20 @@
       </w:r>
       <w:r>
         <w:rPr>
+          <w:lang w:val="pt_PT" w:bidi="pt_PT"/>
+        </w:rPr>
+        <w:t>פְּנֵ֥י הָ⁠אֲדָמָ֖ה</w:t>
+      </w:r>
+    </w:p>
+    <w:p>
+      <w:pPr/>
+      <w:r>
+        <w:rPr>
+          <w:lang w:val="pt_PT" w:bidi="pt_PT"/>
+        </w:rPr>
+      </w:r>
+      <w:r>
+        <w:rPr>
           <w:b/>
           <w:lang w:val="pt_PT" w:bidi="pt_PT"/>
         </w:rPr>
@@ -1194,6 +1236,20 @@
       </w:r>
       <w:r>
         <w:rPr>
+          <w:lang w:val="pt_PT" w:bidi="pt_PT"/>
+        </w:rPr>
+        <w:t>נְאֻם־יְהוָֽה</w:t>
+      </w:r>
+    </w:p>
+    <w:p>
+      <w:pPr/>
+      <w:r>
+        <w:rPr>
+          <w:lang w:val="pt_PT" w:bidi="pt_PT"/>
+        </w:rPr>
+      </w:r>
+      <w:r>
+        <w:rPr>
           <w:b/>
           <w:lang w:val="pt_PT" w:bidi="pt_PT"/>
         </w:rPr>
@@ -1304,6 +1360,20 @@
       </w:r>
       <w:r>
         <w:rPr>
+          <w:lang w:val="pt_PT" w:bidi="pt_PT"/>
+        </w:rPr>
+        <w:t>וְ⁠הִכְרַתִּ֣י אֶת־הָ⁠אָדָ֗ם</w:t>
+      </w:r>
+    </w:p>
+    <w:p>
+      <w:pPr/>
+      <w:r>
+        <w:rPr>
+          <w:lang w:val="pt_PT" w:bidi="pt_PT"/>
+        </w:rPr>
+      </w:r>
+      <w:r>
+        <w:rPr>
           <w:b/>
           <w:lang w:val="pt_PT" w:bidi="pt_PT"/>
         </w:rPr>
@@ -1647,6 +1717,20 @@
       </w:r>
       <w:r>
         <w:rPr>
+          <w:lang w:val="pt_PT" w:bidi="pt_PT"/>
+        </w:rPr>
+        <w:t>אָדָ֜ם וּ⁠בְהֵמָ֗ה &amp; אֶת־הָ⁠אָדָ֗ם</w:t>
+      </w:r>
+    </w:p>
+    <w:p>
+      <w:pPr/>
+      <w:r>
+        <w:rPr>
+          <w:lang w:val="pt_PT" w:bidi="pt_PT"/>
+        </w:rPr>
+      </w:r>
+      <w:r>
+        <w:rPr>
           <w:b/>
           <w:lang w:val="pt_PT" w:bidi="pt_PT"/>
         </w:rPr>
@@ -1756,6 +1840,20 @@
       </w:r>
       <w:r>
         <w:rPr>
+          <w:lang w:val="pt_PT" w:bidi="pt_PT"/>
+        </w:rPr>
+        <w:t>אָדָ֜ם וּ⁠בְהֵמָ֗ה</w:t>
+      </w:r>
+    </w:p>
+    <w:p>
+      <w:pPr/>
+      <w:r>
+        <w:rPr>
+          <w:lang w:val="pt_PT" w:bidi="pt_PT"/>
+        </w:rPr>
+      </w:r>
+      <w:r>
+        <w:rPr>
           <w:b/>
           <w:lang w:val="pt_PT" w:bidi="pt_PT"/>
         </w:rPr>
@@ -1898,6 +1996,20 @@
       </w:r>
       <w:r>
         <w:rPr>
+          <w:lang w:val="pt_PT" w:bidi="pt_PT"/>
+        </w:rPr>
+        <w:t>וְ⁠הַ⁠מַּכְשֵׁל֖וֹת אֶת־הָ⁠רְשָׁעִ֑ים</w:t>
+      </w:r>
+    </w:p>
+    <w:p>
+      <w:pPr/>
+      <w:r>
+        <w:rPr>
+          <w:lang w:val="pt_PT" w:bidi="pt_PT"/>
+        </w:rPr>
+      </w:r>
+      <w:r>
+        <w:rPr>
           <w:b/>
           <w:lang w:val="pt_PT" w:bidi="pt_PT"/>
         </w:rPr>
@@ -2008,6 +2120,20 @@
       </w:r>
       <w:r>
         <w:rPr>
+          <w:lang w:val="pt_PT" w:bidi="pt_PT"/>
+        </w:rPr>
+        <w:t>וְ⁠הַ⁠מַּכְשֵׁל֖וֹת</w:t>
+      </w:r>
+    </w:p>
+    <w:p>
+      <w:pPr/>
+      <w:r>
+        <w:rPr>
+          <w:lang w:val="pt_PT" w:bidi="pt_PT"/>
+        </w:rPr>
+      </w:r>
+      <w:r>
+        <w:rPr>
           <w:b/>
           <w:lang w:val="pt_PT" w:bidi="pt_PT"/>
         </w:rPr>
@@ -2137,6 +2263,20 @@
       </w:r>
       <w:r>
         <w:rPr>
+          <w:lang w:val="pt_PT" w:bidi="pt_PT"/>
+        </w:rPr>
+        <w:t>אֶת־הָ⁠רְשָׁעִ֑ים</w:t>
+      </w:r>
+    </w:p>
+    <w:p>
+      <w:pPr/>
+      <w:r>
+        <w:rPr>
+          <w:lang w:val="pt_PT" w:bidi="pt_PT"/>
+        </w:rPr>
+      </w:r>
+      <w:r>
+        <w:rPr>
           <w:b/>
           <w:lang w:val="pt_PT" w:bidi="pt_PT"/>
         </w:rPr>
@@ -2330,6 +2470,20 @@
       </w:r>
       <w:r>
         <w:rPr>
+          <w:lang w:val="pt_PT" w:bidi="pt_PT"/>
+        </w:rPr>
+        <w:t>וְ⁠הִכְרַתִּ֣י אֶת־הָ⁠אָדָ֗ם</w:t>
+      </w:r>
+    </w:p>
+    <w:p>
+      <w:pPr/>
+      <w:r>
+        <w:rPr>
+          <w:lang w:val="pt_PT" w:bidi="pt_PT"/>
+        </w:rPr>
+      </w:r>
+      <w:r>
+        <w:rPr>
           <w:b/>
           <w:lang w:val="pt_PT" w:bidi="pt_PT"/>
         </w:rPr>
@@ -2459,6 +2613,20 @@
       </w:r>
       <w:r>
         <w:rPr>
+          <w:lang w:val="pt_PT" w:bidi="pt_PT"/>
+        </w:rPr>
+        <w:t>וְ⁠נָטִ֤יתִי יָדִ⁠י֙</w:t>
+      </w:r>
+    </w:p>
+    <w:p>
+      <w:pPr/>
+      <w:r>
+        <w:rPr>
+          <w:lang w:val="pt_PT" w:bidi="pt_PT"/>
+        </w:rPr>
+      </w:r>
+      <w:r>
+        <w:rPr>
           <w:b/>
           <w:lang w:val="pt_PT" w:bidi="pt_PT"/>
         </w:rPr>
@@ -2801,6 +2969,20 @@
       </w:r>
       <w:r>
         <w:rPr>
+          <w:lang w:val="pt_PT" w:bidi="pt_PT"/>
+        </w:rPr>
+        <w:t>אֶת־שְׁאָ֣ר הַ⁠בַּ֔עַל</w:t>
+      </w:r>
+    </w:p>
+    <w:p>
+      <w:pPr/>
+      <w:r>
+        <w:rPr>
+          <w:lang w:val="pt_PT" w:bidi="pt_PT"/>
+        </w:rPr>
+      </w:r>
+      <w:r>
+        <w:rPr>
           <w:b/>
           <w:lang w:val="pt_PT" w:bidi="pt_PT"/>
         </w:rPr>
@@ -2930,6 +3112,20 @@
       </w:r>
       <w:r>
         <w:rPr>
+          <w:lang w:val="pt_PT" w:bidi="pt_PT"/>
+        </w:rPr>
+        <w:t>אֶת־שְׁאָ֣ר הַ⁠בַּ֔עַל</w:t>
+      </w:r>
+    </w:p>
+    <w:p>
+      <w:pPr/>
+      <w:r>
+        <w:rPr>
+          <w:lang w:val="pt_PT" w:bidi="pt_PT"/>
+        </w:rPr>
+      </w:r>
+      <w:r>
+        <w:rPr>
           <w:b/>
           <w:lang w:val="pt_PT" w:bidi="pt_PT"/>
         </w:rPr>
@@ -3052,6 +3248,20 @@
       </w:r>
       <w:r>
         <w:rPr>
+          <w:lang w:val="pt_PT" w:bidi="pt_PT"/>
+        </w:rPr>
+        <w:t>אֶת־שֵׁ֥ם הַ⁠כְּמָרִ֖ים עִם־הַ⁠כֹּהֲנִֽים</w:t>
+      </w:r>
+    </w:p>
+    <w:p>
+      <w:pPr/>
+      <w:r>
+        <w:rPr>
+          <w:lang w:val="pt_PT" w:bidi="pt_PT"/>
+        </w:rPr>
+      </w:r>
+      <w:r>
+        <w:rPr>
           <w:b/>
           <w:lang w:val="pt_PT" w:bidi="pt_PT"/>
         </w:rPr>
@@ -3168,6 +3378,20 @@
       </w:r>
       <w:r>
         <w:rPr>
+          <w:lang w:val="pt_PT" w:bidi="pt_PT"/>
+        </w:rPr>
+        <w:t>אֶת־שֵׁ֥ם</w:t>
+      </w:r>
+    </w:p>
+    <w:p>
+      <w:pPr/>
+      <w:r>
+        <w:rPr>
+          <w:lang w:val="pt_PT" w:bidi="pt_PT"/>
+        </w:rPr>
+      </w:r>
+      <w:r>
+        <w:rPr>
           <w:b/>
           <w:lang w:val="pt_PT" w:bidi="pt_PT"/>
         </w:rPr>
@@ -3279,6 +3503,20 @@
         <w:rPr>
           <w:lang w:val="pt_PT" w:bidi="pt_PT"/>
         </w:rPr>
+      </w:r>
+    </w:p>
+    <w:p>
+      <w:pPr/>
+      <w:r>
+        <w:rPr>
+          <w:lang w:val="pt_PT" w:bidi="pt_PT"/>
+        </w:rPr>
+      </w:r>
+      <w:r>
+        <w:rPr>
+          <w:lang w:val="pt_PT" w:bidi="pt_PT"/>
+        </w:rPr>
+        <w:t>עִם־הַ⁠כֹּהֲנִֽים</w:t>
       </w:r>
     </w:p>
     <w:p>
@@ -3629,6 +3867,20 @@
       </w:r>
       <w:r>
         <w:rPr>
+          <w:lang w:val="pt_PT" w:bidi="pt_PT"/>
+        </w:rPr>
+        <w:t>לִ⁠צְבָ֣א הַ⁠שָּׁמָ֑יִם</w:t>
+      </w:r>
+    </w:p>
+    <w:p>
+      <w:pPr/>
+      <w:r>
+        <w:rPr>
+          <w:lang w:val="pt_PT" w:bidi="pt_PT"/>
+        </w:rPr>
+      </w:r>
+      <w:r>
+        <w:rPr>
           <w:b/>
           <w:lang w:val="pt_PT" w:bidi="pt_PT"/>
         </w:rPr>
@@ -3881,6 +4133,20 @@
       </w:r>
       <w:r>
         <w:rPr>
+          <w:lang w:val="pt_PT" w:bidi="pt_PT"/>
+        </w:rPr>
+        <w:t>וְ⁠אֶת־הַ⁠מִּֽשְׁתַּחֲוִים֙ הַ⁠נִּשְׁבָּעִ֣ים לַֽ⁠יהוָ֔ה</w:t>
+      </w:r>
+    </w:p>
+    <w:p>
+      <w:pPr/>
+      <w:r>
+        <w:rPr>
+          <w:lang w:val="pt_PT" w:bidi="pt_PT"/>
+        </w:rPr>
+      </w:r>
+      <w:r>
+        <w:rPr>
           <w:b/>
           <w:lang w:val="pt_PT" w:bidi="pt_PT"/>
         </w:rPr>
@@ -4056,6 +4322,20 @@
       </w:r>
       <w:r>
         <w:rPr>
+          <w:lang w:val="pt_PT" w:bidi="pt_PT"/>
+        </w:rPr>
+        <w:t>הַ⁠נִּשְׁבָּעִ֣ים לַֽ⁠יהוָ֔ה וְ⁠הַ⁠נִּשְׁבָּעִ֖ים בְּ⁠מַלְכָּֽ⁠ם</w:t>
+      </w:r>
+    </w:p>
+    <w:p>
+      <w:pPr/>
+      <w:r>
+        <w:rPr>
+          <w:lang w:val="pt_PT" w:bidi="pt_PT"/>
+        </w:rPr>
+      </w:r>
+      <w:r>
+        <w:rPr>
           <w:b/>
           <w:lang w:val="pt_PT" w:bidi="pt_PT"/>
         </w:rPr>
@@ -4179,6 +4459,20 @@
       </w:r>
       <w:r>
         <w:rPr>
+          <w:lang w:val="pt_PT" w:bidi="pt_PT"/>
+        </w:rPr>
+        <w:t>הַ⁠נִּשְׁבָּעִ֣ים לַֽ⁠יהוָ֔ה וְ⁠הַ⁠נִּשְׁבָּעִ֖ים בְּ⁠מַלְכָּֽ⁠ם</w:t>
+      </w:r>
+    </w:p>
+    <w:p>
+      <w:pPr/>
+      <w:r>
+        <w:rPr>
+          <w:lang w:val="pt_PT" w:bidi="pt_PT"/>
+        </w:rPr>
+      </w:r>
+      <w:r>
+        <w:rPr>
           <w:b/>
           <w:lang w:val="pt_PT" w:bidi="pt_PT"/>
         </w:rPr>
@@ -4411,6 +4705,20 @@
       </w:r>
       <w:r>
         <w:rPr>
+          <w:lang w:val="pt_PT" w:bidi="pt_PT"/>
+        </w:rPr>
+        <w:t>וְ⁠אֶת־הַ⁠נְּסוֹגִ֖ים מֵ⁠אַחֲרֵ֣י יְהוָ֑ה וַ⁠אֲשֶׁ֛ר לֹֽא־בִקְשׁ֥וּ אֶת־יְהוָ֖ה וְ⁠לֹ֥א דְרָשֻֽׁ⁠הוּ</w:t>
+      </w:r>
+    </w:p>
+    <w:p>
+      <w:pPr/>
+      <w:r>
+        <w:rPr>
+          <w:lang w:val="pt_PT" w:bidi="pt_PT"/>
+        </w:rPr>
+      </w:r>
+      <w:r>
+        <w:rPr>
           <w:b/>
           <w:lang w:val="pt_PT" w:bidi="pt_PT"/>
         </w:rPr>
@@ -4508,6 +4816,20 @@
       </w:r>
       <w:r>
         <w:rPr>
+          <w:lang w:val="pt_PT" w:bidi="pt_PT"/>
+        </w:rPr>
+        <w:t>וְ⁠אֶת־הַ⁠נְּסוֹגִ֖ים מֵ⁠אַחֲרֵ֣י יְהוָ֑ה</w:t>
+      </w:r>
+    </w:p>
+    <w:p>
+      <w:pPr/>
+      <w:r>
+        <w:rPr>
+          <w:lang w:val="pt_PT" w:bidi="pt_PT"/>
+        </w:rPr>
+      </w:r>
+      <w:r>
+        <w:rPr>
           <w:b/>
           <w:lang w:val="pt_PT" w:bidi="pt_PT"/>
         </w:rPr>
@@ -4605,6 +4927,20 @@
       </w:r>
       <w:r>
         <w:rPr>
+          <w:lang w:val="pt_PT" w:bidi="pt_PT"/>
+        </w:rPr>
+        <w:t>וַ⁠אֲשֶׁ֛ר לֹֽא־בִקְשׁ֥וּ אֶת־יְהוָ֖ה וְ⁠לֹ֥א דְרָשֻֽׁ⁠הוּ</w:t>
+      </w:r>
+    </w:p>
+    <w:p>
+      <w:pPr/>
+      <w:r>
+        <w:rPr>
+          <w:lang w:val="pt_PT" w:bidi="pt_PT"/>
+        </w:rPr>
+      </w:r>
+      <w:r>
+        <w:rPr>
           <w:b/>
           <w:lang w:val="pt_PT" w:bidi="pt_PT"/>
         </w:rPr>
@@ -4890,6 +5226,20 @@
       </w:r>
       <w:r>
         <w:rPr>
+          <w:lang w:val="pt_PT" w:bidi="pt_PT"/>
+        </w:rPr>
+        <w:t>הַ֕ס מִ⁠פְּנֵ֖י אֲדֹנָ֣⁠י יְהוִ֑ה</w:t>
+      </w:r>
+    </w:p>
+    <w:p>
+      <w:pPr/>
+      <w:r>
+        <w:rPr>
+          <w:lang w:val="pt_PT" w:bidi="pt_PT"/>
+        </w:rPr>
+      </w:r>
+      <w:r>
+        <w:rPr>
           <w:b/>
           <w:lang w:val="pt_PT" w:bidi="pt_PT"/>
         </w:rPr>
@@ -4999,6 +5349,20 @@
       </w:r>
       <w:r>
         <w:rPr>
+          <w:lang w:val="pt_PT" w:bidi="pt_PT"/>
+        </w:rPr>
+        <w:t>קָרוֹב֙ י֣וֹם יְהוָ֔ה</w:t>
+      </w:r>
+    </w:p>
+    <w:p>
+      <w:pPr/>
+      <w:r>
+        <w:rPr>
+          <w:lang w:val="pt_PT" w:bidi="pt_PT"/>
+        </w:rPr>
+      </w:r>
+      <w:r>
+        <w:rPr>
           <w:b/>
           <w:lang w:val="pt_PT" w:bidi="pt_PT"/>
         </w:rPr>
@@ -5122,6 +5486,20 @@
       </w:r>
       <w:r>
         <w:rPr>
+          <w:lang w:val="pt_PT" w:bidi="pt_PT"/>
+        </w:rPr>
+        <w:t>הֵכִ֧ין יְהוָ֛ה זֶ֖בַח הִקְדִּ֥ישׁ קְרֻאָֽי⁠ו</w:t>
+      </w:r>
+    </w:p>
+    <w:p>
+      <w:pPr/>
+      <w:r>
+        <w:rPr>
+          <w:lang w:val="pt_PT" w:bidi="pt_PT"/>
+        </w:rPr>
+      </w:r>
+      <w:r>
+        <w:rPr>
           <w:b/>
           <w:lang w:val="pt_PT" w:bidi="pt_PT"/>
         </w:rPr>
@@ -5264,6 +5642,20 @@
       </w:r>
       <w:r>
         <w:rPr>
+          <w:lang w:val="pt_PT" w:bidi="pt_PT"/>
+        </w:rPr>
+        <w:t>קְרֻאָֽי⁠ו</w:t>
+      </w:r>
+    </w:p>
+    <w:p>
+      <w:pPr/>
+      <w:r>
+        <w:rPr>
+          <w:lang w:val="pt_PT" w:bidi="pt_PT"/>
+        </w:rPr>
+      </w:r>
+      <w:r>
+        <w:rPr>
           <w:b/>
           <w:lang w:val="pt_PT" w:bidi="pt_PT"/>
         </w:rPr>
@@ -5555,6 +5947,20 @@
       </w:r>
       <w:r>
         <w:rPr>
+          <w:lang w:val="pt_PT" w:bidi="pt_PT"/>
+        </w:rPr>
+        <w:t>בְּ⁠יוֹם֙ זֶ֣בַח יְהוָ֔ה</w:t>
+      </w:r>
+    </w:p>
+    <w:p>
+      <w:pPr/>
+      <w:r>
+        <w:rPr>
+          <w:lang w:val="pt_PT" w:bidi="pt_PT"/>
+        </w:rPr>
+      </w:r>
+      <w:r>
+        <w:rPr>
           <w:b/>
           <w:lang w:val="pt_PT" w:bidi="pt_PT"/>
         </w:rPr>
@@ -5916,6 +6322,20 @@
       </w:r>
       <w:r>
         <w:rPr>
+          <w:lang w:val="pt_PT" w:bidi="pt_PT"/>
+        </w:rPr>
+        <w:t>הַ⁠שָּׂרִ֖ים</w:t>
+      </w:r>
+    </w:p>
+    <w:p>
+      <w:pPr/>
+      <w:r>
+        <w:rPr>
+          <w:lang w:val="pt_PT" w:bidi="pt_PT"/>
+        </w:rPr>
+      </w:r>
+      <w:r>
+        <w:rPr>
           <w:b/>
           <w:lang w:val="pt_PT" w:bidi="pt_PT"/>
         </w:rPr>
@@ -6039,6 +6459,20 @@
       </w:r>
       <w:r>
         <w:rPr>
+          <w:lang w:val="pt_PT" w:bidi="pt_PT"/>
+        </w:rPr>
+        <w:t>בְּנֵ֣י הַ⁠מֶּ֑לֶךְ</w:t>
+      </w:r>
+    </w:p>
+    <w:p>
+      <w:pPr/>
+      <w:r>
+        <w:rPr>
+          <w:lang w:val="pt_PT" w:bidi="pt_PT"/>
+        </w:rPr>
+      </w:r>
+      <w:r>
+        <w:rPr>
           <w:b/>
           <w:lang w:val="pt_PT" w:bidi="pt_PT"/>
         </w:rPr>
@@ -6135,6 +6569,20 @@
       </w:r>
       <w:r>
         <w:rPr>
+          <w:lang w:val="pt_PT" w:bidi="pt_PT"/>
+        </w:rPr>
+        <w:t>כָּל־הַ⁠לֹּבְשִׁ֖ים מַלְבּ֥וּשׁ נָכְרִֽי</w:t>
+      </w:r>
+    </w:p>
+    <w:p>
+      <w:pPr/>
+      <w:r>
+        <w:rPr>
+          <w:lang w:val="pt_PT" w:bidi="pt_PT"/>
+        </w:rPr>
+      </w:r>
+      <w:r>
+        <w:rPr>
           <w:b/>
           <w:lang w:val="pt_PT" w:bidi="pt_PT"/>
         </w:rPr>
@@ -6374,6 +6822,20 @@
       </w:r>
       <w:r>
         <w:rPr>
+          <w:lang w:val="pt_PT" w:bidi="pt_PT"/>
+        </w:rPr>
+        <w:t>כָּל־הַ⁠דּוֹלֵ֛ג עַל־הַ⁠מִּפְתָּ֖ן</w:t>
+      </w:r>
+    </w:p>
+    <w:p>
+      <w:pPr/>
+      <w:r>
+        <w:rPr>
+          <w:lang w:val="pt_PT" w:bidi="pt_PT"/>
+        </w:rPr>
+      </w:r>
+      <w:r>
+        <w:rPr>
           <w:b/>
           <w:lang w:val="pt_PT" w:bidi="pt_PT"/>
         </w:rPr>
@@ -6523,6 +6985,20 @@
       </w:r>
       <w:r>
         <w:rPr>
+          <w:lang w:val="pt_PT" w:bidi="pt_PT"/>
+        </w:rPr>
+        <w:t>הַֽ⁠מְמַלְאִ֛ים בֵּ֥ית אֲדֹנֵי⁠הֶ֖ם חָמָ֥ס וּ⁠מִרְמָֽה</w:t>
+      </w:r>
+    </w:p>
+    <w:p>
+      <w:pPr/>
+      <w:r>
+        <w:rPr>
+          <w:lang w:val="pt_PT" w:bidi="pt_PT"/>
+        </w:rPr>
+      </w:r>
+      <w:r>
+        <w:rPr>
           <w:b/>
           <w:lang w:val="pt_PT" w:bidi="pt_PT"/>
         </w:rPr>
@@ -6659,6 +7135,20 @@
       </w:r>
       <w:r>
         <w:rPr>
+          <w:lang w:val="pt_PT" w:bidi="pt_PT"/>
+        </w:rPr>
+        <w:t>חָמָ֥ס וּ⁠מִרְמָֽה</w:t>
+      </w:r>
+    </w:p>
+    <w:p>
+      <w:pPr/>
+      <w:r>
+        <w:rPr>
+          <w:lang w:val="pt_PT" w:bidi="pt_PT"/>
+        </w:rPr>
+      </w:r>
+      <w:r>
+        <w:rPr>
           <w:b/>
           <w:lang w:val="pt_PT" w:bidi="pt_PT"/>
         </w:rPr>
@@ -6930,6 +7420,20 @@
       </w:r>
       <w:r>
         <w:rPr>
+          <w:lang w:val="pt_PT" w:bidi="pt_PT"/>
+        </w:rPr>
+        <w:t>בַ⁠יּ֨וֹם הַ⁠ה֜וּא</w:t>
+      </w:r>
+    </w:p>
+    <w:p>
+      <w:pPr/>
+      <w:r>
+        <w:rPr>
+          <w:lang w:val="pt_PT" w:bidi="pt_PT"/>
+        </w:rPr>
+      </w:r>
+      <w:r>
+        <w:rPr>
           <w:b/>
           <w:lang w:val="pt_PT" w:bidi="pt_PT"/>
         </w:rPr>
@@ -7013,6 +7517,20 @@
       </w:r>
       <w:r>
         <w:rPr>
+          <w:lang w:val="pt_PT" w:bidi="pt_PT"/>
+        </w:rPr>
+        <w:t>ק֤וֹל</w:t>
+      </w:r>
+    </w:p>
+    <w:p>
+      <w:pPr/>
+      <w:r>
+        <w:rPr>
+          <w:lang w:val="pt_PT" w:bidi="pt_PT"/>
+        </w:rPr>
+      </w:r>
+      <w:r>
+        <w:rPr>
           <w:b/>
           <w:lang w:val="pt_PT" w:bidi="pt_PT"/>
         </w:rPr>
@@ -7110,6 +7628,20 @@
       </w:r>
       <w:r>
         <w:rPr>
+          <w:lang w:val="pt_PT" w:bidi="pt_PT"/>
+        </w:rPr>
+        <w:t>מִ⁠שַּׁ֣עַר הַ⁠דָּגִ֔ים</w:t>
+      </w:r>
+    </w:p>
+    <w:p>
+      <w:pPr/>
+      <w:r>
+        <w:rPr>
+          <w:lang w:val="pt_PT" w:bidi="pt_PT"/>
+        </w:rPr>
+      </w:r>
+      <w:r>
+        <w:rPr>
           <w:b/>
           <w:lang w:val="pt_PT" w:bidi="pt_PT"/>
         </w:rPr>
@@ -7220,6 +7752,20 @@
       </w:r>
       <w:r>
         <w:rPr>
+          <w:lang w:val="pt_PT" w:bidi="pt_PT"/>
+        </w:rPr>
+        <w:t>הַ⁠מִּשְׁנֶ֑ה</w:t>
+      </w:r>
+    </w:p>
+    <w:p>
+      <w:pPr/>
+      <w:r>
+        <w:rPr>
+          <w:lang w:val="pt_PT" w:bidi="pt_PT"/>
+        </w:rPr>
+      </w:r>
+      <w:r>
+        <w:rPr>
           <w:b/>
           <w:lang w:val="pt_PT" w:bidi="pt_PT"/>
         </w:rPr>
@@ -7357,6 +7903,20 @@
         <w:rPr>
           <w:lang w:val="pt_PT" w:bidi="pt_PT"/>
         </w:rPr>
+        <w:t>מֵ⁠הַ⁠גְּבָעֽוֹת</w:t>
+      </w:r>
+    </w:p>
+    <w:p>
+      <w:pPr/>
+      <w:r>
+        <w:rPr>
+          <w:lang w:val="pt_PT" w:bidi="pt_PT"/>
+        </w:rPr>
+      </w:r>
+      <w:r>
+        <w:rPr>
+          <w:lang w:val="pt_PT" w:bidi="pt_PT"/>
+        </w:rPr>
         <w:t>"</w:t>
       </w:r>
       <w:r>
@@ -7464,6 +8024,20 @@
       </w:r>
       <w:r>
         <w:rPr>
+          <w:lang w:val="pt_PT" w:bidi="pt_PT"/>
+        </w:rPr>
+        <w:t>הַ⁠מַּכְתֵּ֑שׁ</w:t>
+      </w:r>
+    </w:p>
+    <w:p>
+      <w:pPr/>
+      <w:r>
+        <w:rPr>
+          <w:lang w:val="pt_PT" w:bidi="pt_PT"/>
+        </w:rPr>
+      </w:r>
+      <w:r>
+        <w:rPr>
           <w:b/>
           <w:lang w:val="pt_PT" w:bidi="pt_PT"/>
         </w:rPr>
@@ -7807,6 +8381,20 @@
       </w:r>
       <w:r>
         <w:rPr>
+          <w:lang w:val="pt_PT" w:bidi="pt_PT"/>
+        </w:rPr>
+        <w:t>עַ֣ם כְּנַ֔עַן</w:t>
+      </w:r>
+    </w:p>
+    <w:p>
+      <w:pPr/>
+      <w:r>
+        <w:rPr>
+          <w:lang w:val="pt_PT" w:bidi="pt_PT"/>
+        </w:rPr>
+      </w:r>
+      <w:r>
+        <w:rPr>
           <w:b/>
           <w:lang w:val="pt_PT" w:bidi="pt_PT"/>
         </w:rPr>
@@ -7942,6 +8530,20 @@
       </w:r>
       <w:r>
         <w:rPr>
+          <w:lang w:val="pt_PT" w:bidi="pt_PT"/>
+        </w:rPr>
+        <w:t>נְטִ֥ילֵי כָֽסֶף</w:t>
+      </w:r>
+    </w:p>
+    <w:p>
+      <w:pPr/>
+      <w:r>
+        <w:rPr>
+          <w:lang w:val="pt_PT" w:bidi="pt_PT"/>
+        </w:rPr>
+      </w:r>
+      <w:r>
+        <w:rPr>
           <w:b/>
           <w:lang w:val="pt_PT" w:bidi="pt_PT"/>
         </w:rPr>
@@ -8064,6 +8666,20 @@
       </w:r>
       <w:r>
         <w:rPr>
+          <w:lang w:val="pt_PT" w:bidi="pt_PT"/>
+        </w:rPr>
+        <w:t>נִכְרְת֖וּ</w:t>
+      </w:r>
+    </w:p>
+    <w:p>
+      <w:pPr/>
+      <w:r>
+        <w:rPr>
+          <w:lang w:val="pt_PT" w:bidi="pt_PT"/>
+        </w:rPr>
+      </w:r>
+      <w:r>
+        <w:rPr>
           <w:b/>
           <w:lang w:val="pt_PT" w:bidi="pt_PT"/>
         </w:rPr>
@@ -8174,6 +8790,20 @@
       </w:r>
       <w:r>
         <w:rPr>
+          <w:lang w:val="pt_PT" w:bidi="pt_PT"/>
+        </w:rPr>
+        <w:t>בַּ⁠נֵּר֑וֹת</w:t>
+      </w:r>
+    </w:p>
+    <w:p>
+      <w:pPr/>
+      <w:r>
+        <w:rPr>
+          <w:lang w:val="pt_PT" w:bidi="pt_PT"/>
+        </w:rPr>
+      </w:r>
+      <w:r>
+        <w:rPr>
           <w:b/>
           <w:lang w:val="pt_PT" w:bidi="pt_PT"/>
         </w:rPr>
@@ -8407,6 +9037,20 @@
       </w:r>
       <w:r>
         <w:rPr>
+          <w:lang w:val="pt_PT" w:bidi="pt_PT"/>
+        </w:rPr>
+        <w:t>הָ⁠אֲנָשִׁ֗ים הַ⁠קֹּֽפְאִים֙ עַל־שִׁמְרֵי⁠הֶ֔ם</w:t>
+      </w:r>
+    </w:p>
+    <w:p>
+      <w:pPr/>
+      <w:r>
+        <w:rPr>
+          <w:lang w:val="pt_PT" w:bidi="pt_PT"/>
+        </w:rPr>
+      </w:r>
+      <w:r>
+        <w:rPr>
           <w:b/>
           <w:lang w:val="pt_PT" w:bidi="pt_PT"/>
         </w:rPr>
@@ -8536,6 +9180,20 @@
       </w:r>
       <w:r>
         <w:rPr>
+          <w:lang w:val="pt_PT" w:bidi="pt_PT"/>
+        </w:rPr>
+        <w:t>הָ⁠אֲנָשִׁ֗ים הַ⁠קֹּֽפְאִים֙ עַל־שִׁמְרֵי⁠הֶ֔ם</w:t>
+      </w:r>
+    </w:p>
+    <w:p>
+      <w:pPr/>
+      <w:r>
+        <w:rPr>
+          <w:lang w:val="pt_PT" w:bidi="pt_PT"/>
+        </w:rPr>
+      </w:r>
+      <w:r>
+        <w:rPr>
           <w:b/>
           <w:lang w:val="pt_PT" w:bidi="pt_PT"/>
         </w:rPr>
@@ -8756,6 +9414,20 @@
       </w:r>
       <w:r>
         <w:rPr>
+          <w:lang w:val="pt_PT" w:bidi="pt_PT"/>
+        </w:rPr>
+        <w:t>בִּ⁠לְבָבָ֔⁠ם</w:t>
+      </w:r>
+    </w:p>
+    <w:p>
+      <w:pPr/>
+      <w:r>
+        <w:rPr>
+          <w:lang w:val="pt_PT" w:bidi="pt_PT"/>
+        </w:rPr>
+      </w:r>
+      <w:r>
+        <w:rPr>
           <w:b/>
           <w:lang w:val="pt_PT" w:bidi="pt_PT"/>
         </w:rPr>
@@ -8885,6 +9557,20 @@
       </w:r>
       <w:r>
         <w:rPr>
+          <w:lang w:val="pt_PT" w:bidi="pt_PT"/>
+        </w:rPr>
+        <w:t>לֹֽא־יֵיטִ֥יב יְהוָ֖ה וְ⁠לֹ֥א יָרֵֽעַ</w:t>
+      </w:r>
+    </w:p>
+    <w:p>
+      <w:pPr/>
+      <w:r>
+        <w:rPr>
+          <w:lang w:val="pt_PT" w:bidi="pt_PT"/>
+        </w:rPr>
+      </w:r>
+      <w:r>
+        <w:rPr>
           <w:b/>
           <w:lang w:val="pt_PT" w:bidi="pt_PT"/>
         </w:rPr>
@@ -9110,6 +9796,20 @@
       </w:r>
       <w:r>
         <w:rPr>
+          <w:lang w:val="pt_PT" w:bidi="pt_PT"/>
+        </w:rPr>
+        <w:t>בִּ⁠לְבָבָ֔⁠ם</w:t>
+      </w:r>
+    </w:p>
+    <w:p>
+      <w:pPr/>
+      <w:r>
+        <w:rPr>
+          <w:lang w:val="pt_PT" w:bidi="pt_PT"/>
+        </w:rPr>
+      </w:r>
+      <w:r>
+        <w:rPr>
           <w:b/>
           <w:lang w:val="pt_PT" w:bidi="pt_PT"/>
         </w:rPr>
@@ -9310,6 +10010,20 @@
         <w:rPr>
           <w:lang w:val="pt_PT" w:bidi="pt_PT"/>
         </w:rPr>
+      </w:r>
+    </w:p>
+    <w:p>
+      <w:pPr/>
+      <w:r>
+        <w:rPr>
+          <w:lang w:val="pt_PT" w:bidi="pt_PT"/>
+        </w:rPr>
+      </w:r>
+      <w:r>
+        <w:rPr>
+          <w:lang w:val="pt_PT" w:bidi="pt_PT"/>
+        </w:rPr>
+        <w:t>וְ⁠הָיָ֤ה חֵילָ⁠ם֙ לִ⁠מְשִׁסָּ֔ה וּ⁠בָתֵּי⁠הֶ֖ם לִ⁠שְׁמָמָ֑ה</w:t>
       </w:r>
     </w:p>
     <w:p>
@@ -9726,6 +10440,20 @@
       </w:r>
       <w:r>
         <w:rPr>
+          <w:lang w:val="pt_PT" w:bidi="pt_PT"/>
+        </w:rPr>
+        <w:t>קָר֤וֹב &amp; קָר֖וֹב וּ⁠מַהֵ֣ר מְאֹ֑ד</w:t>
+      </w:r>
+    </w:p>
+    <w:p>
+      <w:pPr/>
+      <w:r>
+        <w:rPr>
+          <w:lang w:val="pt_PT" w:bidi="pt_PT"/>
+        </w:rPr>
+      </w:r>
+      <w:r>
+        <w:rPr>
           <w:b/>
           <w:lang w:val="pt_PT" w:bidi="pt_PT"/>
         </w:rPr>
@@ -9849,6 +10577,20 @@
       </w:r>
       <w:r>
         <w:rPr>
+          <w:lang w:val="pt_PT" w:bidi="pt_PT"/>
+        </w:rPr>
+        <w:t>קָר֤וֹב &amp; קָר֖וֹב וּ⁠מַהֵ֣ר מְאֹ֑ד</w:t>
+      </w:r>
+    </w:p>
+    <w:p>
+      <w:pPr/>
+      <w:r>
+        <w:rPr>
+          <w:lang w:val="pt_PT" w:bidi="pt_PT"/>
+        </w:rPr>
+      </w:r>
+      <w:r>
+        <w:rPr>
           <w:b/>
           <w:lang w:val="pt_PT" w:bidi="pt_PT"/>
         </w:rPr>
@@ -9959,6 +10701,20 @@
       </w:r>
       <w:r>
         <w:rPr>
+          <w:lang w:val="pt_PT" w:bidi="pt_PT"/>
+        </w:rPr>
+        <w:t>ק֚וֹל י֣וֹם יְהוָ֔ה מַ֥ר</w:t>
+      </w:r>
+    </w:p>
+    <w:p>
+      <w:pPr/>
+      <w:r>
+        <w:rPr>
+          <w:lang w:val="pt_PT" w:bidi="pt_PT"/>
+        </w:rPr>
+      </w:r>
+      <w:r>
+        <w:rPr>
           <w:b/>
           <w:lang w:val="pt_PT" w:bidi="pt_PT"/>
         </w:rPr>
@@ -10101,6 +10857,20 @@
       </w:r>
       <w:r>
         <w:rPr>
+          <w:lang w:val="pt_PT" w:bidi="pt_PT"/>
+        </w:rPr>
+        <w:t>צֹרֵ֖חַ &amp; גִּבּֽוֹר</w:t>
+      </w:r>
+    </w:p>
+    <w:p>
+      <w:pPr/>
+      <w:r>
+        <w:rPr>
+          <w:lang w:val="pt_PT" w:bidi="pt_PT"/>
+        </w:rPr>
+      </w:r>
+      <w:r>
+        <w:rPr>
           <w:b/>
           <w:lang w:val="pt_PT" w:bidi="pt_PT"/>
         </w:rPr>
@@ -10230,6 +11000,20 @@
       </w:r>
       <w:r>
         <w:rPr>
+          <w:lang w:val="pt_PT" w:bidi="pt_PT"/>
+        </w:rPr>
+        <w:t>הַ⁠יּ֣וֹם הַ⁠ה֑וּא</w:t>
+      </w:r>
+    </w:p>
+    <w:p>
+      <w:pPr/>
+      <w:r>
+        <w:rPr>
+          <w:lang w:val="pt_PT" w:bidi="pt_PT"/>
+        </w:rPr>
+      </w:r>
+      <w:r>
+        <w:rPr>
           <w:b/>
           <w:lang w:val="pt_PT" w:bidi="pt_PT"/>
         </w:rPr>
@@ -10436,6 +11220,20 @@
       </w:r>
       <w:r>
         <w:rPr>
+          <w:lang w:val="pt_PT" w:bidi="pt_PT"/>
+        </w:rPr>
+        <w:t>י֥וֹם חֹ֨שֶׁךְ֙ וַ⁠אֲפֵלָ֔ה י֥וֹם עָנָ֖ן וַ⁠עֲרָפֶֽל</w:t>
+      </w:r>
+    </w:p>
+    <w:p>
+      <w:pPr/>
+      <w:r>
+        <w:rPr>
+          <w:lang w:val="pt_PT" w:bidi="pt_PT"/>
+        </w:rPr>
+      </w:r>
+      <w:r>
+        <w:rPr>
           <w:b/>
           <w:lang w:val="pt_PT" w:bidi="pt_PT"/>
         </w:rPr>
@@ -10533,6 +11331,20 @@
       </w:r>
       <w:r>
         <w:rPr>
+          <w:lang w:val="pt_PT" w:bidi="pt_PT"/>
+        </w:rPr>
+        <w:t>י֥וֹם</w:t>
+      </w:r>
+    </w:p>
+    <w:p>
+      <w:pPr/>
+      <w:r>
+        <w:rPr>
+          <w:lang w:val="pt_PT" w:bidi="pt_PT"/>
+        </w:rPr>
+      </w:r>
+      <w:r>
+        <w:rPr>
           <w:b/>
           <w:lang w:val="pt_PT" w:bidi="pt_PT"/>
         </w:rPr>
@@ -10643,6 +11455,20 @@
       </w:r>
       <w:r>
         <w:rPr>
+          <w:lang w:val="pt_PT" w:bidi="pt_PT"/>
+        </w:rPr>
+        <w:t>שׁוֹפָ֖ר וּ⁠תְרוּעָ֑ה</w:t>
+      </w:r>
+    </w:p>
+    <w:p>
+      <w:pPr/>
+      <w:r>
+        <w:rPr>
+          <w:lang w:val="pt_PT" w:bidi="pt_PT"/>
+        </w:rPr>
+      </w:r>
+      <w:r>
+        <w:rPr>
           <w:b/>
           <w:lang w:val="pt_PT" w:bidi="pt_PT"/>
         </w:rPr>
@@ -10766,6 +11592,20 @@
       </w:r>
       <w:r>
         <w:rPr>
+          <w:lang w:val="pt_PT" w:bidi="pt_PT"/>
+        </w:rPr>
+        <w:t>עַ֚ל הֶ⁠עָרִ֣ים הַ⁠בְּצֻר֔וֹת וְ⁠עַ֖ל הַ⁠פִּנּ֥וֹת הַ⁠גְּבֹהֽוֹת</w:t>
+      </w:r>
+    </w:p>
+    <w:p>
+      <w:pPr/>
+      <w:r>
+        <w:rPr>
+          <w:lang w:val="pt_PT" w:bidi="pt_PT"/>
+        </w:rPr>
+      </w:r>
+      <w:r>
+        <w:rPr>
           <w:b/>
           <w:lang w:val="pt_PT" w:bidi="pt_PT"/>
         </w:rPr>
@@ -10889,6 +11729,20 @@
       </w:r>
       <w:r>
         <w:rPr>
+          <w:lang w:val="pt_PT" w:bidi="pt_PT"/>
+        </w:rPr>
+        <w:t>עַ֚ל הֶ⁠עָרִ֣ים הַ⁠בְּצֻר֔וֹת וְ⁠עַ֖ל הַ⁠פִּנּ֥וֹת הַ⁠גְּבֹהֽוֹת</w:t>
+      </w:r>
+    </w:p>
+    <w:p>
+      <w:pPr/>
+      <w:r>
+        <w:rPr>
+          <w:lang w:val="pt_PT" w:bidi="pt_PT"/>
+        </w:rPr>
+      </w:r>
+      <w:r>
+        <w:rPr>
           <w:b/>
           <w:lang w:val="pt_PT" w:bidi="pt_PT"/>
         </w:rPr>
@@ -11001,6 +11855,20 @@
         <w:rPr>
           <w:lang w:val="pt_PT" w:bidi="pt_PT"/>
         </w:rPr>
+      </w:r>
+    </w:p>
+    <w:p>
+      <w:pPr/>
+      <w:r>
+        <w:rPr>
+          <w:lang w:val="pt_PT" w:bidi="pt_PT"/>
+        </w:rPr>
+      </w:r>
+      <w:r>
+        <w:rPr>
+          <w:lang w:val="pt_PT" w:bidi="pt_PT"/>
+        </w:rPr>
+        <w:t>לָ⁠אָדָ֗ם</w:t>
       </w:r>
     </w:p>
     <w:p>
@@ -11250,6 +12118,20 @@
       </w:r>
       <w:r>
         <w:rPr>
+          <w:lang w:val="pt_PT" w:bidi="pt_PT"/>
+        </w:rPr>
+        <w:t>וְ⁠הָֽלְכוּ֙ כַּֽ⁠עִוְרִ֔ים</w:t>
+      </w:r>
+    </w:p>
+    <w:p>
+      <w:pPr/>
+      <w:r>
+        <w:rPr>
+          <w:lang w:val="pt_PT" w:bidi="pt_PT"/>
+        </w:rPr>
+      </w:r>
+      <w:r>
+        <w:rPr>
           <w:b/>
           <w:lang w:val="pt_PT" w:bidi="pt_PT"/>
         </w:rPr>
@@ -11373,6 +12255,20 @@
       </w:r>
       <w:r>
         <w:rPr>
+          <w:lang w:val="pt_PT" w:bidi="pt_PT"/>
+        </w:rPr>
+        <w:t>כַּֽ⁠עִוְרִ֔ים</w:t>
+      </w:r>
+    </w:p>
+    <w:p>
+      <w:pPr/>
+      <w:r>
+        <w:rPr>
+          <w:lang w:val="pt_PT" w:bidi="pt_PT"/>
+        </w:rPr>
+      </w:r>
+      <w:r>
+        <w:rPr>
           <w:b/>
           <w:lang w:val="pt_PT" w:bidi="pt_PT"/>
         </w:rPr>
@@ -11690,6 +12586,20 @@
       </w:r>
       <w:r>
         <w:rPr>
+          <w:lang w:val="pt_PT" w:bidi="pt_PT"/>
+        </w:rPr>
+        <w:t>וְ⁠שֻׁפַּ֤ךְ דָּמָ⁠ם֙ כֶּֽ⁠עָפָ֔ר וּ⁠לְחֻמָ֖⁠ם כַּ⁠גְּלָלִֽים</w:t>
+      </w:r>
+    </w:p>
+    <w:p>
+      <w:pPr/>
+      <w:r>
+        <w:rPr>
+          <w:lang w:val="pt_PT" w:bidi="pt_PT"/>
+        </w:rPr>
+      </w:r>
+      <w:r>
+        <w:rPr>
           <w:b/>
           <w:lang w:val="pt_PT" w:bidi="pt_PT"/>
         </w:rPr>
@@ -12118,6 +13028,20 @@
       </w:r>
       <w:r>
         <w:rPr>
+          <w:lang w:val="pt_PT" w:bidi="pt_PT"/>
+        </w:rPr>
+        <w:t>וּ⁠בְ⁠אֵשׁ֙ קִנְאָת֔⁠וֹ תֵּאָכֵ֖ל כָּל־הָ⁠אָ֑רֶץ</w:t>
+      </w:r>
+    </w:p>
+    <w:p>
+      <w:pPr/>
+      <w:r>
+        <w:rPr>
+          <w:lang w:val="pt_PT" w:bidi="pt_PT"/>
+        </w:rPr>
+      </w:r>
+      <w:r>
+        <w:rPr>
           <w:b/>
           <w:lang w:val="pt_PT" w:bidi="pt_PT"/>
         </w:rPr>
@@ -12273,6 +13197,20 @@
       </w:r>
       <w:r>
         <w:rPr>
+          <w:lang w:val="pt_PT" w:bidi="pt_PT"/>
+        </w:rPr>
+        <w:t>וּ⁠בְ⁠אֵשׁ֙ קִנְאָת֔⁠וֹ תֵּאָכֵ֖ל כָּל־הָ⁠אָ֑רֶץ</w:t>
+      </w:r>
+    </w:p>
+    <w:p>
+      <w:pPr/>
+      <w:r>
+        <w:rPr>
+          <w:lang w:val="pt_PT" w:bidi="pt_PT"/>
+        </w:rPr>
+      </w:r>
+      <w:r>
+        <w:rPr>
           <w:b/>
           <w:lang w:val="pt_PT" w:bidi="pt_PT"/>
         </w:rPr>
@@ -12511,6 +13449,20 @@
       </w:r>
       <w:r>
         <w:rPr>
+          <w:lang w:val="pt_PT" w:bidi="pt_PT"/>
+        </w:rPr>
+        <w:t>אֵ֥ת כָּל־יֹשְׁבֵ֖י הָ⁠אָֽרֶץ</w:t>
+      </w:r>
+    </w:p>
+    <w:p>
+      <w:pPr/>
+      <w:r>
+        <w:rPr>
+          <w:lang w:val="pt_PT" w:bidi="pt_PT"/>
+        </w:rPr>
+      </w:r>
+      <w:r>
+        <w:rPr>
           <w:b/>
           <w:lang w:val="pt_PT" w:bidi="pt_PT"/>
         </w:rPr>
@@ -12634,6 +13586,20 @@
       </w:r>
       <w:r>
         <w:rPr>
+          <w:lang w:val="pt_PT" w:bidi="pt_PT"/>
+        </w:rPr>
+        <w:t>נִבְהָלָה֙</w:t>
+      </w:r>
+    </w:p>
+    <w:p>
+      <w:pPr/>
+      <w:r>
+        <w:rPr>
+          <w:lang w:val="pt_PT" w:bidi="pt_PT"/>
+        </w:rPr>
+      </w:r>
+      <w:r>
+        <w:rPr>
           <w:b/>
           <w:lang w:val="pt_PT" w:bidi="pt_PT"/>
         </w:rPr>
@@ -12757,6 +13723,20 @@
       </w:r>
       <w:r>
         <w:rPr>
+          <w:lang w:val="pt_PT" w:bidi="pt_PT"/>
+        </w:rPr>
+        <w:t>הִֽתְקוֹשְׁשׁ֖וּ וָ⁠ק֑וֹשּׁוּ</w:t>
+      </w:r>
+    </w:p>
+    <w:p>
+      <w:pPr/>
+      <w:r>
+        <w:rPr>
+          <w:lang w:val="pt_PT" w:bidi="pt_PT"/>
+        </w:rPr>
+      </w:r>
+      <w:r>
+        <w:rPr>
           <w:b/>
           <w:lang w:val="pt_PT" w:bidi="pt_PT"/>
         </w:rPr>
@@ -12886,6 +13866,20 @@
       </w:r>
       <w:r>
         <w:rPr>
+          <w:lang w:val="pt_PT" w:bidi="pt_PT"/>
+        </w:rPr>
+        <w:t>הִֽתְקוֹשְׁשׁ֖וּ וָ⁠ק֑וֹשּׁוּ</w:t>
+      </w:r>
+    </w:p>
+    <w:p>
+      <w:pPr/>
+      <w:r>
+        <w:rPr>
+          <w:lang w:val="pt_PT" w:bidi="pt_PT"/>
+        </w:rPr>
+      </w:r>
+      <w:r>
+        <w:rPr>
           <w:b/>
           <w:lang w:val="pt_PT" w:bidi="pt_PT"/>
         </w:rPr>
@@ -12982,6 +13976,20 @@
       </w:r>
       <w:r>
         <w:rPr>
+          <w:lang w:val="pt_PT" w:bidi="pt_PT"/>
+        </w:rPr>
+        <w:t>הִֽתְקוֹשְׁשׁ֖וּ</w:t>
+      </w:r>
+    </w:p>
+    <w:p>
+      <w:pPr/>
+      <w:r>
+        <w:rPr>
+          <w:lang w:val="pt_PT" w:bidi="pt_PT"/>
+        </w:rPr>
+      </w:r>
+      <w:r>
+        <w:rPr>
           <w:b/>
           <w:lang w:val="pt_PT" w:bidi="pt_PT"/>
         </w:rPr>
@@ -13078,6 +14086,20 @@
       </w:r>
       <w:r>
         <w:rPr>
+          <w:lang w:val="pt_PT" w:bidi="pt_PT"/>
+        </w:rPr>
+        <w:t>הַ⁠גּ֖וֹי לֹ֥א נִכְסָֽף</w:t>
+      </w:r>
+    </w:p>
+    <w:p>
+      <w:pPr/>
+      <w:r>
+        <w:rPr>
+          <w:lang w:val="pt_PT" w:bidi="pt_PT"/>
+        </w:rPr>
+      </w:r>
+      <w:r>
+        <w:rPr>
           <w:b/>
           <w:lang w:val="pt_PT" w:bidi="pt_PT"/>
         </w:rPr>
@@ -13207,6 +14229,20 @@
       </w:r>
       <w:r>
         <w:rPr>
+          <w:lang w:val="pt_PT" w:bidi="pt_PT"/>
+        </w:rPr>
+        <w:t>הַ⁠גּ֖וֹי לֹ֥א נִכְסָֽף</w:t>
+      </w:r>
+    </w:p>
+    <w:p>
+      <w:pPr/>
+      <w:r>
+        <w:rPr>
+          <w:lang w:val="pt_PT" w:bidi="pt_PT"/>
+        </w:rPr>
+      </w:r>
+      <w:r>
+        <w:rPr>
           <w:b/>
           <w:lang w:val="pt_PT" w:bidi="pt_PT"/>
         </w:rPr>
@@ -13316,6 +14352,20 @@
       </w:r>
       <w:r>
         <w:rPr>
+          <w:lang w:val="pt_PT" w:bidi="pt_PT"/>
+        </w:rPr>
+        <w:t>בְּ⁠טֶ֨רֶם֙ לֶ֣דֶת חֹ֔ק</w:t>
+      </w:r>
+    </w:p>
+    <w:p>
+      <w:pPr/>
+      <w:r>
+        <w:rPr>
+          <w:lang w:val="pt_PT" w:bidi="pt_PT"/>
+        </w:rPr>
+      </w:r>
+      <w:r>
+        <w:rPr>
           <w:b/>
           <w:lang w:val="pt_PT" w:bidi="pt_PT"/>
         </w:rPr>
@@ -13478,6 +14528,20 @@
       </w:r>
       <w:r>
         <w:rPr>
+          <w:lang w:val="pt_PT" w:bidi="pt_PT"/>
+        </w:rPr>
+        <w:t>בְּ⁠טֶ֨רֶם֙ לֶ֣דֶת חֹ֔ק</w:t>
+      </w:r>
+    </w:p>
+    <w:p>
+      <w:pPr/>
+      <w:r>
+        <w:rPr>
+          <w:lang w:val="pt_PT" w:bidi="pt_PT"/>
+        </w:rPr>
+      </w:r>
+      <w:r>
+        <w:rPr>
           <w:b/>
           <w:lang w:val="pt_PT" w:bidi="pt_PT"/>
         </w:rPr>
@@ -13587,6 +14651,20 @@
       </w:r>
       <w:r>
         <w:rPr>
+          <w:lang w:val="pt_PT" w:bidi="pt_PT"/>
+        </w:rPr>
+        <w:t>י֑וֹם</w:t>
+      </w:r>
+    </w:p>
+    <w:p>
+      <w:pPr/>
+      <w:r>
+        <w:rPr>
+          <w:lang w:val="pt_PT" w:bidi="pt_PT"/>
+        </w:rPr>
+      </w:r>
+      <w:r>
+        <w:rPr>
           <w:b/>
           <w:lang w:val="pt_PT" w:bidi="pt_PT"/>
         </w:rPr>
@@ -13716,6 +14794,20 @@
       </w:r>
       <w:r>
         <w:rPr>
+          <w:lang w:val="pt_PT" w:bidi="pt_PT"/>
+        </w:rPr>
+        <w:t>כְּ⁠מֹ֖ץ עָ֣בַר</w:t>
+      </w:r>
+    </w:p>
+    <w:p>
+      <w:pPr/>
+      <w:r>
+        <w:rPr>
+          <w:lang w:val="pt_PT" w:bidi="pt_PT"/>
+        </w:rPr>
+      </w:r>
+      <w:r>
+        <w:rPr>
           <w:b/>
           <w:lang w:val="pt_PT" w:bidi="pt_PT"/>
         </w:rPr>
@@ -13922,6 +15014,20 @@
       </w:r>
       <w:r>
         <w:rPr>
+          <w:lang w:val="pt_PT" w:bidi="pt_PT"/>
+        </w:rPr>
+        <w:t>בְּ⁠טֶ֣רֶם ׀ לֹא־יָב֣וֹא עֲלֵי⁠כֶ֗ם חֲרוֹן֙ אַף־יְהוָ֔ה</w:t>
+      </w:r>
+    </w:p>
+    <w:p>
+      <w:pPr/>
+      <w:r>
+        <w:rPr>
+          <w:lang w:val="pt_PT" w:bidi="pt_PT"/>
+        </w:rPr>
+      </w:r>
+      <w:r>
+        <w:rPr>
           <w:b/>
           <w:lang w:val="pt_PT" w:bidi="pt_PT"/>
         </w:rPr>
@@ -14019,6 +15125,20 @@
       </w:r>
       <w:r>
         <w:rPr>
+          <w:lang w:val="pt_PT" w:bidi="pt_PT"/>
+        </w:rPr>
+        <w:t>בְּ⁠טֶ֣רֶם ׀ לֹא־יָב֣וֹא עֲלֵי⁠כֶ֗ם חֲרוֹן֙ אַף־יְהוָ֔ה</w:t>
+      </w:r>
+    </w:p>
+    <w:p>
+      <w:pPr/>
+      <w:r>
+        <w:rPr>
+          <w:lang w:val="pt_PT" w:bidi="pt_PT"/>
+        </w:rPr>
+      </w:r>
+      <w:r>
+        <w:rPr>
           <w:b/>
           <w:lang w:val="pt_PT" w:bidi="pt_PT"/>
         </w:rPr>
@@ -14403,6 +15523,20 @@
         <w:rPr>
           <w:lang w:val="pt_PT" w:bidi="pt_PT"/>
         </w:rPr>
+      </w:r>
+    </w:p>
+    <w:p>
+      <w:pPr/>
+      <w:r>
+        <w:rPr>
+          <w:lang w:val="pt_PT" w:bidi="pt_PT"/>
+        </w:rPr>
+      </w:r>
+      <w:r>
+        <w:rPr>
+          <w:lang w:val="pt_PT" w:bidi="pt_PT"/>
+        </w:rPr>
+        <w:t>בַּקְּשׁ֤וּ אֶת־יְהוָה֙</w:t>
       </w:r>
     </w:p>
     <w:p>
@@ -14561,6 +15695,20 @@
       </w:r>
       <w:r>
         <w:rPr>
+          <w:lang w:val="pt_PT" w:bidi="pt_PT"/>
+        </w:rPr>
+        <w:t>כָּל־עַנְוֵ֣י הָ⁠אָ֔רֶץ</w:t>
+      </w:r>
+    </w:p>
+    <w:p>
+      <w:pPr/>
+      <w:r>
+        <w:rPr>
+          <w:lang w:val="pt_PT" w:bidi="pt_PT"/>
+        </w:rPr>
+      </w:r>
+      <w:r>
+        <w:rPr>
           <w:b/>
           <w:lang w:val="pt_PT" w:bidi="pt_PT"/>
         </w:rPr>
@@ -14660,6 +15808,20 @@
         <w:rPr>
           <w:lang w:val="pt_PT" w:bidi="pt_PT"/>
         </w:rPr>
+      </w:r>
+    </w:p>
+    <w:p>
+      <w:pPr/>
+      <w:r>
+        <w:rPr>
+          <w:lang w:val="pt_PT" w:bidi="pt_PT"/>
+        </w:rPr>
+      </w:r>
+      <w:r>
+        <w:rPr>
+          <w:lang w:val="pt_PT" w:bidi="pt_PT"/>
+        </w:rPr>
+        <w:t>כָּל־עַנְוֵ֣י הָ⁠אָ֔רֶץ</w:t>
       </w:r>
     </w:p>
     <w:p>
@@ -14818,6 +15980,20 @@
       </w:r>
       <w:r>
         <w:rPr>
+          <w:lang w:val="pt_PT" w:bidi="pt_PT"/>
+        </w:rPr>
+        <w:t>אֲשֶׁ֥ר מִשְׁפָּט֖⁠וֹ פָּעָ֑לוּ</w:t>
+      </w:r>
+    </w:p>
+    <w:p>
+      <w:pPr/>
+      <w:r>
+        <w:rPr>
+          <w:lang w:val="pt_PT" w:bidi="pt_PT"/>
+        </w:rPr>
+      </w:r>
+      <w:r>
+        <w:rPr>
           <w:b/>
           <w:lang w:val="pt_PT" w:bidi="pt_PT"/>
         </w:rPr>
@@ -14930,6 +16106,20 @@
         <w:rPr>
           <w:lang w:val="pt_PT" w:bidi="pt_PT"/>
         </w:rPr>
+      </w:r>
+    </w:p>
+    <w:p>
+      <w:pPr/>
+      <w:r>
+        <w:rPr>
+          <w:lang w:val="pt_PT" w:bidi="pt_PT"/>
+        </w:rPr>
+      </w:r>
+      <w:r>
+        <w:rPr>
+          <w:lang w:val="pt_PT" w:bidi="pt_PT"/>
+        </w:rPr>
+        <w:t>בַּקְּשׁוּ־צֶ֨דֶק֙ בַּקְּשׁ֣וּ עֲנָוָ֔ה</w:t>
       </w:r>
     </w:p>
     <w:p>
@@ -15236,6 +16426,20 @@
       </w:r>
       <w:r>
         <w:rPr>
+          <w:lang w:val="pt_PT" w:bidi="pt_PT"/>
+        </w:rPr>
+        <w:t>תִּסָּ֣תְר֔וּ</w:t>
+      </w:r>
+    </w:p>
+    <w:p>
+      <w:pPr/>
+      <w:r>
+        <w:rPr>
+          <w:lang w:val="pt_PT" w:bidi="pt_PT"/>
+        </w:rPr>
+      </w:r>
+      <w:r>
+        <w:rPr>
           <w:b/>
           <w:lang w:val="pt_PT" w:bidi="pt_PT"/>
         </w:rPr>
@@ -15345,6 +16549,20 @@
       </w:r>
       <w:r>
         <w:rPr>
+          <w:lang w:val="pt_PT" w:bidi="pt_PT"/>
+        </w:rPr>
+        <w:t>תִּסָּ֣תְר֔וּ</w:t>
+      </w:r>
+    </w:p>
+    <w:p>
+      <w:pPr/>
+      <w:r>
+        <w:rPr>
+          <w:lang w:val="pt_PT" w:bidi="pt_PT"/>
+        </w:rPr>
+      </w:r>
+      <w:r>
+        <w:rPr>
           <w:b/>
           <w:lang w:val="pt_PT" w:bidi="pt_PT"/>
         </w:rPr>
@@ -15675,6 +16893,20 @@
       </w:r>
       <w:r>
         <w:rPr>
+          <w:lang w:val="pt_PT" w:bidi="pt_PT"/>
+        </w:rPr>
+        <w:t>עַזָּה֙ עֲזוּבָ֣ה תִֽהְיֶ֔ה</w:t>
+      </w:r>
+    </w:p>
+    <w:p>
+      <w:pPr/>
+      <w:r>
+        <w:rPr>
+          <w:lang w:val="pt_PT" w:bidi="pt_PT"/>
+        </w:rPr>
+      </w:r>
+      <w:r>
+        <w:rPr>
           <w:b/>
           <w:lang w:val="pt_PT" w:bidi="pt_PT"/>
         </w:rPr>
@@ -15772,6 +17004,20 @@
       </w:r>
       <w:r>
         <w:rPr>
+          <w:lang w:val="pt_PT" w:bidi="pt_PT"/>
+        </w:rPr>
+        <w:t>וְ⁠אַשְׁקְל֖וֹן לִ⁠שְׁמָמָ֑ה</w:t>
+      </w:r>
+    </w:p>
+    <w:p>
+      <w:pPr/>
+      <w:r>
+        <w:rPr>
+          <w:lang w:val="pt_PT" w:bidi="pt_PT"/>
+        </w:rPr>
+      </w:r>
+      <w:r>
+        <w:rPr>
           <w:b/>
           <w:lang w:val="pt_PT" w:bidi="pt_PT"/>
         </w:rPr>
@@ -15869,6 +17115,20 @@
       </w:r>
       <w:r>
         <w:rPr>
+          <w:lang w:val="pt_PT" w:bidi="pt_PT"/>
+        </w:rPr>
+        <w:t>אַשְׁדּ֗וֹד &amp; יְגָ֣רְשׁ֔וּ⁠הָ</w:t>
+      </w:r>
+    </w:p>
+    <w:p>
+      <w:pPr/>
+      <w:r>
+        <w:rPr>
+          <w:lang w:val="pt_PT" w:bidi="pt_PT"/>
+        </w:rPr>
+      </w:r>
+      <w:r>
+        <w:rPr>
           <w:b/>
           <w:lang w:val="pt_PT" w:bidi="pt_PT"/>
         </w:rPr>
@@ -16011,6 +17271,20 @@
       </w:r>
       <w:r>
         <w:rPr>
+          <w:lang w:val="pt_PT" w:bidi="pt_PT"/>
+        </w:rPr>
+        <w:t>אַשְׁדּ֗וֹד &amp; יְגָ֣רְשׁ֔וּ⁠הָ</w:t>
+      </w:r>
+    </w:p>
+    <w:p>
+      <w:pPr/>
+      <w:r>
+        <w:rPr>
+          <w:lang w:val="pt_PT" w:bidi="pt_PT"/>
+        </w:rPr>
+      </w:r>
+      <w:r>
+        <w:rPr>
           <w:b/>
           <w:lang w:val="pt_PT" w:bidi="pt_PT"/>
         </w:rPr>
@@ -16140,6 +17414,20 @@
       </w:r>
       <w:r>
         <w:rPr>
+          <w:lang w:val="pt_PT" w:bidi="pt_PT"/>
+        </w:rPr>
+        <w:t>בַּֽ⁠צָּהֳרַ֨יִם֙</w:t>
+      </w:r>
+    </w:p>
+    <w:p>
+      <w:pPr/>
+      <w:r>
+        <w:rPr>
+          <w:lang w:val="pt_PT" w:bidi="pt_PT"/>
+        </w:rPr>
+      </w:r>
+      <w:r>
+        <w:rPr>
           <w:b/>
           <w:lang w:val="pt_PT" w:bidi="pt_PT"/>
         </w:rPr>
@@ -16263,6 +17551,20 @@
       </w:r>
       <w:r>
         <w:rPr>
+          <w:lang w:val="pt_PT" w:bidi="pt_PT"/>
+        </w:rPr>
+        <w:t>וְ⁠עֶקְר֖וֹן תֵּעָקֵֽר</w:t>
+      </w:r>
+    </w:p>
+    <w:p>
+      <w:pPr/>
+      <w:r>
+        <w:rPr>
+          <w:lang w:val="pt_PT" w:bidi="pt_PT"/>
+        </w:rPr>
+      </w:r>
+      <w:r>
+        <w:rPr>
           <w:b/>
           <w:lang w:val="pt_PT" w:bidi="pt_PT"/>
         </w:rPr>
@@ -16405,6 +17707,20 @@
       </w:r>
       <w:r>
         <w:rPr>
+          <w:lang w:val="pt_PT" w:bidi="pt_PT"/>
+        </w:rPr>
+        <w:t>וְ⁠עֶקְר֖וֹן תֵּעָקֵֽר</w:t>
+      </w:r>
+    </w:p>
+    <w:p>
+      <w:pPr/>
+      <w:r>
+        <w:rPr>
+          <w:lang w:val="pt_PT" w:bidi="pt_PT"/>
+        </w:rPr>
+      </w:r>
+      <w:r>
+        <w:rPr>
           <w:b/>
           <w:lang w:val="pt_PT" w:bidi="pt_PT"/>
         </w:rPr>
@@ -16502,6 +17818,20 @@
       </w:r>
       <w:r>
         <w:rPr>
+          <w:lang w:val="pt_PT" w:bidi="pt_PT"/>
+        </w:rPr>
+        <w:t>חֶ֥בֶל הַ⁠יָּ֖ם</w:t>
+      </w:r>
+    </w:p>
+    <w:p>
+      <w:pPr/>
+      <w:r>
+        <w:rPr>
+          <w:lang w:val="pt_PT" w:bidi="pt_PT"/>
+        </w:rPr>
+      </w:r>
+      <w:r>
+        <w:rPr>
           <w:b/>
           <w:lang w:val="pt_PT" w:bidi="pt_PT"/>
         </w:rPr>
@@ -16625,6 +17955,20 @@
       </w:r>
       <w:r>
         <w:rPr>
+          <w:lang w:val="pt_PT" w:bidi="pt_PT"/>
+        </w:rPr>
+        <w:t>כְּרֵתִ֑ים</w:t>
+      </w:r>
+    </w:p>
+    <w:p>
+      <w:pPr/>
+      <w:r>
+        <w:rPr>
+          <w:lang w:val="pt_PT" w:bidi="pt_PT"/>
+        </w:rPr>
+      </w:r>
+      <w:r>
+        <w:rPr>
           <w:b/>
           <w:lang w:val="pt_PT" w:bidi="pt_PT"/>
         </w:rPr>
@@ -16779,6 +18123,20 @@
       </w:r>
       <w:r>
         <w:rPr>
+          <w:lang w:val="pt_PT" w:bidi="pt_PT"/>
+        </w:rPr>
+        <w:t>דְּבַר־יְהוָ֣ה עֲלֵי⁠כֶ֗ם</w:t>
+      </w:r>
+    </w:p>
+    <w:p>
+      <w:pPr/>
+      <w:r>
+        <w:rPr>
+          <w:lang w:val="pt_PT" w:bidi="pt_PT"/>
+        </w:rPr>
+      </w:r>
+      <w:r>
+        <w:rPr>
           <w:b/>
           <w:lang w:val="pt_PT" w:bidi="pt_PT"/>
         </w:rPr>
@@ -16902,6 +18260,20 @@
       </w:r>
       <w:r>
         <w:rPr>
+          <w:lang w:val="pt_PT" w:bidi="pt_PT"/>
+        </w:rPr>
+        <w:t>עֲלֵי⁠כֶ֗ם כְּנַ֨עַן֙ אֶ֣רֶץ פְּלִשְׁתִּ֔ים</w:t>
+      </w:r>
+    </w:p>
+    <w:p>
+      <w:pPr/>
+      <w:r>
+        <w:rPr>
+          <w:lang w:val="pt_PT" w:bidi="pt_PT"/>
+        </w:rPr>
+      </w:r>
+      <w:r>
+        <w:rPr>
           <w:b/>
           <w:lang w:val="pt_PT" w:bidi="pt_PT"/>
         </w:rPr>
@@ -17031,6 +18403,20 @@
       </w:r>
       <w:r>
         <w:rPr>
+          <w:lang w:val="pt_PT" w:bidi="pt_PT"/>
+        </w:rPr>
+        <w:t>עֲלֵי⁠כֶ֗ם</w:t>
+      </w:r>
+    </w:p>
+    <w:p>
+      <w:pPr/>
+      <w:r>
+        <w:rPr>
+          <w:lang w:val="pt_PT" w:bidi="pt_PT"/>
+        </w:rPr>
+      </w:r>
+      <w:r>
+        <w:rPr>
           <w:b/>
           <w:lang w:val="pt_PT" w:bidi="pt_PT"/>
         </w:rPr>
@@ -17270,6 +18656,20 @@
       </w:r>
       <w:r>
         <w:rPr>
+          <w:lang w:val="pt_PT" w:bidi="pt_PT"/>
+        </w:rPr>
+        <w:t>וְ⁠הַאֲבַדְתִּ֖י⁠ךְ מֵ⁠אֵ֥ין יוֹשֵֽׁב</w:t>
+      </w:r>
+    </w:p>
+    <w:p>
+      <w:pPr/>
+      <w:r>
+        <w:rPr>
+          <w:lang w:val="pt_PT" w:bidi="pt_PT"/>
+        </w:rPr>
+      </w:r>
+      <w:r>
+        <w:rPr>
           <w:b/>
           <w:lang w:val="pt_PT" w:bidi="pt_PT"/>
         </w:rPr>
@@ -17399,6 +18799,20 @@
       </w:r>
       <w:r>
         <w:rPr>
+          <w:lang w:val="pt_PT" w:bidi="pt_PT"/>
+        </w:rPr>
+        <w:t>חֶ֣בֶל הַ⁠יָּ֗ם</w:t>
+      </w:r>
+    </w:p>
+    <w:p>
+      <w:pPr/>
+      <w:r>
+        <w:rPr>
+          <w:lang w:val="pt_PT" w:bidi="pt_PT"/>
+        </w:rPr>
+      </w:r>
+      <w:r>
+        <w:rPr>
           <w:b/>
           <w:lang w:val="pt_PT" w:bidi="pt_PT"/>
         </w:rPr>
@@ -17509,6 +18923,20 @@
       </w:r>
       <w:r>
         <w:rPr>
+          <w:lang w:val="pt_PT" w:bidi="pt_PT"/>
+        </w:rPr>
+        <w:t>נְוֺ֛ת כְּרֹ֥ת רֹעִ֖ים וְ⁠גִדְר֥וֹת צֹֽאן</w:t>
+      </w:r>
+    </w:p>
+    <w:p>
+      <w:pPr/>
+      <w:r>
+        <w:rPr>
+          <w:lang w:val="pt_PT" w:bidi="pt_PT"/>
+        </w:rPr>
+      </w:r>
+      <w:r>
+        <w:rPr>
           <w:b/>
           <w:lang w:val="pt_PT" w:bidi="pt_PT"/>
         </w:rPr>
@@ -17658,6 +19086,20 @@
       </w:r>
       <w:r>
         <w:rPr>
+          <w:lang w:val="pt_PT" w:bidi="pt_PT"/>
+        </w:rPr>
+        <w:t>בֵּ֥ית יְהוּדָ֖ה</w:t>
+      </w:r>
+    </w:p>
+    <w:p>
+      <w:pPr/>
+      <w:r>
+        <w:rPr>
+          <w:lang w:val="pt_PT" w:bidi="pt_PT"/>
+        </w:rPr>
+      </w:r>
+      <w:r>
+        <w:rPr>
           <w:b/>
           <w:lang w:val="pt_PT" w:bidi="pt_PT"/>
         </w:rPr>
@@ -17853,6 +19295,20 @@
         <w:rPr>
           <w:lang w:val="pt_PT" w:bidi="pt_PT"/>
         </w:rPr>
+      </w:r>
+    </w:p>
+    <w:p>
+      <w:pPr/>
+      <w:r>
+        <w:rPr>
+          <w:lang w:val="pt_PT" w:bidi="pt_PT"/>
+        </w:rPr>
+      </w:r>
+      <w:r>
+        <w:rPr>
+          <w:lang w:val="pt_PT" w:bidi="pt_PT"/>
+        </w:rPr>
+        <w:t>יִפְקְדֵ֛⁠ם</w:t>
       </w:r>
     </w:p>
     <w:p>
@@ -18047,6 +19503,20 @@
       </w:r>
       <w:r>
         <w:rPr>
+          <w:lang w:val="pt_PT" w:bidi="pt_PT"/>
+        </w:rPr>
+        <w:t>שָׁמַ֨עְתִּי֙ חֶרְפַּ֣ת</w:t>
+      </w:r>
+    </w:p>
+    <w:p>
+      <w:pPr/>
+      <w:r>
+        <w:rPr>
+          <w:lang w:val="pt_PT" w:bidi="pt_PT"/>
+        </w:rPr>
+      </w:r>
+      <w:r>
+        <w:rPr>
           <w:b/>
           <w:lang w:val="pt_PT" w:bidi="pt_PT"/>
         </w:rPr>
@@ -18204,6 +19674,20 @@
       </w:r>
       <w:r>
         <w:rPr>
+          <w:lang w:val="pt_PT" w:bidi="pt_PT"/>
+        </w:rPr>
+        <w:t>מוֹאָ֔ב</w:t>
+      </w:r>
+    </w:p>
+    <w:p>
+      <w:pPr/>
+      <w:r>
+        <w:rPr>
+          <w:lang w:val="pt_PT" w:bidi="pt_PT"/>
+        </w:rPr>
+      </w:r>
+      <w:r>
+        <w:rPr>
           <w:b/>
           <w:lang w:val="pt_PT" w:bidi="pt_PT"/>
         </w:rPr>
@@ -18346,6 +19830,20 @@
       </w:r>
       <w:r>
         <w:rPr>
+          <w:lang w:val="pt_PT" w:bidi="pt_PT"/>
+        </w:rPr>
+        <w:t>בְּנֵ֣י עַמּ֑וֹן</w:t>
+      </w:r>
+    </w:p>
+    <w:p>
+      <w:pPr/>
+      <w:r>
+        <w:rPr>
+          <w:lang w:val="pt_PT" w:bidi="pt_PT"/>
+        </w:rPr>
+      </w:r>
+      <w:r>
+        <w:rPr>
           <w:b/>
           <w:lang w:val="pt_PT" w:bidi="pt_PT"/>
         </w:rPr>
@@ -18482,6 +19980,20 @@
       </w:r>
       <w:r>
         <w:rPr>
+          <w:lang w:val="pt_PT" w:bidi="pt_PT"/>
+        </w:rPr>
+        <w:t>וַ⁠יַּגְדִּ֖ילוּ עַל־גְּבוּלָֽ⁠ם</w:t>
+      </w:r>
+    </w:p>
+    <w:p>
+      <w:pPr/>
+      <w:r>
+        <w:rPr>
+          <w:lang w:val="pt_PT" w:bidi="pt_PT"/>
+        </w:rPr>
+      </w:r>
+      <w:r>
+        <w:rPr>
           <w:b/>
           <w:lang w:val="pt_PT" w:bidi="pt_PT"/>
         </w:rPr>
@@ -18598,6 +20110,20 @@
       </w:r>
       <w:r>
         <w:rPr>
+          <w:lang w:val="pt_PT" w:bidi="pt_PT"/>
+        </w:rPr>
+        <w:t>לָ⁠כֵ֣ן חַי־אָ֡נִי &amp; כִּֽי</w:t>
+      </w:r>
+    </w:p>
+    <w:p>
+      <w:pPr/>
+      <w:r>
+        <w:rPr>
+          <w:lang w:val="pt_PT" w:bidi="pt_PT"/>
+        </w:rPr>
+      </w:r>
+      <w:r>
+        <w:rPr>
           <w:b/>
           <w:lang w:val="pt_PT" w:bidi="pt_PT"/>
         </w:rPr>
@@ -18836,6 +20362,20 @@
       </w:r>
       <w:r>
         <w:rPr>
+          <w:lang w:val="pt_PT" w:bidi="pt_PT"/>
+        </w:rPr>
+        <w:t>יְהוָ֨ה צְבָא֜וֹת</w:t>
+      </w:r>
+    </w:p>
+    <w:p>
+      <w:pPr/>
+      <w:r>
+        <w:rPr>
+          <w:lang w:val="pt_PT" w:bidi="pt_PT"/>
+        </w:rPr>
+      </w:r>
+      <w:r>
+        <w:rPr>
           <w:b/>
           <w:lang w:val="pt_PT" w:bidi="pt_PT"/>
         </w:rPr>
@@ -18921,6 +20461,20 @@
         <w:rPr>
           <w:lang w:val="pt_PT" w:bidi="pt_PT"/>
         </w:rPr>
+      </w:r>
+    </w:p>
+    <w:p>
+      <w:pPr/>
+      <w:r>
+        <w:rPr>
+          <w:lang w:val="pt_PT" w:bidi="pt_PT"/>
+        </w:rPr>
+      </w:r>
+      <w:r>
+        <w:rPr>
+          <w:lang w:val="pt_PT" w:bidi="pt_PT"/>
+        </w:rPr>
+        <w:t>מוֹאָ֞ב כִּ⁠סְדֹ֤ם תִּֽהְיֶה֙ וּ⁠בְנֵ֤י עַמּוֹן֙ כַּֽ⁠עֲמֹרָ֔ה</w:t>
       </w:r>
     </w:p>
     <w:p>
@@ -19446,6 +21000,20 @@
       </w:r>
       <w:r>
         <w:rPr>
+          <w:lang w:val="pt_PT" w:bidi="pt_PT"/>
+        </w:rPr>
+        <w:t>שְׁאֵרִ֤ית עַמִּ⁠י֙ יְבָזּ֔וּ⁠ם וְ⁠יֶ֥תֶר גּוֹיִ֖י יִנְחָלֽוּ⁠ם</w:t>
+      </w:r>
+    </w:p>
+    <w:p>
+      <w:pPr/>
+      <w:r>
+        <w:rPr>
+          <w:lang w:val="pt_PT" w:bidi="pt_PT"/>
+        </w:rPr>
+      </w:r>
+      <w:r>
+        <w:rPr>
           <w:b/>
           <w:lang w:val="pt_PT" w:bidi="pt_PT"/>
         </w:rPr>
@@ -19672,6 +21240,20 @@
       </w:r>
       <w:r>
         <w:rPr>
+          <w:lang w:val="pt_PT" w:bidi="pt_PT"/>
+        </w:rPr>
+        <w:t>זֹ֥את לָ⁠הֶ֖ם תַּ֣חַת גְּאוֹנָ֑⁠ם</w:t>
+      </w:r>
+    </w:p>
+    <w:p>
+      <w:pPr/>
+      <w:r>
+        <w:rPr>
+          <w:lang w:val="pt_PT" w:bidi="pt_PT"/>
+        </w:rPr>
+      </w:r>
+      <w:r>
+        <w:rPr>
           <w:b/>
           <w:lang w:val="pt_PT" w:bidi="pt_PT"/>
         </w:rPr>
@@ -19770,6 +21352,20 @@
         <w:rPr>
           <w:lang w:val="pt_PT" w:bidi="pt_PT"/>
         </w:rPr>
+      </w:r>
+    </w:p>
+    <w:p>
+      <w:pPr/>
+      <w:r>
+        <w:rPr>
+          <w:lang w:val="pt_PT" w:bidi="pt_PT"/>
+        </w:rPr>
+      </w:r>
+      <w:r>
+        <w:rPr>
+          <w:lang w:val="pt_PT" w:bidi="pt_PT"/>
+        </w:rPr>
+        <w:t>וַ⁠יַּגְדִּ֔לוּ עַל</w:t>
       </w:r>
     </w:p>
     <w:p>
@@ -19915,6 +21511,20 @@
       </w:r>
       <w:r>
         <w:rPr>
+          <w:lang w:val="pt_PT" w:bidi="pt_PT"/>
+        </w:rPr>
+        <w:t>יְהוָ֥ה צְבָאֽוֹת</w:t>
+      </w:r>
+    </w:p>
+    <w:p>
+      <w:pPr/>
+      <w:r>
+        <w:rPr>
+          <w:lang w:val="pt_PT" w:bidi="pt_PT"/>
+        </w:rPr>
+      </w:r>
+      <w:r>
+        <w:rPr>
           <w:b/>
           <w:lang w:val="pt_PT" w:bidi="pt_PT"/>
         </w:rPr>
@@ -20012,6 +21622,20 @@
       </w:r>
       <w:r>
         <w:rPr>
+          <w:lang w:val="pt_PT" w:bidi="pt_PT"/>
+        </w:rPr>
+        <w:t>רָזָ֔ה אֵ֖ת כָּל־אֱלֹהֵ֣י הָ⁠אָ֑רֶץ</w:t>
+      </w:r>
+    </w:p>
+    <w:p>
+      <w:pPr/>
+      <w:r>
+        <w:rPr>
+          <w:lang w:val="pt_PT" w:bidi="pt_PT"/>
+        </w:rPr>
+      </w:r>
+      <w:r>
+        <w:rPr>
           <w:b/>
           <w:lang w:val="pt_PT" w:bidi="pt_PT"/>
         </w:rPr>
@@ -20148,6 +21772,20 @@
       </w:r>
       <w:r>
         <w:rPr>
+          <w:lang w:val="pt_PT" w:bidi="pt_PT"/>
+        </w:rPr>
+        <w:t>וְ⁠יִשְׁתַּֽחֲווּ־ל⁠וֹ֙ &amp; כֹּ֖ל אִיֵּ֥י הַ⁠גּוֹיִֽם</w:t>
+      </w:r>
+    </w:p>
+    <w:p>
+      <w:pPr/>
+      <w:r>
+        <w:rPr>
+          <w:lang w:val="pt_PT" w:bidi="pt_PT"/>
+        </w:rPr>
+      </w:r>
+      <w:r>
+        <w:rPr>
           <w:b/>
           <w:lang w:val="pt_PT" w:bidi="pt_PT"/>
         </w:rPr>
@@ -20433,6 +22071,20 @@
       </w:r>
       <w:r>
         <w:rPr>
+          <w:lang w:val="pt_PT" w:bidi="pt_PT"/>
+        </w:rPr>
+        <w:t>אִ֣ישׁ מִ⁠מְּקוֹמ֔⁠וֹ</w:t>
+      </w:r>
+    </w:p>
+    <w:p>
+      <w:pPr/>
+      <w:r>
+        <w:rPr>
+          <w:lang w:val="pt_PT" w:bidi="pt_PT"/>
+        </w:rPr>
+      </w:r>
+      <w:r>
+        <w:rPr>
           <w:b/>
           <w:lang w:val="pt_PT" w:bidi="pt_PT"/>
         </w:rPr>
@@ -20556,6 +22208,20 @@
       </w:r>
       <w:r>
         <w:rPr>
+          <w:lang w:val="pt_PT" w:bidi="pt_PT"/>
+        </w:rPr>
+        <w:t>גַּם־אַתֶּ֣ם כּוּשִׁ֔ים</w:t>
+      </w:r>
+    </w:p>
+    <w:p>
+      <w:pPr/>
+      <w:r>
+        <w:rPr>
+          <w:lang w:val="pt_PT" w:bidi="pt_PT"/>
+        </w:rPr>
+      </w:r>
+      <w:r>
+        <w:rPr>
           <w:b/>
           <w:lang w:val="pt_PT" w:bidi="pt_PT"/>
         </w:rPr>
@@ -20653,6 +22319,20 @@
       </w:r>
       <w:r>
         <w:rPr>
+          <w:lang w:val="pt_PT" w:bidi="pt_PT"/>
+        </w:rPr>
+        <w:t>חַֽלְלֵ֥י חַרְבִּ֖⁠י הֵֽמָּה</w:t>
+      </w:r>
+    </w:p>
+    <w:p>
+      <w:pPr/>
+      <w:r>
+        <w:rPr>
+          <w:lang w:val="pt_PT" w:bidi="pt_PT"/>
+        </w:rPr>
+      </w:r>
+      <w:r>
+        <w:rPr>
           <w:b/>
           <w:lang w:val="pt_PT" w:bidi="pt_PT"/>
         </w:rPr>
@@ -20847,6 +22527,20 @@
       </w:r>
       <w:r>
         <w:rPr>
+          <w:lang w:val="pt_PT" w:bidi="pt_PT"/>
+        </w:rPr>
+        <w:t>חַֽלְלֵ֥י חַרְבִּ֖⁠י הֵֽמָּה</w:t>
+      </w:r>
+    </w:p>
+    <w:p>
+      <w:pPr/>
+      <w:r>
+        <w:rPr>
+          <w:lang w:val="pt_PT" w:bidi="pt_PT"/>
+        </w:rPr>
+      </w:r>
+      <w:r>
+        <w:rPr>
           <w:b/>
           <w:lang w:val="pt_PT" w:bidi="pt_PT"/>
         </w:rPr>
@@ -20959,6 +22653,20 @@
         <w:rPr>
           <w:lang w:val="pt_PT" w:bidi="pt_PT"/>
         </w:rPr>
+      </w:r>
+    </w:p>
+    <w:p>
+      <w:pPr/>
+      <w:r>
+        <w:rPr>
+          <w:lang w:val="pt_PT" w:bidi="pt_PT"/>
+        </w:rPr>
+      </w:r>
+      <w:r>
+        <w:rPr>
+          <w:lang w:val="pt_PT" w:bidi="pt_PT"/>
+        </w:rPr>
+        <w:t>וְ⁠יֵ֤ט יָד⁠וֹ֙ עַל־צָפ֔וֹן וִֽ⁠יאַבֵּ֖ד אֶת־אַשּׁ֑וּר</w:t>
       </w:r>
     </w:p>
     <w:p>
@@ -21200,6 +22908,20 @@
       </w:r>
       <w:r>
         <w:rPr>
+          <w:lang w:val="pt_PT" w:bidi="pt_PT"/>
+        </w:rPr>
+        <w:t>צָפ֔וֹן</w:t>
+      </w:r>
+    </w:p>
+    <w:p>
+      <w:pPr/>
+      <w:r>
+        <w:rPr>
+          <w:lang w:val="pt_PT" w:bidi="pt_PT"/>
+        </w:rPr>
+      </w:r>
+      <w:r>
+        <w:rPr>
           <w:b/>
           <w:lang w:val="pt_PT" w:bidi="pt_PT"/>
         </w:rPr>
@@ -21322,6 +23044,20 @@
       </w:r>
       <w:r>
         <w:rPr>
+          <w:lang w:val="pt_PT" w:bidi="pt_PT"/>
+        </w:rPr>
+        <w:t>בְ⁠תוֹכָ֤⁠הּ</w:t>
+      </w:r>
+    </w:p>
+    <w:p>
+      <w:pPr/>
+      <w:r>
+        <w:rPr>
+          <w:lang w:val="pt_PT" w:bidi="pt_PT"/>
+        </w:rPr>
+      </w:r>
+      <w:r>
+        <w:rPr>
           <w:b/>
           <w:lang w:val="pt_PT" w:bidi="pt_PT"/>
         </w:rPr>
@@ -21445,6 +23181,20 @@
       </w:r>
       <w:r>
         <w:rPr>
+          <w:lang w:val="pt_PT" w:bidi="pt_PT"/>
+        </w:rPr>
+        <w:t>כָּל־חַיְת⁠וֹ־ג֔וֹי</w:t>
+      </w:r>
+    </w:p>
+    <w:p>
+      <w:pPr/>
+      <w:r>
+        <w:rPr>
+          <w:lang w:val="pt_PT" w:bidi="pt_PT"/>
+        </w:rPr>
+      </w:r>
+      <w:r>
+        <w:rPr>
           <w:b/>
           <w:lang w:val="pt_PT" w:bidi="pt_PT"/>
         </w:rPr>
@@ -21594,6 +23344,20 @@
       </w:r>
       <w:r>
         <w:rPr>
+          <w:lang w:val="pt_PT" w:bidi="pt_PT"/>
+        </w:rPr>
+        <w:t>גַּם־קָאַת֙ גַּם־קִפֹּ֔ד</w:t>
+      </w:r>
+    </w:p>
+    <w:p>
+      <w:pPr/>
+      <w:r>
+        <w:rPr>
+          <w:lang w:val="pt_PT" w:bidi="pt_PT"/>
+        </w:rPr>
+      </w:r>
+      <w:r>
+        <w:rPr>
           <w:b/>
           <w:lang w:val="pt_PT" w:bidi="pt_PT"/>
         </w:rPr>
@@ -21736,6 +23500,20 @@
       </w:r>
       <w:r>
         <w:rPr>
+          <w:lang w:val="pt_PT" w:bidi="pt_PT"/>
+        </w:rPr>
+        <w:t>בְּ⁠כַפְתֹּרֶ֖י⁠הָ יָלִ֑ינוּ</w:t>
+      </w:r>
+    </w:p>
+    <w:p>
+      <w:pPr/>
+      <w:r>
+        <w:rPr>
+          <w:lang w:val="pt_PT" w:bidi="pt_PT"/>
+        </w:rPr>
+      </w:r>
+      <w:r>
+        <w:rPr>
           <w:b/>
           <w:lang w:val="pt_PT" w:bidi="pt_PT"/>
         </w:rPr>
@@ -21981,6 +23759,20 @@
       </w:r>
       <w:r>
         <w:rPr>
+          <w:lang w:val="pt_PT" w:bidi="pt_PT"/>
+        </w:rPr>
+        <w:t>ק֠וֹל יְשׁוֹרֵ֤ר בַּֽ⁠חַלּוֹן֙</w:t>
+      </w:r>
+    </w:p>
+    <w:p>
+      <w:pPr/>
+      <w:r>
+        <w:rPr>
+          <w:lang w:val="pt_PT" w:bidi="pt_PT"/>
+        </w:rPr>
+      </w:r>
+      <w:r>
+        <w:rPr>
           <w:b/>
           <w:lang w:val="pt_PT" w:bidi="pt_PT"/>
         </w:rPr>
@@ -22704,6 +24496,20 @@
       </w:r>
       <w:r>
         <w:rPr>
+          <w:lang w:val="pt_PT" w:bidi="pt_PT"/>
+        </w:rPr>
+        <w:t>אֵ֣יךְ ׀ הָיְתָ֣ה לְ⁠שַׁמָּ֗ה</w:t>
+      </w:r>
+    </w:p>
+    <w:p>
+      <w:pPr/>
+      <w:r>
+        <w:rPr>
+          <w:lang w:val="pt_PT" w:bidi="pt_PT"/>
+        </w:rPr>
+      </w:r>
+      <w:r>
+        <w:rPr>
           <w:b/>
           <w:lang w:val="pt_PT" w:bidi="pt_PT"/>
         </w:rPr>
@@ -22814,6 +24620,20 @@
       </w:r>
       <w:r>
         <w:rPr>
+          <w:lang w:val="pt_PT" w:bidi="pt_PT"/>
+        </w:rPr>
+        <w:t>מַרְבֵּץ֙ לַֽ⁠חַיָּ֔ה</w:t>
+      </w:r>
+    </w:p>
+    <w:p>
+      <w:pPr/>
+      <w:r>
+        <w:rPr>
+          <w:lang w:val="pt_PT" w:bidi="pt_PT"/>
+        </w:rPr>
+      </w:r>
+      <w:r>
+        <w:rPr>
           <w:b/>
           <w:lang w:val="pt_PT" w:bidi="pt_PT"/>
         </w:rPr>
@@ -23174,6 +24994,20 @@
       </w:r>
       <w:r>
         <w:rPr>
+          <w:lang w:val="pt_PT" w:bidi="pt_PT"/>
+        </w:rPr>
+        <w:t>מֹרְאָ֖ה וְ⁠נִגְאָלָ֑ה הָ⁠עִ֖יר הַ⁠יּוֹנָֽה</w:t>
+      </w:r>
+    </w:p>
+    <w:p>
+      <w:pPr/>
+      <w:r>
+        <w:rPr>
+          <w:lang w:val="pt_PT" w:bidi="pt_PT"/>
+        </w:rPr>
+      </w:r>
+      <w:r>
+        <w:rPr>
           <w:b/>
           <w:lang w:val="pt_PT" w:bidi="pt_PT"/>
         </w:rPr>
@@ -23309,6 +25143,20 @@
       </w:r>
       <w:r>
         <w:rPr>
+          <w:lang w:val="pt_PT" w:bidi="pt_PT"/>
+        </w:rPr>
+        <w:t>מֹרְאָ֖ה וְ⁠נִגְאָלָ֑ה הָ⁠עִ֖יר הַ⁠יּוֹנָֽה</w:t>
+      </w:r>
+    </w:p>
+    <w:p>
+      <w:pPr/>
+      <w:r>
+        <w:rPr>
+          <w:lang w:val="pt_PT" w:bidi="pt_PT"/>
+        </w:rPr>
+      </w:r>
+      <w:r>
+        <w:rPr>
           <w:b/>
           <w:lang w:val="pt_PT" w:bidi="pt_PT"/>
         </w:rPr>
@@ -23392,6 +25240,20 @@
       </w:r>
       <w:r>
         <w:rPr>
+          <w:lang w:val="pt_PT" w:bidi="pt_PT"/>
+        </w:rPr>
+        <w:t>מֹרְאָ֖ה וְ⁠נִגְאָלָ֑ה</w:t>
+      </w:r>
+    </w:p>
+    <w:p>
+      <w:pPr/>
+      <w:r>
+        <w:rPr>
+          <w:lang w:val="pt_PT" w:bidi="pt_PT"/>
+        </w:rPr>
+      </w:r>
+      <w:r>
+        <w:rPr>
           <w:b/>
           <w:lang w:val="pt_PT" w:bidi="pt_PT"/>
         </w:rPr>
@@ -23475,6 +25337,20 @@
       </w:r>
       <w:r>
         <w:rPr>
+          <w:lang w:val="pt_PT" w:bidi="pt_PT"/>
+        </w:rPr>
+        <w:t>לֹ֤א שָֽׁמְעָה֙ בְּ⁠ק֔וֹל</w:t>
+      </w:r>
+    </w:p>
+    <w:p>
+      <w:pPr/>
+      <w:r>
+        <w:rPr>
+          <w:lang w:val="pt_PT" w:bidi="pt_PT"/>
+        </w:rPr>
+      </w:r>
+      <w:r>
+        <w:rPr>
           <w:b/>
           <w:lang w:val="pt_PT" w:bidi="pt_PT"/>
         </w:rPr>
@@ -23584,6 +25460,20 @@
       </w:r>
       <w:r>
         <w:rPr>
+          <w:lang w:val="pt_PT" w:bidi="pt_PT"/>
+        </w:rPr>
+        <w:t>לֹ֤א שָֽׁמְעָה֙ בְּ⁠ק֔וֹל</w:t>
+      </w:r>
+    </w:p>
+    <w:p>
+      <w:pPr/>
+      <w:r>
+        <w:rPr>
+          <w:lang w:val="pt_PT" w:bidi="pt_PT"/>
+        </w:rPr>
+      </w:r>
+      <w:r>
+        <w:rPr>
           <w:b/>
           <w:lang w:val="pt_PT" w:bidi="pt_PT"/>
         </w:rPr>
@@ -23693,6 +25583,20 @@
       </w:r>
       <w:r>
         <w:rPr>
+          <w:lang w:val="pt_PT" w:bidi="pt_PT"/>
+        </w:rPr>
+        <w:t>אֶל־אֱלֹהֶ֖י⁠הָ לֹ֥א קָרֵֽבָה</w:t>
+      </w:r>
+    </w:p>
+    <w:p>
+      <w:pPr/>
+      <w:r>
+        <w:rPr>
+          <w:lang w:val="pt_PT" w:bidi="pt_PT"/>
+        </w:rPr>
+      </w:r>
+      <w:r>
+        <w:rPr>
           <w:b/>
           <w:lang w:val="pt_PT" w:bidi="pt_PT"/>
         </w:rPr>
@@ -23804,6 +25708,20 @@
         <w:rPr>
           <w:lang w:val="pt_PT" w:bidi="pt_PT"/>
         </w:rPr>
+      </w:r>
+    </w:p>
+    <w:p>
+      <w:pPr/>
+      <w:r>
+        <w:rPr>
+          <w:lang w:val="pt_PT" w:bidi="pt_PT"/>
+        </w:rPr>
+      </w:r>
+      <w:r>
+        <w:rPr>
+          <w:lang w:val="pt_PT" w:bidi="pt_PT"/>
+        </w:rPr>
+        <w:t>שָׂרֶ֣י⁠הָ</w:t>
       </w:r>
     </w:p>
     <w:p>
@@ -23916,6 +25834,20 @@
       </w:r>
       <w:r>
         <w:rPr>
+          <w:lang w:val="pt_PT" w:bidi="pt_PT"/>
+        </w:rPr>
+        <w:t>בְ⁠קִרְבָּ֔⁠הּ אֲרָי֖וֹת שֹֽׁאֲגִ֑ים</w:t>
+      </w:r>
+    </w:p>
+    <w:p>
+      <w:pPr/>
+      <w:r>
+        <w:rPr>
+          <w:lang w:val="pt_PT" w:bidi="pt_PT"/>
+        </w:rPr>
+      </w:r>
+      <w:r>
+        <w:rPr>
           <w:b/>
           <w:lang w:val="pt_PT" w:bidi="pt_PT"/>
         </w:rPr>
@@ -24025,6 +25957,20 @@
       </w:r>
       <w:r>
         <w:rPr>
+          <w:lang w:val="pt_PT" w:bidi="pt_PT"/>
+        </w:rPr>
+        <w:t>זְאֵ֣בֵי עֶ֔רֶב</w:t>
+      </w:r>
+    </w:p>
+    <w:p>
+      <w:pPr/>
+      <w:r>
+        <w:rPr>
+          <w:lang w:val="pt_PT" w:bidi="pt_PT"/>
+        </w:rPr>
+      </w:r>
+      <w:r>
+        <w:rPr>
           <w:b/>
           <w:lang w:val="pt_PT" w:bidi="pt_PT"/>
         </w:rPr>
@@ -24160,6 +26106,20 @@
       </w:r>
       <w:r>
         <w:rPr>
+          <w:lang w:val="pt_PT" w:bidi="pt_PT"/>
+        </w:rPr>
+        <w:t>לֹ֥א גָרְמ֖וּ לַ⁠בֹּֽקֶר</w:t>
+      </w:r>
+    </w:p>
+    <w:p>
+      <w:pPr/>
+      <w:r>
+        <w:rPr>
+          <w:lang w:val="pt_PT" w:bidi="pt_PT"/>
+        </w:rPr>
+      </w:r>
+      <w:r>
+        <w:rPr>
           <w:b/>
           <w:lang w:val="pt_PT" w:bidi="pt_PT"/>
         </w:rPr>
@@ -24282,6 +26242,20 @@
       </w:r>
       <w:r>
         <w:rPr>
+          <w:lang w:val="pt_PT" w:bidi="pt_PT"/>
+        </w:rPr>
+        <w:t>פֹּֽחֲזִ֔ים</w:t>
+      </w:r>
+    </w:p>
+    <w:p>
+      <w:pPr/>
+      <w:r>
+        <w:rPr>
+          <w:lang w:val="pt_PT" w:bidi="pt_PT"/>
+        </w:rPr>
+      </w:r>
+      <w:r>
+        <w:rPr>
           <w:b/>
           <w:lang w:val="pt_PT" w:bidi="pt_PT"/>
         </w:rPr>
@@ -24404,6 +26378,20 @@
       </w:r>
       <w:r>
         <w:rPr>
+          <w:lang w:val="pt_PT" w:bidi="pt_PT"/>
+        </w:rPr>
+        <w:t>אַנְשֵׁ֖י בֹּֽגְד֑וֹת</w:t>
+      </w:r>
+    </w:p>
+    <w:p>
+      <w:pPr/>
+      <w:r>
+        <w:rPr>
+          <w:lang w:val="pt_PT" w:bidi="pt_PT"/>
+        </w:rPr>
+      </w:r>
+      <w:r>
+        <w:rPr>
           <w:b/>
           <w:lang w:val="pt_PT" w:bidi="pt_PT"/>
         </w:rPr>
@@ -24526,6 +26514,20 @@
       </w:r>
       <w:r>
         <w:rPr>
+          <w:lang w:val="pt_PT" w:bidi="pt_PT"/>
+        </w:rPr>
+        <w:t>אַנְשֵׁ֖י בֹּֽגְד֑וֹת</w:t>
+      </w:r>
+    </w:p>
+    <w:p>
+      <w:pPr/>
+      <w:r>
+        <w:rPr>
+          <w:lang w:val="pt_PT" w:bidi="pt_PT"/>
+        </w:rPr>
+      </w:r>
+      <w:r>
+        <w:rPr>
           <w:b/>
           <w:lang w:val="pt_PT" w:bidi="pt_PT"/>
         </w:rPr>
@@ -24648,6 +26650,20 @@
       </w:r>
       <w:r>
         <w:rPr>
+          <w:lang w:val="pt_PT" w:bidi="pt_PT"/>
+        </w:rPr>
+        <w:t>חִלְּלוּ־קֹ֔דֶשׁ</w:t>
+      </w:r>
+    </w:p>
+    <w:p>
+      <w:pPr/>
+      <w:r>
+        <w:rPr>
+          <w:lang w:val="pt_PT" w:bidi="pt_PT"/>
+        </w:rPr>
+      </w:r>
+      <w:r>
+        <w:rPr>
           <w:b/>
           <w:lang w:val="pt_PT" w:bidi="pt_PT"/>
         </w:rPr>
@@ -24770,6 +26786,20 @@
       </w:r>
       <w:r>
         <w:rPr>
+          <w:lang w:val="pt_PT" w:bidi="pt_PT"/>
+        </w:rPr>
+        <w:t>לֹ֥א יַעֲשֶׂ֖ה עַוְלָ֑ה</w:t>
+      </w:r>
+    </w:p>
+    <w:p>
+      <w:pPr/>
+      <w:r>
+        <w:rPr>
+          <w:lang w:val="pt_PT" w:bidi="pt_PT"/>
+        </w:rPr>
+      </w:r>
+      <w:r>
+        <w:rPr>
           <w:b/>
           <w:lang w:val="pt_PT" w:bidi="pt_PT"/>
         </w:rPr>
@@ -24879,6 +26909,20 @@
       </w:r>
       <w:r>
         <w:rPr>
+          <w:lang w:val="pt_PT" w:bidi="pt_PT"/>
+        </w:rPr>
+        <w:t>בַּ⁠בֹּ֨קֶר בַּ⁠בֹּ֜קֶר מִשְׁפָּט֨⁠וֹ יִתֵּ֤ן לָ⁠אוֹר֙ לֹ֣א נֶעְדָּ֔ר</w:t>
+      </w:r>
+    </w:p>
+    <w:p>
+      <w:pPr/>
+      <w:r>
+        <w:rPr>
+          <w:lang w:val="pt_PT" w:bidi="pt_PT"/>
+        </w:rPr>
+      </w:r>
+      <w:r>
+        <w:rPr>
           <w:b/>
           <w:lang w:val="pt_PT" w:bidi="pt_PT"/>
         </w:rPr>
@@ -25014,6 +27058,20 @@
       </w:r>
       <w:r>
         <w:rPr>
+          <w:lang w:val="pt_PT" w:bidi="pt_PT"/>
+        </w:rPr>
+        <w:t>בַּ⁠בֹּ֨קֶר בַּ⁠בֹּ֜קֶר</w:t>
+      </w:r>
+    </w:p>
+    <w:p>
+      <w:pPr/>
+      <w:r>
+        <w:rPr>
+          <w:lang w:val="pt_PT" w:bidi="pt_PT"/>
+        </w:rPr>
+      </w:r>
+      <w:r>
+        <w:rPr>
           <w:b/>
           <w:lang w:val="pt_PT" w:bidi="pt_PT"/>
         </w:rPr>
@@ -25123,6 +27181,20 @@
       </w:r>
       <w:r>
         <w:rPr>
+          <w:lang w:val="pt_PT" w:bidi="pt_PT"/>
+        </w:rPr>
+        <w:t>בַּ⁠בֹּ֨קֶר בַּ⁠בֹּ֜קֶר</w:t>
+      </w:r>
+    </w:p>
+    <w:p>
+      <w:pPr/>
+      <w:r>
+        <w:rPr>
+          <w:lang w:val="pt_PT" w:bidi="pt_PT"/>
+        </w:rPr>
+      </w:r>
+      <w:r>
+        <w:rPr>
           <w:b/>
           <w:lang w:val="pt_PT" w:bidi="pt_PT"/>
         </w:rPr>
@@ -25219,6 +27291,20 @@
       </w:r>
       <w:r>
         <w:rPr>
+          <w:lang w:val="pt_PT" w:bidi="pt_PT"/>
+        </w:rPr>
+        <w:t>מִשְׁפָּט֨⁠וֹ יִתֵּ֤ן</w:t>
+      </w:r>
+    </w:p>
+    <w:p>
+      <w:pPr/>
+      <w:r>
+        <w:rPr>
+          <w:lang w:val="pt_PT" w:bidi="pt_PT"/>
+        </w:rPr>
+      </w:r>
+      <w:r>
+        <w:rPr>
           <w:b/>
           <w:lang w:val="pt_PT" w:bidi="pt_PT"/>
         </w:rPr>
@@ -25328,6 +27414,20 @@
       </w:r>
       <w:r>
         <w:rPr>
+          <w:lang w:val="pt_PT" w:bidi="pt_PT"/>
+        </w:rPr>
+        <w:t>לֹ֣א נֶעְדָּ֔ר</w:t>
+      </w:r>
+    </w:p>
+    <w:p>
+      <w:pPr/>
+      <w:r>
+        <w:rPr>
+          <w:lang w:val="pt_PT" w:bidi="pt_PT"/>
+        </w:rPr>
+      </w:r>
+      <w:r>
+        <w:rPr>
           <w:b/>
           <w:lang w:val="pt_PT" w:bidi="pt_PT"/>
         </w:rPr>
@@ -25424,6 +27524,20 @@
       </w:r>
       <w:r>
         <w:rPr>
+          <w:lang w:val="pt_PT" w:bidi="pt_PT"/>
+        </w:rPr>
+        <w:t>לֹ֣א נֶעְדָּ֔ר</w:t>
+      </w:r>
+    </w:p>
+    <w:p>
+      <w:pPr/>
+      <w:r>
+        <w:rPr>
+          <w:lang w:val="pt_PT" w:bidi="pt_PT"/>
+        </w:rPr>
+      </w:r>
+      <w:r>
+        <w:rPr>
           <w:b/>
           <w:lang w:val="pt_PT" w:bidi="pt_PT"/>
         </w:rPr>
@@ -25546,6 +27660,20 @@
       </w:r>
       <w:r>
         <w:rPr>
+          <w:lang w:val="pt_PT" w:bidi="pt_PT"/>
+        </w:rPr>
+        <w:t>וְ⁠לֹֽא־יוֹדֵ֥עַ עַוָּ֖ל בֹּֽשֶׁת</w:t>
+      </w:r>
+    </w:p>
+    <w:p>
+      <w:pPr/>
+      <w:r>
+        <w:rPr>
+          <w:lang w:val="pt_PT" w:bidi="pt_PT"/>
+        </w:rPr>
+      </w:r>
+      <w:r>
+        <w:rPr>
           <w:b/>
           <w:lang w:val="pt_PT" w:bidi="pt_PT"/>
         </w:rPr>
@@ -25919,6 +28047,20 @@
         <w:rPr>
           <w:lang w:val="pt_PT" w:bidi="pt_PT"/>
         </w:rPr>
+      </w:r>
+    </w:p>
+    <w:p>
+      <w:pPr/>
+      <w:r>
+        <w:rPr>
+          <w:lang w:val="pt_PT" w:bidi="pt_PT"/>
+        </w:rPr>
+      </w:r>
+      <w:r>
+        <w:rPr>
+          <w:lang w:val="pt_PT" w:bidi="pt_PT"/>
+        </w:rPr>
+        <w:t>הִכְרַ֣תִּי</w:t>
       </w:r>
     </w:p>
     <w:p>
@@ -26056,6 +28198,20 @@
       </w:r>
       <w:r>
         <w:rPr>
+          <w:lang w:val="pt_PT" w:bidi="pt_PT"/>
+        </w:rPr>
+        <w:t>נָשַׁ֨מּוּ֙ פִּנּוֹתָ֔⁠ם</w:t>
+      </w:r>
+    </w:p>
+    <w:p>
+      <w:pPr/>
+      <w:r>
+        <w:rPr>
+          <w:lang w:val="pt_PT" w:bidi="pt_PT"/>
+        </w:rPr>
+      </w:r>
+      <w:r>
+        <w:rPr>
           <w:b/>
           <w:lang w:val="pt_PT" w:bidi="pt_PT"/>
         </w:rPr>
@@ -26128,6 +28284,20 @@
         <w:rPr>
           <w:lang w:val="pt_PT" w:bidi="pt_PT"/>
         </w:rPr>
+      </w:r>
+    </w:p>
+    <w:p>
+      <w:pPr/>
+      <w:r>
+        <w:rPr>
+          <w:lang w:val="pt_PT" w:bidi="pt_PT"/>
+        </w:rPr>
+      </w:r>
+      <w:r>
+        <w:rPr>
+          <w:lang w:val="pt_PT" w:bidi="pt_PT"/>
+        </w:rPr>
+        <w:t>פִּנּוֹתָ֔⁠ם</w:t>
       </w:r>
     </w:p>
     <w:p>
@@ -26266,6 +28436,20 @@
       </w:r>
       <w:r>
         <w:rPr>
+          <w:lang w:val="pt_PT" w:bidi="pt_PT"/>
+        </w:rPr>
+        <w:t>נִצְדּ֧וּ עָרֵי⁠הֶ֛ם</w:t>
+      </w:r>
+    </w:p>
+    <w:p>
+      <w:pPr/>
+      <w:r>
+        <w:rPr>
+          <w:lang w:val="pt_PT" w:bidi="pt_PT"/>
+        </w:rPr>
+      </w:r>
+      <w:r>
+        <w:rPr>
           <w:b/>
           <w:lang w:val="pt_PT" w:bidi="pt_PT"/>
         </w:rPr>
@@ -26338,6 +28522,20 @@
         <w:rPr>
           <w:lang w:val="pt_PT" w:bidi="pt_PT"/>
         </w:rPr>
+      </w:r>
+    </w:p>
+    <w:p>
+      <w:pPr/>
+      <w:r>
+        <w:rPr>
+          <w:lang w:val="pt_PT" w:bidi="pt_PT"/>
+        </w:rPr>
+      </w:r>
+      <w:r>
+        <w:rPr>
+          <w:lang w:val="pt_PT" w:bidi="pt_PT"/>
+        </w:rPr>
+        <w:t>מִ⁠בְּלִי־אִ֖ישׁ מֵ⁠אֵ֥ין יוֹשֵֽׁב</w:t>
       </w:r>
     </w:p>
     <w:p>
@@ -26865,6 +29063,20 @@
       </w:r>
       <w:r>
         <w:rPr>
+          <w:lang w:val="pt_PT" w:bidi="pt_PT"/>
+        </w:rPr>
+        <w:t>הִשְׁכִּ֣ימוּ הִשְׁחִ֔יתוּ כֹּ֖ל עֲלִילוֹתָֽ⁠ם</w:t>
+      </w:r>
+    </w:p>
+    <w:p>
+      <w:pPr/>
+      <w:r>
+        <w:rPr>
+          <w:lang w:val="pt_PT" w:bidi="pt_PT"/>
+        </w:rPr>
+      </w:r>
+      <w:r>
+        <w:rPr>
           <w:b/>
           <w:lang w:val="pt_PT" w:bidi="pt_PT"/>
         </w:rPr>
@@ -27225,6 +29437,20 @@
       </w:r>
       <w:r>
         <w:rPr>
+          <w:lang w:val="pt_PT" w:bidi="pt_PT"/>
+        </w:rPr>
+        <w:t>לָ⁠כֵ֤ן חַכּוּ־לִ⁠י֙ נְאֻם־יְהוָ֔ה לְ⁠י֖וֹם קוּמִ֣⁠י לְ⁠עַ֑ד</w:t>
+      </w:r>
+    </w:p>
+    <w:p>
+      <w:pPr/>
+      <w:r>
+        <w:rPr>
+          <w:lang w:val="pt_PT" w:bidi="pt_PT"/>
+        </w:rPr>
+      </w:r>
+      <w:r>
+        <w:rPr>
           <w:b/>
           <w:lang w:val="pt_PT" w:bidi="pt_PT"/>
         </w:rPr>
@@ -27378,6 +29604,20 @@
       </w:r>
       <w:r>
         <w:rPr>
+          <w:lang w:val="pt_PT" w:bidi="pt_PT"/>
+        </w:rPr>
+        <w:t>לְ⁠י֖וֹם קוּמִ֣⁠י</w:t>
+      </w:r>
+    </w:p>
+    <w:p>
+      <w:pPr/>
+      <w:r>
+        <w:rPr>
+          <w:lang w:val="pt_PT" w:bidi="pt_PT"/>
+        </w:rPr>
+      </w:r>
+      <w:r>
+        <w:rPr>
           <w:b/>
           <w:lang w:val="pt_PT" w:bidi="pt_PT"/>
         </w:rPr>
@@ -27463,6 +29703,20 @@
         <w:rPr>
           <w:lang w:val="pt_PT" w:bidi="pt_PT"/>
         </w:rPr>
+      </w:r>
+    </w:p>
+    <w:p>
+      <w:pPr/>
+      <w:r>
+        <w:rPr>
+          <w:lang w:val="pt_PT" w:bidi="pt_PT"/>
+        </w:rPr>
+      </w:r>
+      <w:r>
+        <w:rPr>
+          <w:lang w:val="pt_PT" w:bidi="pt_PT"/>
+        </w:rPr>
+        <w:t>לְ⁠עַ֑ד</w:t>
       </w:r>
     </w:p>
     <w:p>
@@ -27627,6 +29881,20 @@
       </w:r>
       <w:r>
         <w:rPr>
+          <w:lang w:val="pt_PT" w:bidi="pt_PT"/>
+        </w:rPr>
+        <w:t>לְ⁠עַ֑ד</w:t>
+      </w:r>
+    </w:p>
+    <w:p>
+      <w:pPr/>
+      <w:r>
+        <w:rPr>
+          <w:lang w:val="pt_PT" w:bidi="pt_PT"/>
+        </w:rPr>
+      </w:r>
+      <w:r>
+        <w:rPr>
           <w:b/>
           <w:lang w:val="pt_PT" w:bidi="pt_PT"/>
         </w:rPr>
@@ -27749,6 +30017,20 @@
       </w:r>
       <w:r>
         <w:rPr>
+          <w:lang w:val="pt_PT" w:bidi="pt_PT"/>
+        </w:rPr>
+        <w:t>לִ⁠שְׁפֹּ֨ךְ עֲלֵי⁠הֶ֤ם זַעְמִ⁠י֙</w:t>
+      </w:r>
+    </w:p>
+    <w:p>
+      <w:pPr/>
+      <w:r>
+        <w:rPr>
+          <w:lang w:val="pt_PT" w:bidi="pt_PT"/>
+        </w:rPr>
+      </w:r>
+      <w:r>
+        <w:rPr>
           <w:b/>
           <w:lang w:val="pt_PT" w:bidi="pt_PT"/>
         </w:rPr>
@@ -27847,6 +30129,20 @@
         <w:rPr>
           <w:lang w:val="pt_PT" w:bidi="pt_PT"/>
         </w:rPr>
+      </w:r>
+    </w:p>
+    <w:p>
+      <w:pPr/>
+      <w:r>
+        <w:rPr>
+          <w:lang w:val="pt_PT" w:bidi="pt_PT"/>
+        </w:rPr>
+      </w:r>
+      <w:r>
+        <w:rPr>
+          <w:lang w:val="pt_PT" w:bidi="pt_PT"/>
+        </w:rPr>
+        <w:t>כֹּ֚ל חֲר֣וֹן אַפִּ֔⁠י</w:t>
       </w:r>
     </w:p>
     <w:p>
@@ -27998,6 +30294,20 @@
       </w:r>
       <w:r>
         <w:rPr>
+          <w:lang w:val="pt_PT" w:bidi="pt_PT"/>
+        </w:rPr>
+        <w:t>בְּ⁠אֵ֣שׁ קִנְאָתִ֔⁠י תֵּאָכֵ֖ל כָּל־הָ⁠אָֽרֶץ</w:t>
+      </w:r>
+    </w:p>
+    <w:p>
+      <w:pPr/>
+      <w:r>
+        <w:rPr>
+          <w:lang w:val="pt_PT" w:bidi="pt_PT"/>
+        </w:rPr>
+      </w:r>
+      <w:r>
+        <w:rPr>
           <w:b/>
           <w:lang w:val="pt_PT" w:bidi="pt_PT"/>
         </w:rPr>
@@ -28099,6 +30409,20 @@
       </w:r>
       <w:r>
         <w:rPr>
+          <w:lang w:val="pt_PT" w:bidi="pt_PT"/>
+        </w:rPr>
+        <w:t>כִּֽי &amp; אֶהְפֹּ֥ךְ אֶל־עַמִּ֖ים שָׂפָ֣ה בְרוּרָ֑ה לִ⁠קְרֹ֤א כֻלָּ⁠ם֙ בְּ⁠שֵׁ֣ם יְהוָ֔ה</w:t>
+      </w:r>
+    </w:p>
+    <w:p>
+      <w:pPr/>
+      <w:r>
+        <w:rPr>
+          <w:lang w:val="pt_PT" w:bidi="pt_PT"/>
+        </w:rPr>
+      </w:r>
+      <w:r>
+        <w:rPr>
           <w:b/>
           <w:lang w:val="pt_PT" w:bidi="pt_PT"/>
         </w:rPr>
@@ -28348,6 +30672,20 @@
       </w:r>
       <w:r>
         <w:rPr>
+          <w:lang w:val="pt_PT" w:bidi="pt_PT"/>
+        </w:rPr>
+        <w:t>לִ⁠קְרֹ֤א כֻלָּ⁠ם֙ בְּ⁠שֵׁ֣ם יְהוָ֔ה</w:t>
+      </w:r>
+    </w:p>
+    <w:p>
+      <w:pPr/>
+      <w:r>
+        <w:rPr>
+          <w:lang w:val="pt_PT" w:bidi="pt_PT"/>
+        </w:rPr>
+      </w:r>
+      <w:r>
+        <w:rPr>
           <w:b/>
           <w:lang w:val="pt_PT" w:bidi="pt_PT"/>
         </w:rPr>
@@ -28553,6 +30891,20 @@
       </w:r>
       <w:r>
         <w:rPr>
+          <w:lang w:val="pt_PT" w:bidi="pt_PT"/>
+        </w:rPr>
+        <w:t>שְׁכֶ֥ם אֶחָֽד</w:t>
+      </w:r>
+    </w:p>
+    <w:p>
+      <w:pPr/>
+      <w:r>
+        <w:rPr>
+          <w:lang w:val="pt_PT" w:bidi="pt_PT"/>
+        </w:rPr>
+      </w:r>
+      <w:r>
+        <w:rPr>
           <w:b/>
           <w:lang w:val="pt_PT" w:bidi="pt_PT"/>
         </w:rPr>
@@ -28649,6 +31001,20 @@
       </w:r>
       <w:r>
         <w:rPr>
+          <w:lang w:val="pt_PT" w:bidi="pt_PT"/>
+        </w:rPr>
+        <w:t>מֵ⁠עֵ֖בֶר לְ⁠נַֽהֲרֵי־כ֑וּשׁ</w:t>
+      </w:r>
+    </w:p>
+    <w:p>
+      <w:pPr/>
+      <w:r>
+        <w:rPr>
+          <w:lang w:val="pt_PT" w:bidi="pt_PT"/>
+        </w:rPr>
+      </w:r>
+      <w:r>
+        <w:rPr>
           <w:b/>
           <w:lang w:val="pt_PT" w:bidi="pt_PT"/>
         </w:rPr>
@@ -28758,6 +31124,20 @@
       </w:r>
       <w:r>
         <w:rPr>
+          <w:lang w:val="pt_PT" w:bidi="pt_PT"/>
+        </w:rPr>
+        <w:t>בַּת־פוּצַ֔⁠י</w:t>
+      </w:r>
+    </w:p>
+    <w:p>
+      <w:pPr/>
+      <w:r>
+        <w:rPr>
+          <w:lang w:val="pt_PT" w:bidi="pt_PT"/>
+        </w:rPr>
+      </w:r>
+      <w:r>
+        <w:rPr>
           <w:b/>
           <w:lang w:val="pt_PT" w:bidi="pt_PT"/>
         </w:rPr>
@@ -28880,6 +31260,20 @@
       </w:r>
       <w:r>
         <w:rPr>
+          <w:lang w:val="pt_PT" w:bidi="pt_PT"/>
+        </w:rPr>
+        <w:t>בַּת־פוּצַ֔⁠י</w:t>
+      </w:r>
+    </w:p>
+    <w:p>
+      <w:pPr/>
+      <w:r>
+        <w:rPr>
+          <w:lang w:val="pt_PT" w:bidi="pt_PT"/>
+        </w:rPr>
+      </w:r>
+      <w:r>
+        <w:rPr>
           <w:b/>
           <w:lang w:val="pt_PT" w:bidi="pt_PT"/>
         </w:rPr>
@@ -28963,6 +31357,20 @@
       </w:r>
       <w:r>
         <w:rPr>
+          <w:lang w:val="pt_PT" w:bidi="pt_PT"/>
+        </w:rPr>
+        <w:t>יוֹבִל֖וּ⁠ן מִנְחָתִֽ⁠י</w:t>
+      </w:r>
+    </w:p>
+    <w:p>
+      <w:pPr/>
+      <w:r>
+        <w:rPr>
+          <w:lang w:val="pt_PT" w:bidi="pt_PT"/>
+        </w:rPr>
+      </w:r>
+      <w:r>
+        <w:rPr>
           <w:b/>
           <w:lang w:val="pt_PT" w:bidi="pt_PT"/>
         </w:rPr>
@@ -29074,6 +31482,20 @@
         <w:rPr>
           <w:lang w:val="pt_PT" w:bidi="pt_PT"/>
         </w:rPr>
+      </w:r>
+    </w:p>
+    <w:p>
+      <w:pPr/>
+      <w:r>
+        <w:rPr>
+          <w:lang w:val="pt_PT" w:bidi="pt_PT"/>
+        </w:rPr>
+      </w:r>
+      <w:r>
+        <w:rPr>
+          <w:lang w:val="pt_PT" w:bidi="pt_PT"/>
+        </w:rPr>
+        <w:t>לֹ֤א תֵב֨וֹשִׁי֙ &amp; עֲלִילֹתַ֔יִ⁠ךְ</w:t>
       </w:r>
     </w:p>
     <w:p>
@@ -29225,6 +31647,20 @@
       </w:r>
       <w:r>
         <w:rPr>
+          <w:lang w:val="pt_PT" w:bidi="pt_PT"/>
+        </w:rPr>
+        <w:t>עַלִּיזֵי֙ גַּאֲוָתֵ֔⁠ךְ</w:t>
+      </w:r>
+    </w:p>
+    <w:p>
+      <w:pPr/>
+      <w:r>
+        <w:rPr>
+          <w:lang w:val="pt_PT" w:bidi="pt_PT"/>
+        </w:rPr>
+      </w:r>
+      <w:r>
+        <w:rPr>
           <w:b/>
           <w:lang w:val="pt_PT" w:bidi="pt_PT"/>
         </w:rPr>
@@ -29334,6 +31770,20 @@
       </w:r>
       <w:r>
         <w:rPr>
+          <w:lang w:val="pt_PT" w:bidi="pt_PT"/>
+        </w:rPr>
+        <w:t>בְ⁠קִרְבֵּ֔⁠ךְ</w:t>
+      </w:r>
+    </w:p>
+    <w:p>
+      <w:pPr/>
+      <w:r>
+        <w:rPr>
+          <w:lang w:val="pt_PT" w:bidi="pt_PT"/>
+        </w:rPr>
+      </w:r>
+      <w:r>
+        <w:rPr>
           <w:b/>
           <w:lang w:val="pt_PT" w:bidi="pt_PT"/>
         </w:rPr>
@@ -29430,6 +31880,20 @@
       </w:r>
       <w:r>
         <w:rPr>
+          <w:lang w:val="pt_PT" w:bidi="pt_PT"/>
+        </w:rPr>
+        <w:t>עַ֥ם עָנִ֖י וָ⁠דָ֑ל</w:t>
+      </w:r>
+    </w:p>
+    <w:p>
+      <w:pPr/>
+      <w:r>
+        <w:rPr>
+          <w:lang w:val="pt_PT" w:bidi="pt_PT"/>
+        </w:rPr>
+      </w:r>
+      <w:r>
+        <w:rPr>
           <w:b/>
           <w:lang w:val="pt_PT" w:bidi="pt_PT"/>
         </w:rPr>
@@ -30455,6 +32919,20 @@
       </w:r>
       <w:r>
         <w:rPr>
+          <w:lang w:val="pt_PT" w:bidi="pt_PT"/>
+        </w:rPr>
+        <w:t>רָנִּי֙ &amp; הָרִ֖יעוּ &amp; שִׂמְחִ֤י וְ⁠עָלְזִי֙</w:t>
+      </w:r>
+    </w:p>
+    <w:p>
+      <w:pPr/>
+      <w:r>
+        <w:rPr>
+          <w:lang w:val="pt_PT" w:bidi="pt_PT"/>
+        </w:rPr>
+      </w:r>
+      <w:r>
+        <w:rPr>
           <w:b/>
           <w:lang w:val="pt_PT" w:bidi="pt_PT"/>
         </w:rPr>
@@ -30566,6 +33044,20 @@
         <w:rPr>
           <w:lang w:val="pt_PT" w:bidi="pt_PT"/>
         </w:rPr>
+      </w:r>
+    </w:p>
+    <w:p>
+      <w:pPr/>
+      <w:r>
+        <w:rPr>
+          <w:lang w:val="pt_PT" w:bidi="pt_PT"/>
+        </w:rPr>
+      </w:r>
+      <w:r>
+        <w:rPr>
+          <w:lang w:val="pt_PT" w:bidi="pt_PT"/>
+        </w:rPr>
+        <w:t>בַּת־צִיּ֔וֹן</w:t>
       </w:r>
     </w:p>
     <w:p>
@@ -30704,6 +33196,20 @@
       </w:r>
       <w:r>
         <w:rPr>
+          <w:lang w:val="pt_PT" w:bidi="pt_PT"/>
+        </w:rPr>
+        <w:t>בַּת־צִיּ֔וֹן</w:t>
+      </w:r>
+    </w:p>
+    <w:p>
+      <w:pPr/>
+      <w:r>
+        <w:rPr>
+          <w:lang w:val="pt_PT" w:bidi="pt_PT"/>
+        </w:rPr>
+      </w:r>
+      <w:r>
+        <w:rPr>
           <w:b/>
           <w:lang w:val="pt_PT" w:bidi="pt_PT"/>
         </w:rPr>
@@ -30813,6 +33319,20 @@
       </w:r>
       <w:r>
         <w:rPr>
+          <w:lang w:val="pt_PT" w:bidi="pt_PT"/>
+        </w:rPr>
+        <w:t>יִשְׂרָאֵ֑ל</w:t>
+      </w:r>
+    </w:p>
+    <w:p>
+      <w:pPr/>
+      <w:r>
+        <w:rPr>
+          <w:lang w:val="pt_PT" w:bidi="pt_PT"/>
+        </w:rPr>
+      </w:r>
+      <w:r>
+        <w:rPr>
           <w:b/>
           <w:lang w:val="pt_PT" w:bidi="pt_PT"/>
         </w:rPr>
@@ -30922,6 +33442,20 @@
       </w:r>
       <w:r>
         <w:rPr>
+          <w:lang w:val="pt_PT" w:bidi="pt_PT"/>
+        </w:rPr>
+        <w:t>שִׂמְחִ֤י וְ⁠עָלְזִי֙</w:t>
+      </w:r>
+    </w:p>
+    <w:p>
+      <w:pPr/>
+      <w:r>
+        <w:rPr>
+          <w:lang w:val="pt_PT" w:bidi="pt_PT"/>
+        </w:rPr>
+      </w:r>
+      <w:r>
+        <w:rPr>
           <w:b/>
           <w:lang w:val="pt_PT" w:bidi="pt_PT"/>
         </w:rPr>
@@ -31044,6 +33578,20 @@
       </w:r>
       <w:r>
         <w:rPr>
+          <w:lang w:val="pt_PT" w:bidi="pt_PT"/>
+        </w:rPr>
+        <w:t>בְּ⁠כָל־לֵ֔ב</w:t>
+      </w:r>
+    </w:p>
+    <w:p>
+      <w:pPr/>
+      <w:r>
+        <w:rPr>
+          <w:lang w:val="pt_PT" w:bidi="pt_PT"/>
+        </w:rPr>
+      </w:r>
+      <w:r>
+        <w:rPr>
           <w:b/>
           <w:lang w:val="pt_PT" w:bidi="pt_PT"/>
         </w:rPr>
@@ -31249,6 +33797,20 @@
       </w:r>
       <w:r>
         <w:rPr>
+          <w:lang w:val="pt_PT" w:bidi="pt_PT"/>
+        </w:rPr>
+        <w:t>מִשְׁפָּטַ֔יִ⁠ךְ &amp; לֹא־תִֽירְאִ֥י</w:t>
+      </w:r>
+    </w:p>
+    <w:p>
+      <w:pPr/>
+      <w:r>
+        <w:rPr>
+          <w:lang w:val="pt_PT" w:bidi="pt_PT"/>
+        </w:rPr>
+      </w:r>
+      <w:r>
+        <w:rPr>
           <w:b/>
           <w:lang w:val="pt_PT" w:bidi="pt_PT"/>
         </w:rPr>
@@ -31332,6 +33894,20 @@
       </w:r>
       <w:r>
         <w:rPr>
+          <w:lang w:val="pt_PT" w:bidi="pt_PT"/>
+        </w:rPr>
+        <w:t>מִשְׁפָּטַ֔יִ⁠ךְ</w:t>
+      </w:r>
+    </w:p>
+    <w:p>
+      <w:pPr/>
+      <w:r>
+        <w:rPr>
+          <w:lang w:val="pt_PT" w:bidi="pt_PT"/>
+        </w:rPr>
+      </w:r>
+      <w:r>
+        <w:rPr>
           <w:b/>
           <w:lang w:val="pt_PT" w:bidi="pt_PT"/>
         </w:rPr>
@@ -31454,6 +34030,20 @@
       </w:r>
       <w:r>
         <w:rPr>
+          <w:lang w:val="pt_PT" w:bidi="pt_PT"/>
+        </w:rPr>
+        <w:t>מֶ֣לֶךְ יִשְׂרָאֵ֤ל</w:t>
+      </w:r>
+    </w:p>
+    <w:p>
+      <w:pPr/>
+      <w:r>
+        <w:rPr>
+          <w:lang w:val="pt_PT" w:bidi="pt_PT"/>
+        </w:rPr>
+      </w:r>
+      <w:r>
+        <w:rPr>
           <w:b/>
           <w:lang w:val="pt_PT" w:bidi="pt_PT"/>
         </w:rPr>
@@ -31576,6 +34166,20 @@
       </w:r>
       <w:r>
         <w:rPr>
+          <w:lang w:val="pt_PT" w:bidi="pt_PT"/>
+        </w:rPr>
+        <w:t>בַּ⁠יּ֣וֹם הַ⁠ה֔וּא</w:t>
+      </w:r>
+    </w:p>
+    <w:p>
+      <w:pPr/>
+      <w:r>
+        <w:rPr>
+          <w:lang w:val="pt_PT" w:bidi="pt_PT"/>
+        </w:rPr>
+      </w:r>
+      <w:r>
+        <w:rPr>
           <w:b/>
           <w:lang w:val="pt_PT" w:bidi="pt_PT"/>
         </w:rPr>
@@ -31672,6 +34276,20 @@
       </w:r>
       <w:r>
         <w:rPr>
+          <w:lang w:val="pt_PT" w:bidi="pt_PT"/>
+        </w:rPr>
+        <w:t>יֵאָמֵ֥ר</w:t>
+      </w:r>
+    </w:p>
+    <w:p>
+      <w:pPr/>
+      <w:r>
+        <w:rPr>
+          <w:lang w:val="pt_PT" w:bidi="pt_PT"/>
+        </w:rPr>
+      </w:r>
+      <w:r>
+        <w:rPr>
           <w:b/>
           <w:lang w:val="pt_PT" w:bidi="pt_PT"/>
         </w:rPr>
@@ -31755,6 +34373,20 @@
       </w:r>
       <w:r>
         <w:rPr>
+          <w:lang w:val="pt_PT" w:bidi="pt_PT"/>
+        </w:rPr>
+        <w:t>לִירֽוּשָׁלִַ֖ם אַל־תִּירָ֑אִי צִיּ֖וֹן אַל־יִרְפּ֥וּ יָדָֽיִ⁠ךְ</w:t>
+      </w:r>
+    </w:p>
+    <w:p>
+      <w:pPr/>
+      <w:r>
+        <w:rPr>
+          <w:lang w:val="pt_PT" w:bidi="pt_PT"/>
+        </w:rPr>
+      </w:r>
+      <w:r>
+        <w:rPr>
           <w:b/>
           <w:lang w:val="pt_PT" w:bidi="pt_PT"/>
         </w:rPr>
@@ -31903,6 +34535,20 @@
       </w:r>
       <w:r>
         <w:rPr>
+          <w:lang w:val="pt_PT" w:bidi="pt_PT"/>
+        </w:rPr>
+        <w:t>אַל־תִּירָ֑אִי צִיּ֖וֹן אַל־יִרְפּ֥וּ יָדָֽיִ⁠ךְ</w:t>
+      </w:r>
+    </w:p>
+    <w:p>
+      <w:pPr/>
+      <w:r>
+        <w:rPr>
+          <w:lang w:val="pt_PT" w:bidi="pt_PT"/>
+        </w:rPr>
+      </w:r>
+      <w:r>
+        <w:rPr>
           <w:b/>
           <w:lang w:val="pt_PT" w:bidi="pt_PT"/>
         </w:rPr>
@@ -31986,6 +34632,20 @@
       </w:r>
       <w:r>
         <w:rPr>
+          <w:lang w:val="pt_PT" w:bidi="pt_PT"/>
+        </w:rPr>
+        <w:t>יַחֲרִישׁ֙ בְּ⁠אַ֣הֲבָת֔⁠וֹ</w:t>
+      </w:r>
+    </w:p>
+    <w:p>
+      <w:pPr/>
+      <w:r>
+        <w:rPr>
+          <w:lang w:val="pt_PT" w:bidi="pt_PT"/>
+        </w:rPr>
+      </w:r>
+      <w:r>
+        <w:rPr>
           <w:b/>
           <w:lang w:val="pt_PT" w:bidi="pt_PT"/>
         </w:rPr>
@@ -32204,6 +34864,20 @@
       </w:r>
       <w:r>
         <w:rPr>
+          <w:lang w:val="pt_PT" w:bidi="pt_PT"/>
+        </w:rPr>
+        <w:t>נוּגֵ֧י מִ⁠מּוֹעֵ֛ד אָסַ֖פְתִּי מִמֵּ֣⁠ךְ הָי֑וּ</w:t>
+      </w:r>
+    </w:p>
+    <w:p>
+      <w:pPr/>
+      <w:r>
+        <w:rPr>
+          <w:lang w:val="pt_PT" w:bidi="pt_PT"/>
+        </w:rPr>
+      </w:r>
+      <w:r>
+        <w:rPr>
           <w:b/>
           <w:lang w:val="pt_PT" w:bidi="pt_PT"/>
         </w:rPr>
@@ -32339,6 +35013,20 @@
       </w:r>
       <w:r>
         <w:rPr>
+          <w:lang w:val="pt_PT" w:bidi="pt_PT"/>
+        </w:rPr>
+        <w:t>אָסַ֖פְתִּי</w:t>
+      </w:r>
+    </w:p>
+    <w:p>
+      <w:pPr/>
+      <w:r>
+        <w:rPr>
+          <w:lang w:val="pt_PT" w:bidi="pt_PT"/>
+        </w:rPr>
+      </w:r>
+      <w:r>
+        <w:rPr>
           <w:b/>
           <w:lang w:val="pt_PT" w:bidi="pt_PT"/>
         </w:rPr>
@@ -32422,6 +35110,20 @@
       </w:r>
       <w:r>
         <w:rPr>
+          <w:lang w:val="pt_PT" w:bidi="pt_PT"/>
+        </w:rPr>
+        <w:t>מַשְׂאֵ֥ת עָלֶ֖י⁠הָ חֶרְפָּֽה</w:t>
+      </w:r>
+    </w:p>
+    <w:p>
+      <w:pPr/>
+      <w:r>
+        <w:rPr>
+          <w:lang w:val="pt_PT" w:bidi="pt_PT"/>
+        </w:rPr>
+      </w:r>
+      <w:r>
+        <w:rPr>
           <w:b/>
           <w:lang w:val="pt_PT" w:bidi="pt_PT"/>
         </w:rPr>
@@ -32544,6 +35246,20 @@
       </w:r>
       <w:r>
         <w:rPr>
+          <w:lang w:val="pt_PT" w:bidi="pt_PT"/>
+        </w:rPr>
+        <w:t>וְ⁠הוֹשַׁעְתִּ֣י אֶת־הַ⁠צֹּלֵעָ֗ה וְ⁠הַ⁠נִּדָּחָה֙ אֲקַבֵּ֔ץ</w:t>
+      </w:r>
+    </w:p>
+    <w:p>
+      <w:pPr/>
+      <w:r>
+        <w:rPr>
+          <w:lang w:val="pt_PT" w:bidi="pt_PT"/>
+        </w:rPr>
+      </w:r>
+      <w:r>
+        <w:rPr>
           <w:b/>
           <w:lang w:val="pt_PT" w:bidi="pt_PT"/>
         </w:rPr>
@@ -32679,6 +35395,20 @@
       </w:r>
       <w:r>
         <w:rPr>
+          <w:lang w:val="pt_PT" w:bidi="pt_PT"/>
+        </w:rPr>
+        <w:t>אֶת־הַ⁠צֹּלֵעָ֗ה</w:t>
+      </w:r>
+    </w:p>
+    <w:p>
+      <w:pPr/>
+      <w:r>
+        <w:rPr>
+          <w:lang w:val="pt_PT" w:bidi="pt_PT"/>
+        </w:rPr>
+      </w:r>
+      <w:r>
+        <w:rPr>
           <w:b/>
           <w:lang w:val="pt_PT" w:bidi="pt_PT"/>
         </w:rPr>
@@ -32775,6 +35505,20 @@
       </w:r>
       <w:r>
         <w:rPr>
+          <w:lang w:val="pt_PT" w:bidi="pt_PT"/>
+        </w:rPr>
+        <w:t>וְ⁠הַ⁠נִּדָּחָה֙</w:t>
+      </w:r>
+    </w:p>
+    <w:p>
+      <w:pPr/>
+      <w:r>
+        <w:rPr>
+          <w:lang w:val="pt_PT" w:bidi="pt_PT"/>
+        </w:rPr>
+      </w:r>
+      <w:r>
+        <w:rPr>
           <w:b/>
           <w:lang w:val="pt_PT" w:bidi="pt_PT"/>
         </w:rPr>
@@ -32941,6 +35685,20 @@
       </w:r>
       <w:r>
         <w:rPr>
+          <w:lang w:val="pt_PT" w:bidi="pt_PT"/>
+        </w:rPr>
+        <w:t>וְ⁠שַׂמְתִּי⁠ם֙ לִ⁠תְהִלָּ֣ה</w:t>
+      </w:r>
+    </w:p>
+    <w:p>
+      <w:pPr/>
+      <w:r>
+        <w:rPr>
+          <w:lang w:val="pt_PT" w:bidi="pt_PT"/>
+        </w:rPr>
+      </w:r>
+      <w:r>
+        <w:rPr>
           <w:b/>
           <w:lang w:val="pt_PT" w:bidi="pt_PT"/>
         </w:rPr>
@@ -33172,6 +35930,20 @@
       </w:r>
       <w:r>
         <w:rPr>
+          <w:lang w:val="pt_PT" w:bidi="pt_PT"/>
+        </w:rPr>
+        <w:t>אָבִ֣יא אֶתְ⁠כֶ֔ם</w:t>
+      </w:r>
+    </w:p>
+    <w:p>
+      <w:pPr/>
+      <w:r>
+        <w:rPr>
+          <w:lang w:val="pt_PT" w:bidi="pt_PT"/>
+        </w:rPr>
+      </w:r>
+      <w:r>
+        <w:rPr>
           <w:b/>
           <w:lang w:val="pt_PT" w:bidi="pt_PT"/>
         </w:rPr>
@@ -33501,6 +36273,20 @@
         <w:rPr>
           <w:lang w:val="pt_PT" w:bidi="pt_PT"/>
         </w:rPr>
+      </w:r>
+    </w:p>
+    <w:p>
+      <w:pPr/>
+      <w:r>
+        <w:rPr>
+          <w:lang w:val="pt_PT" w:bidi="pt_PT"/>
+        </w:rPr>
+      </w:r>
+      <w:r>
+        <w:rPr>
+          <w:lang w:val="pt_PT" w:bidi="pt_PT"/>
+        </w:rPr>
+        <w:t>אָמַ֥ר יְהוָֽה</w:t>
       </w:r>
     </w:p>
     <w:p>

--- a/por/docx/36.content.docx
+++ b/por/docx/36.content.docx
@@ -330,6 +330,20 @@
       </w:r>
       <w:r>
         <w:rPr>
+          <w:lang w:val="pt_PT" w:bidi="pt_PT"/>
+        </w:rPr>
+        <w:t>בֶּן־כּוּשִׁ֣י בֶן־גְּדַלְיָ֔ה בֶּן־אֲמַרְיָ֖ה בֶּן־חִזְקִיָּ֑ה</w:t>
+      </w:r>
+    </w:p>
+    <w:p>
+      <w:pPr/>
+      <w:r>
+        <w:rPr>
+          <w:lang w:val="pt_PT" w:bidi="pt_PT"/>
+        </w:rPr>
+      </w:r>
+      <w:r>
+        <w:rPr>
           <w:b/>
           <w:lang w:val="pt_PT" w:bidi="pt_PT"/>
         </w:rPr>
@@ -440,6 +454,20 @@
       </w:r>
       <w:r>
         <w:rPr>
+          <w:lang w:val="pt_PT" w:bidi="pt_PT"/>
+        </w:rPr>
+        <w:t>צְפַנְיָה֙ &amp; כּוּשִׁ֣י &amp; גְּדַלְיָ֔ה &amp; אֲמַרְיָ֖ה &amp; חִזְקִיָּ֑ה &amp; יֹאשִׁיָּ֥הוּ &amp; אָמ֖וֹן</w:t>
+      </w:r>
+    </w:p>
+    <w:p>
+      <w:pPr/>
+      <w:r>
+        <w:rPr>
+          <w:lang w:val="pt_PT" w:bidi="pt_PT"/>
+        </w:rPr>
+      </w:r>
+      <w:r>
+        <w:rPr>
           <w:b/>
           <w:lang w:val="pt_PT" w:bidi="pt_PT"/>
         </w:rPr>
@@ -614,6 +642,20 @@
       </w:r>
       <w:r>
         <w:rPr>
+          <w:lang w:val="pt_PT" w:bidi="pt_PT"/>
+        </w:rPr>
+        <w:t>בִּ⁠ימֵ֛י יֹאשִׁיָּ֥הוּ בֶן־אָמ֖וֹן מֶ֥לֶךְ יְהוּדָֽה</w:t>
+      </w:r>
+    </w:p>
+    <w:p>
+      <w:pPr/>
+      <w:r>
+        <w:rPr>
+          <w:lang w:val="pt_PT" w:bidi="pt_PT"/>
+        </w:rPr>
+      </w:r>
+      <w:r>
+        <w:rPr>
           <w:b/>
           <w:lang w:val="pt_PT" w:bidi="pt_PT"/>
         </w:rPr>
@@ -769,6 +811,20 @@
       </w:r>
       <w:r>
         <w:rPr>
+          <w:lang w:val="pt_PT" w:bidi="pt_PT"/>
+        </w:rPr>
+        <w:t>אָסֹ֨ף אָסֵ֜ף כֹּ֗ל מֵ⁠עַ֛ל פְּנֵ֥י הָ⁠אֲדָמָ֖ה נְאֻם־יְהוָֽה</w:t>
+      </w:r>
+    </w:p>
+    <w:p>
+      <w:pPr/>
+      <w:r>
+        <w:rPr>
+          <w:lang w:val="pt_PT" w:bidi="pt_PT"/>
+        </w:rPr>
+      </w:r>
+      <w:r>
+        <w:rPr>
           <w:b/>
           <w:lang w:val="pt_PT" w:bidi="pt_PT"/>
         </w:rPr>
@@ -879,6 +935,20 @@
       </w:r>
       <w:r>
         <w:rPr>
+          <w:lang w:val="pt_PT" w:bidi="pt_PT"/>
+        </w:rPr>
+        <w:t>אָסֹ֨ף אָסֵ֜ף כֹּ֗ל מֵ⁠עַ֛ל פְּנֵ֥י הָ⁠אֲדָמָ֖ה</w:t>
+      </w:r>
+    </w:p>
+    <w:p>
+      <w:pPr/>
+      <w:r>
+        <w:rPr>
+          <w:lang w:val="pt_PT" w:bidi="pt_PT"/>
+        </w:rPr>
+      </w:r>
+      <w:r>
+        <w:rPr>
           <w:b/>
           <w:lang w:val="pt_PT" w:bidi="pt_PT"/>
         </w:rPr>
@@ -1497,6 +1567,20 @@
       </w:r>
       <w:r>
         <w:rPr>
+          <w:lang w:val="pt_PT" w:bidi="pt_PT"/>
+        </w:rPr>
+        <w:t>פְּנֵ֥י הָ⁠אֲדָמָ֖ה</w:t>
+      </w:r>
+    </w:p>
+    <w:p>
+      <w:pPr/>
+      <w:r>
+        <w:rPr>
+          <w:lang w:val="pt_PT" w:bidi="pt_PT"/>
+        </w:rPr>
+      </w:r>
+      <w:r>
+        <w:rPr>
           <w:b/>
           <w:lang w:val="pt_PT" w:bidi="pt_PT"/>
         </w:rPr>
@@ -1607,6 +1691,20 @@
       </w:r>
       <w:r>
         <w:rPr>
+          <w:lang w:val="pt_PT" w:bidi="pt_PT"/>
+        </w:rPr>
+        <w:t>אָסֵ֨ף אָדָ֜ם וּ⁠בְהֵמָ֗ה אָסֵ֤ף עוֹף־הַ⁠שָּׁמַ֨יִם֙ וּ⁠דְגֵ֣י הַ⁠יָּ֔ם</w:t>
+      </w:r>
+    </w:p>
+    <w:p>
+      <w:pPr/>
+      <w:r>
+        <w:rPr>
+          <w:lang w:val="pt_PT" w:bidi="pt_PT"/>
+        </w:rPr>
+      </w:r>
+      <w:r>
+        <w:rPr>
           <w:b/>
           <w:lang w:val="pt_PT" w:bidi="pt_PT"/>
         </w:rPr>
@@ -2373,6 +2471,20 @@
       </w:r>
       <w:r>
         <w:rPr>
+          <w:lang w:val="pt_PT" w:bidi="pt_PT"/>
+        </w:rPr>
+        <w:t>וְ⁠הִכְרַתִּ֣י אֶת־הָ⁠אָדָ֗ם מֵ⁠עַ֛ל פְּנֵ֥י הָ⁠אֲדָמָ֖ה</w:t>
+      </w:r>
+    </w:p>
+    <w:p>
+      <w:pPr/>
+      <w:r>
+        <w:rPr>
+          <w:lang w:val="pt_PT" w:bidi="pt_PT"/>
+        </w:rPr>
+      </w:r>
+      <w:r>
+        <w:rPr>
           <w:b/>
           <w:lang w:val="pt_PT" w:bidi="pt_PT"/>
         </w:rPr>
@@ -2750,6 +2862,20 @@
       </w:r>
       <w:r>
         <w:rPr>
+          <w:lang w:val="pt_PT" w:bidi="pt_PT"/>
+        </w:rPr>
+        <w:t>וְ⁠הִכְרַתִּ֞י מִן־הַ⁠מָּק֤וֹם הַ⁠זֶּה֙</w:t>
+      </w:r>
+    </w:p>
+    <w:p>
+      <w:pPr/>
+      <w:r>
+        <w:rPr>
+          <w:lang w:val="pt_PT" w:bidi="pt_PT"/>
+        </w:rPr>
+      </w:r>
+      <w:r>
+        <w:rPr>
           <w:b/>
           <w:lang w:val="pt_PT" w:bidi="pt_PT"/>
         </w:rPr>
@@ -2862,6 +2988,20 @@
         <w:rPr>
           <w:lang w:val="pt_PT" w:bidi="pt_PT"/>
         </w:rPr>
+      </w:r>
+    </w:p>
+    <w:p>
+      <w:pPr/>
+      <w:r>
+        <w:rPr>
+          <w:lang w:val="pt_PT" w:bidi="pt_PT"/>
+        </w:rPr>
+      </w:r>
+      <w:r>
+        <w:rPr>
+          <w:lang w:val="pt_PT" w:bidi="pt_PT"/>
+        </w:rPr>
+        <w:t>וְ⁠הִכְרַתִּ֞י מִן־הַ⁠מָּק֤וֹם הַ⁠זֶּה֙</w:t>
       </w:r>
     </w:p>
     <w:p>
@@ -3642,6 +3782,20 @@
       </w:r>
       <w:r>
         <w:rPr>
+          <w:lang w:val="pt_PT" w:bidi="pt_PT"/>
+        </w:rPr>
+        <w:t>וְ⁠אֶת־הַ⁠מִּשְׁתַּחֲוִ֥ים עַל־הַ⁠גַּגּ֖וֹת לִ⁠צְבָ֣א הַ⁠שָּׁמָ֑יִם וְ⁠אֶת־הַ⁠מִּֽשְׁתַּחֲוִים֙ הַ⁠נִּשְׁבָּעִ֣ים לַֽ⁠יהוָ֔ה וְ⁠הַ⁠נִּשְׁבָּעִ֖ים בְּ⁠מַלְכָּֽ⁠ם</w:t>
+      </w:r>
+    </w:p>
+    <w:p>
+      <w:pPr/>
+      <w:r>
+        <w:rPr>
+          <w:lang w:val="pt_PT" w:bidi="pt_PT"/>
+        </w:rPr>
+      </w:r>
+      <w:r>
+        <w:rPr>
           <w:b/>
           <w:lang w:val="pt_PT" w:bidi="pt_PT"/>
         </w:rPr>
@@ -3758,6 +3912,20 @@
       </w:r>
       <w:r>
         <w:rPr>
+          <w:lang w:val="pt_PT" w:bidi="pt_PT"/>
+        </w:rPr>
+        <w:t>וְ⁠אֶת־הַ⁠מִּשְׁתַּחֲוִ֥ים עַל־הַ⁠גַּגּ֖וֹת לִ⁠צְבָ֣א</w:t>
+      </w:r>
+    </w:p>
+    <w:p>
+      <w:pPr/>
+      <w:r>
+        <w:rPr>
+          <w:lang w:val="pt_PT" w:bidi="pt_PT"/>
+        </w:rPr>
+      </w:r>
+      <w:r>
+        <w:rPr>
           <w:b/>
           <w:lang w:val="pt_PT" w:bidi="pt_PT"/>
         </w:rPr>
@@ -4023,6 +4191,20 @@
       </w:r>
       <w:r>
         <w:rPr>
+          <w:lang w:val="pt_PT" w:bidi="pt_PT"/>
+        </w:rPr>
+        <w:t>וְ⁠אֶת־הַ⁠מִּֽשְׁתַּחֲוִים֙ הַ⁠נִּשְׁבָּעִ֣ים לַֽ⁠יהוָ֔ה</w:t>
+      </w:r>
+    </w:p>
+    <w:p>
+      <w:pPr/>
+      <w:r>
+        <w:rPr>
+          <w:lang w:val="pt_PT" w:bidi="pt_PT"/>
+        </w:rPr>
+      </w:r>
+      <w:r>
+        <w:rPr>
           <w:b/>
           <w:lang w:val="pt_PT" w:bidi="pt_PT"/>
         </w:rPr>
@@ -4608,6 +4790,20 @@
       </w:r>
       <w:r>
         <w:rPr>
+          <w:lang w:val="pt_PT" w:bidi="pt_PT"/>
+        </w:rPr>
+        <w:t>וְ⁠אֶת־הַ⁠נְּסוֹגִ֖ים מֵ⁠אַחֲרֵ֣י יְהוָ֑ה וַ⁠אֲשֶׁ֛ר לֹֽא־בִקְשׁ֥וּ אֶת־יְהוָ֖ה וְ⁠לֹ֥א דְרָשֻֽׁ⁠הוּ</w:t>
+      </w:r>
+    </w:p>
+    <w:p>
+      <w:pPr/>
+      <w:r>
+        <w:rPr>
+          <w:lang w:val="pt_PT" w:bidi="pt_PT"/>
+        </w:rPr>
+      </w:r>
+      <w:r>
+        <w:rPr>
           <w:b/>
           <w:lang w:val="pt_PT" w:bidi="pt_PT"/>
         </w:rPr>
@@ -5103,6 +5299,20 @@
       </w:r>
       <w:r>
         <w:rPr>
+          <w:lang w:val="pt_PT" w:bidi="pt_PT"/>
+        </w:rPr>
+        <w:t>הַ֕ס מִ⁠פְּנֵ֖י אֲדֹנָ֣⁠י יְהוִ֑ה</w:t>
+      </w:r>
+    </w:p>
+    <w:p>
+      <w:pPr/>
+      <w:r>
+        <w:rPr>
+          <w:lang w:val="pt_PT" w:bidi="pt_PT"/>
+        </w:rPr>
+      </w:r>
+      <w:r>
+        <w:rPr>
           <w:b/>
           <w:lang w:val="pt_PT" w:bidi="pt_PT"/>
         </w:rPr>
@@ -5753,6 +5963,20 @@
       </w:r>
       <w:r>
         <w:rPr>
+          <w:lang w:val="pt_PT" w:bidi="pt_PT"/>
+        </w:rPr>
+        <w:t>וְ⁠הָיָ֗ה בְּ⁠יוֹם֙ זֶ֣בַח יְהוָ֔ה</w:t>
+      </w:r>
+    </w:p>
+    <w:p>
+      <w:pPr/>
+      <w:r>
+        <w:rPr>
+          <w:lang w:val="pt_PT" w:bidi="pt_PT"/>
+        </w:rPr>
+      </w:r>
+      <w:r>
+        <w:rPr>
           <w:b/>
           <w:lang w:val="pt_PT" w:bidi="pt_PT"/>
         </w:rPr>
@@ -5850,6 +6074,20 @@
       </w:r>
       <w:r>
         <w:rPr>
+          <w:lang w:val="pt_PT" w:bidi="pt_PT"/>
+        </w:rPr>
+        <w:t>בְּ⁠יוֹם֙ זֶ֣בַח יְהוָ֔ה</w:t>
+      </w:r>
+    </w:p>
+    <w:p>
+      <w:pPr/>
+      <w:r>
+        <w:rPr>
+          <w:lang w:val="pt_PT" w:bidi="pt_PT"/>
+        </w:rPr>
+      </w:r>
+      <w:r>
+        <w:rPr>
           <w:b/>
           <w:lang w:val="pt_PT" w:bidi="pt_PT"/>
         </w:rPr>
@@ -6077,6 +6315,20 @@
       </w:r>
       <w:r>
         <w:rPr>
+          <w:lang w:val="pt_PT" w:bidi="pt_PT"/>
+        </w:rPr>
+        <w:t>בְּ⁠יוֹם֙ זֶ֣בַח יְהוָ֔ה</w:t>
+      </w:r>
+    </w:p>
+    <w:p>
+      <w:pPr/>
+      <w:r>
+        <w:rPr>
+          <w:lang w:val="pt_PT" w:bidi="pt_PT"/>
+        </w:rPr>
+      </w:r>
+      <w:r>
+        <w:rPr>
           <w:b/>
           <w:lang w:val="pt_PT" w:bidi="pt_PT"/>
         </w:rPr>
@@ -6199,6 +6451,20 @@
       </w:r>
       <w:r>
         <w:rPr>
+          <w:lang w:val="pt_PT" w:bidi="pt_PT"/>
+        </w:rPr>
+        <w:t>וּ⁠פָקַדְתִּ֥י עַל־הַ⁠שָּׂרִ֖ים וְ⁠עַל־בְּנֵ֣י הַ⁠מֶּ֑לֶךְ וְ⁠עַ֥ל כָּל־הַ⁠לֹּבְשִׁ֖ים מַלְבּ֥וּשׁ נָכְרִֽי</w:t>
+      </w:r>
+    </w:p>
+    <w:p>
+      <w:pPr/>
+      <w:r>
+        <w:rPr>
+          <w:lang w:val="pt_PT" w:bidi="pt_PT"/>
+        </w:rPr>
+      </w:r>
+      <w:r>
+        <w:rPr>
           <w:b/>
           <w:lang w:val="pt_PT" w:bidi="pt_PT"/>
         </w:rPr>
@@ -6712,6 +6978,20 @@
       </w:r>
       <w:r>
         <w:rPr>
+          <w:lang w:val="pt_PT" w:bidi="pt_PT"/>
+        </w:rPr>
+        <w:t>וּ⁠פָקַדְתִּ֗י עַ֧ל &amp; בַּ⁠יּ֣וֹם הַ⁠ה֑וּא</w:t>
+      </w:r>
+    </w:p>
+    <w:p>
+      <w:pPr/>
+      <w:r>
+        <w:rPr>
+          <w:lang w:val="pt_PT" w:bidi="pt_PT"/>
+        </w:rPr>
+      </w:r>
+      <w:r>
+        <w:rPr>
           <w:b/>
           <w:lang w:val="pt_PT" w:bidi="pt_PT"/>
         </w:rPr>
@@ -7291,6 +7571,20 @@
       </w:r>
       <w:r>
         <w:rPr>
+          <w:lang w:val="pt_PT" w:bidi="pt_PT"/>
+        </w:rPr>
+        <w:t>וְ⁠הָיָה֩ בַ⁠יּ֨וֹם הַ⁠ה֜וּא נְאֻם־יְהוָ֗ה ק֤וֹל</w:t>
+      </w:r>
+    </w:p>
+    <w:p>
+      <w:pPr/>
+      <w:r>
+        <w:rPr>
+          <w:lang w:val="pt_PT" w:bidi="pt_PT"/>
+        </w:rPr>
+      </w:r>
+      <w:r>
+        <w:rPr>
           <w:b/>
           <w:lang w:val="pt_PT" w:bidi="pt_PT"/>
         </w:rPr>
@@ -8161,6 +8455,20 @@
       </w:r>
       <w:r>
         <w:rPr>
+          <w:lang w:val="pt_PT" w:bidi="pt_PT"/>
+        </w:rPr>
+        <w:t>נִדְמָה֙ כָּל־עַ֣ם כְּנַ֔עַן נִכְרְת֖וּ כָּל־נְטִ֥ילֵי כָֽסֶף</w:t>
+      </w:r>
+    </w:p>
+    <w:p>
+      <w:pPr/>
+      <w:r>
+        <w:rPr>
+          <w:lang w:val="pt_PT" w:bidi="pt_PT"/>
+        </w:rPr>
+      </w:r>
+      <w:r>
+        <w:rPr>
           <w:b/>
           <w:lang w:val="pt_PT" w:bidi="pt_PT"/>
         </w:rPr>
@@ -8284,6 +8592,20 @@
       </w:r>
       <w:r>
         <w:rPr>
+          <w:lang w:val="pt_PT" w:bidi="pt_PT"/>
+        </w:rPr>
+        <w:t>נִדְמָה֙ כָּל־עַ֣ם כְּנַ֔עַן נִכְרְת֖וּ כָּל־נְטִ֥ילֵי כָֽסֶף</w:t>
+      </w:r>
+    </w:p>
+    <w:p>
+      <w:pPr/>
+      <w:r>
+        <w:rPr>
+          <w:lang w:val="pt_PT" w:bidi="pt_PT"/>
+        </w:rPr>
+      </w:r>
+      <w:r>
+        <w:rPr>
           <w:b/>
           <w:lang w:val="pt_PT" w:bidi="pt_PT"/>
         </w:rPr>
@@ -8927,6 +9249,20 @@
       </w:r>
       <w:r>
         <w:rPr>
+          <w:lang w:val="pt_PT" w:bidi="pt_PT"/>
+        </w:rPr>
+        <w:t>וּ⁠פָקַדְתִּ֣י עַל</w:t>
+      </w:r>
+    </w:p>
+    <w:p>
+      <w:pPr/>
+      <w:r>
+        <w:rPr>
+          <w:lang w:val="pt_PT" w:bidi="pt_PT"/>
+        </w:rPr>
+      </w:r>
+      <w:r>
+        <w:rPr>
           <w:b/>
           <w:lang w:val="pt_PT" w:bidi="pt_PT"/>
         </w:rPr>
@@ -9317,6 +9653,20 @@
       </w:r>
       <w:r>
         <w:rPr>
+          <w:lang w:val="pt_PT" w:bidi="pt_PT"/>
+        </w:rPr>
+        <w:t>הָ⁠אֹֽמְרִים֙ בִּ⁠לְבָבָ֔⁠ם לֹֽא־יֵיטִ֥יב יְהוָ֖ה וְ⁠לֹ֥א יָרֵֽעַ</w:t>
+      </w:r>
+    </w:p>
+    <w:p>
+      <w:pPr/>
+      <w:r>
+        <w:rPr>
+          <w:lang w:val="pt_PT" w:bidi="pt_PT"/>
+        </w:rPr>
+      </w:r>
+      <w:r>
+        <w:rPr>
           <w:b/>
           <w:lang w:val="pt_PT" w:bidi="pt_PT"/>
         </w:rPr>
@@ -9713,6 +10063,20 @@
       </w:r>
       <w:r>
         <w:rPr>
+          <w:lang w:val="pt_PT" w:bidi="pt_PT"/>
+        </w:rPr>
+        <w:t>הָ⁠אֹֽמְרִים֙ בִּ⁠לְבָבָ֔⁠ם לֹֽא־יֵיטִ֥יב יְהוָ֖ה וְ⁠לֹ֥א יָרֵֽעַ</w:t>
+      </w:r>
+    </w:p>
+    <w:p>
+      <w:pPr/>
+      <w:r>
+        <w:rPr>
+          <w:lang w:val="pt_PT" w:bidi="pt_PT"/>
+        </w:rPr>
+      </w:r>
+      <w:r>
+        <w:rPr>
           <w:b/>
           <w:lang w:val="pt_PT" w:bidi="pt_PT"/>
         </w:rPr>
@@ -9895,6 +10259,20 @@
         <w:rPr>
           <w:lang w:val="pt_PT" w:bidi="pt_PT"/>
         </w:rPr>
+      </w:r>
+    </w:p>
+    <w:p>
+      <w:pPr/>
+      <w:r>
+        <w:rPr>
+          <w:lang w:val="pt_PT" w:bidi="pt_PT"/>
+        </w:rPr>
+      </w:r>
+      <w:r>
+        <w:rPr>
+          <w:lang w:val="pt_PT" w:bidi="pt_PT"/>
+        </w:rPr>
+        <w:t>וְ⁠הָיָ֤ה חֵילָ⁠ם֙ לִ⁠מְשִׁסָּ֔ה וּ⁠בָתֵּי⁠הֶ֖ם לִ⁠שְׁמָמָ֑ה</w:t>
       </w:r>
     </w:p>
     <w:p>
@@ -10247,6 +10625,20 @@
       </w:r>
       <w:r>
         <w:rPr>
+          <w:lang w:val="pt_PT" w:bidi="pt_PT"/>
+        </w:rPr>
+        <w:t>יוֹם־יְהוָה֙ הַ⁠גָּד֔וֹל &amp; י֣וֹם יְהוָ֔ה</w:t>
+      </w:r>
+    </w:p>
+    <w:p>
+      <w:pPr/>
+      <w:r>
+        <w:rPr>
+          <w:lang w:val="pt_PT" w:bidi="pt_PT"/>
+        </w:rPr>
+      </w:r>
+      <w:r>
+        <w:rPr>
           <w:b/>
           <w:lang w:val="pt_PT" w:bidi="pt_PT"/>
         </w:rPr>
@@ -10357,6 +10749,20 @@
       </w:r>
       <w:r>
         <w:rPr>
+          <w:lang w:val="pt_PT" w:bidi="pt_PT"/>
+        </w:rPr>
+        <w:t>יוֹם־יְהוָה֙ הַ⁠גָּד֔וֹל &amp; י֣וֹם יְהוָ֔ה</w:t>
+      </w:r>
+    </w:p>
+    <w:p>
+      <w:pPr/>
+      <w:r>
+        <w:rPr>
+          <w:lang w:val="pt_PT" w:bidi="pt_PT"/>
+        </w:rPr>
+      </w:r>
+      <w:r>
+        <w:rPr>
           <w:b/>
           <w:lang w:val="pt_PT" w:bidi="pt_PT"/>
         </w:rPr>
@@ -11112,6 +11518,20 @@
         <w:rPr>
           <w:lang w:val="pt_PT" w:bidi="pt_PT"/>
         </w:rPr>
+      </w:r>
+    </w:p>
+    <w:p>
+      <w:pPr/>
+      <w:r>
+        <w:rPr>
+          <w:lang w:val="pt_PT" w:bidi="pt_PT"/>
+        </w:rPr>
+      </w:r>
+      <w:r>
+        <w:rPr>
+          <w:lang w:val="pt_PT" w:bidi="pt_PT"/>
+        </w:rPr>
+        <w:t>י֧וֹם צָרָ֣ה וּ⁠מְצוּקָ֗ה י֤וֹם שֹׁאָה֙ וּ⁠מְשׁוֹאָ֔ה י֥וֹם חֹ֨שֶׁךְ֙ וַ⁠אֲפֵלָ֔ה י֥וֹם עָנָ֖ן וַ⁠עֲרָפֶֽל</w:t>
       </w:r>
     </w:p>
     <w:p>
@@ -12392,6 +12812,20 @@
       </w:r>
       <w:r>
         <w:rPr>
+          <w:lang w:val="pt_PT" w:bidi="pt_PT"/>
+        </w:rPr>
+        <w:t>וְ⁠שֻׁפַּ֤ךְ דָּמָ⁠ם֙ כֶּֽ⁠עָפָ֔ר וּ⁠לְחֻמָ֖⁠ם כַּ⁠גְּלָלִֽים</w:t>
+      </w:r>
+    </w:p>
+    <w:p>
+      <w:pPr/>
+      <w:r>
+        <w:rPr>
+          <w:lang w:val="pt_PT" w:bidi="pt_PT"/>
+        </w:rPr>
+      </w:r>
+      <w:r>
+        <w:rPr>
           <w:b/>
           <w:lang w:val="pt_PT" w:bidi="pt_PT"/>
         </w:rPr>
@@ -12489,6 +12923,20 @@
       </w:r>
       <w:r>
         <w:rPr>
+          <w:lang w:val="pt_PT" w:bidi="pt_PT"/>
+        </w:rPr>
+        <w:t>וְ⁠שֻׁפַּ֤ךְ דָּמָ⁠ם֙ כֶּֽ⁠עָפָ֔ר וּ⁠לְחֻמָ֖⁠ם כַּ⁠גְּלָלִֽים</w:t>
+      </w:r>
+    </w:p>
+    <w:p>
+      <w:pPr/>
+      <w:r>
+        <w:rPr>
+          <w:lang w:val="pt_PT" w:bidi="pt_PT"/>
+        </w:rPr>
+      </w:r>
+      <w:r>
+        <w:rPr>
           <w:b/>
           <w:lang w:val="pt_PT" w:bidi="pt_PT"/>
         </w:rPr>
@@ -12795,6 +13243,20 @@
       </w:r>
       <w:r>
         <w:rPr>
+          <w:lang w:val="pt_PT" w:bidi="pt_PT"/>
+        </w:rPr>
+        <w:t>גַּם־כַּסְפָּ֨⁠ם גַּם־זְהָבָ֜⁠ם לֹֽא־יוּכַ֣ל לְ⁠הַצִּילָ֗⁠ם</w:t>
+      </w:r>
+    </w:p>
+    <w:p>
+      <w:pPr/>
+      <w:r>
+        <w:rPr>
+          <w:lang w:val="pt_PT" w:bidi="pt_PT"/>
+        </w:rPr>
+      </w:r>
+      <w:r>
+        <w:rPr>
           <w:b/>
           <w:lang w:val="pt_PT" w:bidi="pt_PT"/>
         </w:rPr>
@@ -12931,6 +13393,20 @@
       </w:r>
       <w:r>
         <w:rPr>
+          <w:lang w:val="pt_PT" w:bidi="pt_PT"/>
+        </w:rPr>
+        <w:t>וּ⁠בְ⁠אֵשׁ֙ קִנְאָת֔⁠וֹ תֵּאָכֵ֖ל כָּל־הָ⁠אָ֑רֶץ</w:t>
+      </w:r>
+    </w:p>
+    <w:p>
+      <w:pPr/>
+      <w:r>
+        <w:rPr>
+          <w:lang w:val="pt_PT" w:bidi="pt_PT"/>
+        </w:rPr>
+      </w:r>
+      <w:r>
+        <w:rPr>
           <w:b/>
           <w:lang w:val="pt_PT" w:bidi="pt_PT"/>
         </w:rPr>
@@ -13320,6 +13796,20 @@
       </w:r>
       <w:r>
         <w:rPr>
+          <w:lang w:val="pt_PT" w:bidi="pt_PT"/>
+        </w:rPr>
+        <w:t>כָלָ֤ה אַךְ־נִבְהָלָה֙ יַֽעֲשֶׂ֔ה אֵ֥ת כָּל־יֹשְׁבֵ֖י הָ⁠אָֽרֶץ</w:t>
+      </w:r>
+    </w:p>
+    <w:p>
+      <w:pPr/>
+      <w:r>
+        <w:rPr>
+          <w:lang w:val="pt_PT" w:bidi="pt_PT"/>
+        </w:rPr>
+      </w:r>
+      <w:r>
+        <w:rPr>
           <w:b/>
           <w:lang w:val="pt_PT" w:bidi="pt_PT"/>
         </w:rPr>
@@ -14917,6 +15407,20 @@
       </w:r>
       <w:r>
         <w:rPr>
+          <w:lang w:val="pt_PT" w:bidi="pt_PT"/>
+        </w:rPr>
+        <w:t>בְּ⁠טֶ֣רֶם ׀ לֹא־יָב֣וֹא עֲלֵי⁠כֶ֗ם חֲרוֹן֙ אַף־יְהוָ֔ה בְּ⁠טֶ֨רֶם֙ לֹא־יָב֣וֹא עֲלֵי⁠כֶ֔ם י֖וֹם אַף־יְהוָֽה</w:t>
+      </w:r>
+    </w:p>
+    <w:p>
+      <w:pPr/>
+      <w:r>
+        <w:rPr>
+          <w:lang w:val="pt_PT" w:bidi="pt_PT"/>
+        </w:rPr>
+      </w:r>
+      <w:r>
+        <w:rPr>
           <w:b/>
           <w:lang w:val="pt_PT" w:bidi="pt_PT"/>
         </w:rPr>
@@ -15288,6 +15792,20 @@
       </w:r>
       <w:r>
         <w:rPr>
+          <w:lang w:val="pt_PT" w:bidi="pt_PT"/>
+        </w:rPr>
+        <w:t>בְּ⁠טֶ֣רֶם ׀ לֹא־יָב֣וֹא עֲלֵי⁠כֶ֗ם חֲרוֹן֙ אַף־יְהוָ֔ה</w:t>
+      </w:r>
+    </w:p>
+    <w:p>
+      <w:pPr/>
+      <w:r>
+        <w:rPr>
+          <w:lang w:val="pt_PT" w:bidi="pt_PT"/>
+        </w:rPr>
+      </w:r>
+      <w:r>
+        <w:rPr>
           <w:b/>
           <w:lang w:val="pt_PT" w:bidi="pt_PT"/>
         </w:rPr>
@@ -15413,6 +15931,20 @@
         <w:rPr>
           <w:lang w:val="pt_PT" w:bidi="pt_PT"/>
         </w:rPr>
+      </w:r>
+    </w:p>
+    <w:p>
+      <w:pPr/>
+      <w:r>
+        <w:rPr>
+          <w:lang w:val="pt_PT" w:bidi="pt_PT"/>
+        </w:rPr>
+      </w:r>
+      <w:r>
+        <w:rPr>
+          <w:lang w:val="pt_PT" w:bidi="pt_PT"/>
+        </w:rPr>
+        <w:t>בְּ⁠טֶ֨רֶם֙ לֹא־יָב֣וֹא עֲלֵי⁠כֶ֔ם י֖וֹם אַף־יְהוָֽה</w:t>
       </w:r>
     </w:p>
     <w:p>
@@ -16304,6 +16836,20 @@
       </w:r>
       <w:r>
         <w:rPr>
+          <w:lang w:val="pt_PT" w:bidi="pt_PT"/>
+        </w:rPr>
+        <w:t>בַּקְּשׁוּ־צֶ֨דֶק֙ בַּקְּשׁ֣וּ עֲנָוָ֔ה</w:t>
+      </w:r>
+    </w:p>
+    <w:p>
+      <w:pPr/>
+      <w:r>
+        <w:rPr>
+          <w:lang w:val="pt_PT" w:bidi="pt_PT"/>
+        </w:rPr>
+      </w:r>
+      <w:r>
+        <w:rPr>
           <w:b/>
           <w:lang w:val="pt_PT" w:bidi="pt_PT"/>
         </w:rPr>
@@ -16699,6 +17245,20 @@
       </w:r>
       <w:r>
         <w:rPr>
+          <w:lang w:val="pt_PT" w:bidi="pt_PT"/>
+        </w:rPr>
+        <w:t>בְּ⁠י֖וֹם אַף־יְהוָֽה</w:t>
+      </w:r>
+    </w:p>
+    <w:p>
+      <w:pPr/>
+      <w:r>
+        <w:rPr>
+          <w:lang w:val="pt_PT" w:bidi="pt_PT"/>
+        </w:rPr>
+      </w:r>
+      <w:r>
+        <w:rPr>
           <w:b/>
           <w:lang w:val="pt_PT" w:bidi="pt_PT"/>
         </w:rPr>
@@ -16796,6 +17356,20 @@
       </w:r>
       <w:r>
         <w:rPr>
+          <w:lang w:val="pt_PT" w:bidi="pt_PT"/>
+        </w:rPr>
+        <w:t>עַזָּה֙ עֲזוּבָ֣ה תִֽהְיֶ֔ה &amp; וְ⁠עֶקְר֖וֹן תֵּעָקֵֽר</w:t>
+      </w:r>
+    </w:p>
+    <w:p>
+      <w:pPr/>
+      <w:r>
+        <w:rPr>
+          <w:lang w:val="pt_PT" w:bidi="pt_PT"/>
+        </w:rPr>
+      </w:r>
+      <w:r>
+        <w:rPr>
           <w:b/>
           <w:lang w:val="pt_PT" w:bidi="pt_PT"/>
         </w:rPr>
@@ -18559,6 +19133,20 @@
       </w:r>
       <w:r>
         <w:rPr>
+          <w:lang w:val="pt_PT" w:bidi="pt_PT"/>
+        </w:rPr>
+        <w:t>וְ⁠הַאֲבַדְתִּ֖י⁠ךְ מֵ⁠אֵ֥ין יוֹשֵֽׁב</w:t>
+      </w:r>
+    </w:p>
+    <w:p>
+      <w:pPr/>
+      <w:r>
+        <w:rPr>
+          <w:lang w:val="pt_PT" w:bidi="pt_PT"/>
+        </w:rPr>
+      </w:r>
+      <w:r>
+        <w:rPr>
           <w:b/>
           <w:lang w:val="pt_PT" w:bidi="pt_PT"/>
         </w:rPr>
@@ -19198,6 +19786,20 @@
         <w:rPr>
           <w:lang w:val="pt_PT" w:bidi="pt_PT"/>
         </w:rPr>
+      </w:r>
+    </w:p>
+    <w:p>
+      <w:pPr/>
+      <w:r>
+        <w:rPr>
+          <w:lang w:val="pt_PT" w:bidi="pt_PT"/>
+        </w:rPr>
+      </w:r>
+      <w:r>
+        <w:rPr>
+          <w:lang w:val="pt_PT" w:bidi="pt_PT"/>
+        </w:rPr>
+        <w:t>בְּ⁠בָתֵּ֣י אַשְׁקְל֗וֹן בָּ⁠עֶ֨רֶב֙ יִרְבָּצ֔וּ⁠ן</w:t>
       </w:r>
     </w:p>
     <w:p>
@@ -20266,6 +20868,20 @@
       </w:r>
       <w:r>
         <w:rPr>
+          <w:lang w:val="pt_PT" w:bidi="pt_PT"/>
+        </w:rPr>
+        <w:t>נְאֻם֩ יְהוָ֨ה צְבָא֜וֹת אֱלֹהֵ֣י יִשְׂרָאֵ֗ל</w:t>
+      </w:r>
+    </w:p>
+    <w:p>
+      <w:pPr/>
+      <w:r>
+        <w:rPr>
+          <w:lang w:val="pt_PT" w:bidi="pt_PT"/>
+        </w:rPr>
+      </w:r>
+      <w:r>
+        <w:rPr>
           <w:b/>
           <w:lang w:val="pt_PT" w:bidi="pt_PT"/>
         </w:rPr>
@@ -20672,6 +21288,20 @@
       </w:r>
       <w:r>
         <w:rPr>
+          <w:lang w:val="pt_PT" w:bidi="pt_PT"/>
+        </w:rPr>
+        <w:t>מִמְשַׁ֥ק חָר֛וּל וּ⁠מִכְרֵה־מֶ֥לַח וּ⁠שְׁמָמָ֖ה עַד־עוֹלָ֑ם</w:t>
+      </w:r>
+    </w:p>
+    <w:p>
+      <w:pPr/>
+      <w:r>
+        <w:rPr>
+          <w:lang w:val="pt_PT" w:bidi="pt_PT"/>
+        </w:rPr>
+      </w:r>
+      <w:r>
+        <w:rPr>
           <w:b/>
           <w:lang w:val="pt_PT" w:bidi="pt_PT"/>
         </w:rPr>
@@ -20769,6 +21399,20 @@
       </w:r>
       <w:r>
         <w:rPr>
+          <w:lang w:val="pt_PT" w:bidi="pt_PT"/>
+        </w:rPr>
+        <w:t>מִמְשַׁ֥ק חָר֛וּל וּ⁠מִכְרֵה־מֶ֥לַח וּ⁠שְׁמָמָ֖ה עַד־עוֹלָ֑ם</w:t>
+      </w:r>
+    </w:p>
+    <w:p>
+      <w:pPr/>
+      <w:r>
+        <w:rPr>
+          <w:lang w:val="pt_PT" w:bidi="pt_PT"/>
+        </w:rPr>
+      </w:r>
+      <w:r>
+        <w:rPr>
           <w:b/>
           <w:lang w:val="pt_PT" w:bidi="pt_PT"/>
         </w:rPr>
@@ -20904,6 +21548,20 @@
       </w:r>
       <w:r>
         <w:rPr>
+          <w:lang w:val="pt_PT" w:bidi="pt_PT"/>
+        </w:rPr>
+        <w:t>מִמְשַׁ֥ק חָר֛וּל וּ⁠מִכְרֵה־מֶ֥לַח וּ⁠שְׁמָמָ֖ה עַד־עוֹלָ֑ם</w:t>
+      </w:r>
+    </w:p>
+    <w:p>
+      <w:pPr/>
+      <w:r>
+        <w:rPr>
+          <w:lang w:val="pt_PT" w:bidi="pt_PT"/>
+        </w:rPr>
+      </w:r>
+      <w:r>
+        <w:rPr>
           <w:b/>
           <w:lang w:val="pt_PT" w:bidi="pt_PT"/>
         </w:rPr>
@@ -21132,6 +21790,20 @@
         <w:rPr>
           <w:lang w:val="pt_PT" w:bidi="pt_PT"/>
         </w:rPr>
+      </w:r>
+    </w:p>
+    <w:p>
+      <w:pPr/>
+      <w:r>
+        <w:rPr>
+          <w:lang w:val="pt_PT" w:bidi="pt_PT"/>
+        </w:rPr>
+      </w:r>
+      <w:r>
+        <w:rPr>
+          <w:lang w:val="pt_PT" w:bidi="pt_PT"/>
+        </w:rPr>
+        <w:t>זֹ֥את לָ⁠הֶ֖ם תַּ֣חַת גְּאוֹנָ֑⁠ם כִּ֤י חֵֽרְפוּ֙ וַ⁠יַּגְדִּ֔לוּ עַל־עַ֖ם יְהוָ֥ה צְבָאֽוֹת</w:t>
       </w:r>
     </w:p>
     <w:p>
@@ -21935,6 +22607,20 @@
       </w:r>
       <w:r>
         <w:rPr>
+          <w:lang w:val="pt_PT" w:bidi="pt_PT"/>
+        </w:rPr>
+        <w:t>וְ⁠יִשְׁתַּֽחֲווּ־ל⁠וֹ֙ &amp; כֹּ֖ל אִיֵּ֥י הַ⁠גּוֹיִֽם</w:t>
+      </w:r>
+    </w:p>
+    <w:p>
+      <w:pPr/>
+      <w:r>
+        <w:rPr>
+          <w:lang w:val="pt_PT" w:bidi="pt_PT"/>
+        </w:rPr>
+      </w:r>
+      <w:r>
+        <w:rPr>
           <w:b/>
           <w:lang w:val="pt_PT" w:bidi="pt_PT"/>
         </w:rPr>
@@ -22430,6 +23116,20 @@
       </w:r>
       <w:r>
         <w:rPr>
+          <w:lang w:val="pt_PT" w:bidi="pt_PT"/>
+        </w:rPr>
+        <w:t>חַֽלְלֵ֥י חַרְבִּ֖⁠י הֵֽמָּה</w:t>
+      </w:r>
+    </w:p>
+    <w:p>
+      <w:pPr/>
+      <w:r>
+        <w:rPr>
+          <w:lang w:val="pt_PT" w:bidi="pt_PT"/>
+        </w:rPr>
+      </w:r>
+      <w:r>
+        <w:rPr>
           <w:b/>
           <w:lang w:val="pt_PT" w:bidi="pt_PT"/>
         </w:rPr>
@@ -22796,6 +23496,20 @@
         <w:rPr>
           <w:lang w:val="pt_PT" w:bidi="pt_PT"/>
         </w:rPr>
+      </w:r>
+    </w:p>
+    <w:p>
+      <w:pPr/>
+      <w:r>
+        <w:rPr>
+          <w:lang w:val="pt_PT" w:bidi="pt_PT"/>
+        </w:rPr>
+      </w:r>
+      <w:r>
+        <w:rPr>
+          <w:lang w:val="pt_PT" w:bidi="pt_PT"/>
+        </w:rPr>
+        <w:t>וְ⁠יֵ֤ט יָד⁠וֹ֙</w:t>
       </w:r>
     </w:p>
     <w:p>
@@ -23650,6 +24364,20 @@
       </w:r>
       <w:r>
         <w:rPr>
+          <w:lang w:val="pt_PT" w:bidi="pt_PT"/>
+        </w:rPr>
+        <w:t>ק֠וֹל יְשׁוֹרֵ֤ר בַּֽ⁠חַלּוֹן֙ חֹ֣רֶב בַּ⁠סַּ֔ף כִּ֥י אַרְזָ֖ה עֵרָֽה</w:t>
+      </w:r>
+    </w:p>
+    <w:p>
+      <w:pPr/>
+      <w:r>
+        <w:rPr>
+          <w:lang w:val="pt_PT" w:bidi="pt_PT"/>
+        </w:rPr>
+      </w:r>
+      <w:r>
+        <w:rPr>
           <w:b/>
           <w:lang w:val="pt_PT" w:bidi="pt_PT"/>
         </w:rPr>
@@ -23915,6 +24643,20 @@
       </w:r>
       <w:r>
         <w:rPr>
+          <w:lang w:val="pt_PT" w:bidi="pt_PT"/>
+        </w:rPr>
+        <w:t>חֹ֣רֶב בַּ⁠סַּ֔ף</w:t>
+      </w:r>
+    </w:p>
+    <w:p>
+      <w:pPr/>
+      <w:r>
+        <w:rPr>
+          <w:lang w:val="pt_PT" w:bidi="pt_PT"/>
+        </w:rPr>
+      </w:r>
+      <w:r>
+        <w:rPr>
           <w:b/>
           <w:lang w:val="pt_PT" w:bidi="pt_PT"/>
         </w:rPr>
@@ -24044,6 +24786,20 @@
       </w:r>
       <w:r>
         <w:rPr>
+          <w:lang w:val="pt_PT" w:bidi="pt_PT"/>
+        </w:rPr>
+        <w:t>זֹ֞֠את הָ⁠עִ֤יר הָ⁠עַלִּיזָה֙ הַ⁠יּוֹשֶׁ֣בֶת לָ⁠בֶ֔טַח הָ⁠אֹֽמְרָה֙ בִּ⁠לְבָבָ֔⁠הּ אֲנִ֖י וְ⁠אַפְסִ֣⁠י ע֑וֹד</w:t>
+      </w:r>
+    </w:p>
+    <w:p>
+      <w:pPr/>
+      <w:r>
+        <w:rPr>
+          <w:lang w:val="pt_PT" w:bidi="pt_PT"/>
+        </w:rPr>
+      </w:r>
+      <w:r>
+        <w:rPr>
           <w:b/>
           <w:lang w:val="pt_PT" w:bidi="pt_PT"/>
         </w:rPr>
@@ -24167,6 +24923,20 @@
       </w:r>
       <w:r>
         <w:rPr>
+          <w:lang w:val="pt_PT" w:bidi="pt_PT"/>
+        </w:rPr>
+        <w:t>הָ⁠אֹֽמְרָה֙ בִּ⁠לְבָבָ֔⁠הּ אֲנִ֖י וְ⁠אַפְסִ֣⁠י ע֑וֹד</w:t>
+      </w:r>
+    </w:p>
+    <w:p>
+      <w:pPr/>
+      <w:r>
+        <w:rPr>
+          <w:lang w:val="pt_PT" w:bidi="pt_PT"/>
+        </w:rPr>
+      </w:r>
+      <w:r>
+        <w:rPr>
           <w:b/>
           <w:lang w:val="pt_PT" w:bidi="pt_PT"/>
         </w:rPr>
@@ -24296,6 +25066,20 @@
       </w:r>
       <w:r>
         <w:rPr>
+          <w:lang w:val="pt_PT" w:bidi="pt_PT"/>
+        </w:rPr>
+        <w:t>הָ⁠אֹֽמְרָה֙ בִּ⁠לְבָבָ֔⁠הּ אֲנִ֖י וְ⁠אַפְסִ֣⁠י ע֑וֹד</w:t>
+      </w:r>
+    </w:p>
+    <w:p>
+      <w:pPr/>
+      <w:r>
+        <w:rPr>
+          <w:lang w:val="pt_PT" w:bidi="pt_PT"/>
+        </w:rPr>
+      </w:r>
+      <w:r>
+        <w:rPr>
           <w:b/>
           <w:lang w:val="pt_PT" w:bidi="pt_PT"/>
         </w:rPr>
@@ -24413,6 +25197,20 @@
       </w:r>
       <w:r>
         <w:rPr>
+          <w:lang w:val="pt_PT" w:bidi="pt_PT"/>
+        </w:rPr>
+        <w:t>הָ⁠אֹֽמְרָה֙ בִּ⁠לְבָבָ֔⁠הּ אֲנִ֖י וְ⁠אַפְסִ֣⁠י ע֑וֹד</w:t>
+      </w:r>
+    </w:p>
+    <w:p>
+      <w:pPr/>
+      <w:r>
+        <w:rPr>
+          <w:lang w:val="pt_PT" w:bidi="pt_PT"/>
+        </w:rPr>
+      </w:r>
+      <w:r>
+        <w:rPr>
           <w:b/>
           <w:lang w:val="pt_PT" w:bidi="pt_PT"/>
         </w:rPr>
@@ -24757,6 +25555,20 @@
       </w:r>
       <w:r>
         <w:rPr>
+          <w:lang w:val="pt_PT" w:bidi="pt_PT"/>
+        </w:rPr>
+        <w:t>כֹּ֚ל עוֹבֵ֣ר עָלֶ֔י⁠הָ יִשְׁרֹ֖ק יָנִ֥יעַ יָדֽ⁠וֹ</w:t>
+      </w:r>
+    </w:p>
+    <w:p>
+      <w:pPr/>
+      <w:r>
+        <w:rPr>
+          <w:lang w:val="pt_PT" w:bidi="pt_PT"/>
+        </w:rPr>
+      </w:r>
+      <w:r>
+        <w:rPr>
           <w:b/>
           <w:lang w:val="pt_PT" w:bidi="pt_PT"/>
         </w:rPr>
@@ -24874,6 +25686,20 @@
         <w:rPr>
           <w:lang w:val="pt_PT" w:bidi="pt_PT"/>
         </w:rPr>
+      </w:r>
+    </w:p>
+    <w:p>
+      <w:pPr/>
+      <w:r>
+        <w:rPr>
+          <w:lang w:val="pt_PT" w:bidi="pt_PT"/>
+        </w:rPr>
+      </w:r>
+      <w:r>
+        <w:rPr>
+          <w:lang w:val="pt_PT" w:bidi="pt_PT"/>
+        </w:rPr>
+        <w:t>ה֥וֹי מֹרְאָ֖ה וְ⁠נִגְאָלָ֑ה הָ⁠עִ֖יר הַ⁠יּוֹנָֽה</w:t>
       </w:r>
     </w:p>
     <w:p>
@@ -27770,6 +28596,20 @@
       </w:r>
       <w:r>
         <w:rPr>
+          <w:lang w:val="pt_PT" w:bidi="pt_PT"/>
+        </w:rPr>
+        <w:t>וְ⁠לֹֽא־יוֹדֵ֥עַ עַוָּ֖ל בֹּֽשֶׁת</w:t>
+      </w:r>
+    </w:p>
+    <w:p>
+      <w:pPr/>
+      <w:r>
+        <w:rPr>
+          <w:lang w:val="pt_PT" w:bidi="pt_PT"/>
+        </w:rPr>
+      </w:r>
+      <w:r>
+        <w:rPr>
           <w:b/>
           <w:lang w:val="pt_PT" w:bidi="pt_PT"/>
         </w:rPr>
@@ -27879,6 +28719,20 @@
       </w:r>
       <w:r>
         <w:rPr>
+          <w:lang w:val="pt_PT" w:bidi="pt_PT"/>
+        </w:rPr>
+        <w:t>הִכְרַ֣תִּי גוֹיִ֗ם נָשַׁ֨מּוּ֙ פִּנּוֹתָ֔⁠ם הֶחֱרַ֥בְתִּי חֽוּצוֹתָ֖⁠ם</w:t>
+      </w:r>
+    </w:p>
+    <w:p>
+      <w:pPr/>
+      <w:r>
+        <w:rPr>
+          <w:lang w:val="pt_PT" w:bidi="pt_PT"/>
+        </w:rPr>
+      </w:r>
+      <w:r>
+        <w:rPr>
           <w:b/>
           <w:lang w:val="pt_PT" w:bidi="pt_PT"/>
         </w:rPr>
@@ -27964,6 +28818,20 @@
         <w:rPr>
           <w:lang w:val="pt_PT" w:bidi="pt_PT"/>
         </w:rPr>
+      </w:r>
+    </w:p>
+    <w:p>
+      <w:pPr/>
+      <w:r>
+        <w:rPr>
+          <w:lang w:val="pt_PT" w:bidi="pt_PT"/>
+        </w:rPr>
+      </w:r>
+      <w:r>
+        <w:rPr>
+          <w:lang w:val="pt_PT" w:bidi="pt_PT"/>
+        </w:rPr>
+        <w:t>הִכְרַ֣תִּי גוֹיִ֗ם נָשַׁ֨מּוּ֙ פִּנּוֹתָ֔⁠ם הֶחֱרַ֥בְתִּי חֽוּצוֹתָ֖⁠ם</w:t>
       </w:r>
     </w:p>
     <w:p>
@@ -28643,6 +29511,20 @@
       </w:r>
       <w:r>
         <w:rPr>
+          <w:lang w:val="pt_PT" w:bidi="pt_PT"/>
+        </w:rPr>
+        <w:t>אָמַ֜רְתִּי אַךְ־תִּירְאִ֤י אוֹתִ⁠י֙ תִּקְחִ֣י מוּסָ֔ר וְ⁠לֹֽא־יִכָּרֵ֣ת מְעוֹנָ֔⁠הּ כֹּ֥ל אֲשֶׁר־פָּקַ֖דְתִּי עָלֶ֑י⁠הָ</w:t>
+      </w:r>
+    </w:p>
+    <w:p>
+      <w:pPr/>
+      <w:r>
+        <w:rPr>
+          <w:lang w:val="pt_PT" w:bidi="pt_PT"/>
+        </w:rPr>
+      </w:r>
+      <w:r>
+        <w:rPr>
           <w:b/>
           <w:lang w:val="pt_PT" w:bidi="pt_PT"/>
         </w:rPr>
@@ -28726,6 +29608,20 @@
       </w:r>
       <w:r>
         <w:rPr>
+          <w:lang w:val="pt_PT" w:bidi="pt_PT"/>
+        </w:rPr>
+        <w:t>אָמַ֜רְתִּי אַךְ־תִּירְאִ֤י אוֹתִ⁠י֙ תִּקְחִ֣י מוּסָ֔ר וְ⁠לֹֽא־יִכָּרֵ֣ת מְעוֹנָ֔⁠הּ כֹּ֥ל אֲשֶׁר־פָּקַ֖דְתִּי עָלֶ֑י⁠הָ</w:t>
+      </w:r>
+    </w:p>
+    <w:p>
+      <w:pPr/>
+      <w:r>
+        <w:rPr>
+          <w:lang w:val="pt_PT" w:bidi="pt_PT"/>
+        </w:rPr>
+      </w:r>
+      <w:r>
+        <w:rPr>
           <w:b/>
           <w:lang w:val="pt_PT" w:bidi="pt_PT"/>
         </w:rPr>
@@ -28798,6 +29694,20 @@
         <w:rPr>
           <w:lang w:val="pt_PT" w:bidi="pt_PT"/>
         </w:rPr>
+      </w:r>
+    </w:p>
+    <w:p>
+      <w:pPr/>
+      <w:r>
+        <w:rPr>
+          <w:lang w:val="pt_PT" w:bidi="pt_PT"/>
+        </w:rPr>
+      </w:r>
+      <w:r>
+        <w:rPr>
+          <w:lang w:val="pt_PT" w:bidi="pt_PT"/>
+        </w:rPr>
+        <w:t>אָמַ֜רְתִּי אַךְ־תִּירְאִ֤י אוֹתִ⁠י֙ תִּקְחִ֣י מוּסָ֔ר וְ⁠לֹֽא־יִכָּרֵ֣ת מְעוֹנָ֔⁠הּ כֹּ֥ל אֲשֶׁר־פָּקַ֖דְתִּי עָלֶ֑י⁠הָ</w:t>
       </w:r>
     </w:p>
     <w:p>
@@ -28949,6 +29859,20 @@
       </w:r>
       <w:r>
         <w:rPr>
+          <w:lang w:val="pt_PT" w:bidi="pt_PT"/>
+        </w:rPr>
+        <w:t>כֹּ֥ל אֲשֶׁר־פָּקַ֖דְתִּי עָלֶ֑י⁠הָ</w:t>
+      </w:r>
+    </w:p>
+    <w:p>
+      <w:pPr/>
+      <w:r>
+        <w:rPr>
+          <w:lang w:val="pt_PT" w:bidi="pt_PT"/>
+        </w:rPr>
+      </w:r>
+      <w:r>
+        <w:rPr>
           <w:b/>
           <w:lang w:val="pt_PT" w:bidi="pt_PT"/>
         </w:rPr>
@@ -29186,6 +30110,20 @@
       </w:r>
       <w:r>
         <w:rPr>
+          <w:lang w:val="pt_PT" w:bidi="pt_PT"/>
+        </w:rPr>
+        <w:t>הִשְׁכִּ֣ימוּ הִשְׁחִ֔יתוּ כֹּ֖ל עֲלִילוֹתָֽ⁠ם</w:t>
+      </w:r>
+    </w:p>
+    <w:p>
+      <w:pPr/>
+      <w:r>
+        <w:rPr>
+          <w:lang w:val="pt_PT" w:bidi="pt_PT"/>
+        </w:rPr>
+      </w:r>
+      <w:r>
+        <w:rPr>
           <w:b/>
           <w:lang w:val="pt_PT" w:bidi="pt_PT"/>
         </w:rPr>
@@ -29258,6 +30196,20 @@
         <w:rPr>
           <w:lang w:val="pt_PT" w:bidi="pt_PT"/>
         </w:rPr>
+      </w:r>
+    </w:p>
+    <w:p>
+      <w:pPr/>
+      <w:r>
+        <w:rPr>
+          <w:lang w:val="pt_PT" w:bidi="pt_PT"/>
+        </w:rPr>
+      </w:r>
+      <w:r>
+        <w:rPr>
+          <w:lang w:val="pt_PT" w:bidi="pt_PT"/>
+        </w:rPr>
+        <w:t>לָ⁠כֵ֤ן חַכּוּ־לִ⁠י֙ נְאֻם־יְהוָ֔ה לְ⁠י֖וֹם קוּמִ֣⁠י לְ⁠עַ֑ד</w:t>
       </w:r>
     </w:p>
     <w:p>
@@ -30550,6 +31502,20 @@
       </w:r>
       <w:r>
         <w:rPr>
+          <w:lang w:val="pt_PT" w:bidi="pt_PT"/>
+        </w:rPr>
+        <w:t>כִּֽי &amp; אֶהְפֹּ֥ךְ אֶל־עַמִּ֖ים שָׂפָ֣ה בְרוּרָ֑ה</w:t>
+      </w:r>
+    </w:p>
+    <w:p>
+      <w:pPr/>
+      <w:r>
+        <w:rPr>
+          <w:lang w:val="pt_PT" w:bidi="pt_PT"/>
+        </w:rPr>
+      </w:r>
+      <w:r>
+        <w:rPr>
           <w:b/>
           <w:lang w:val="pt_PT" w:bidi="pt_PT"/>
         </w:rPr>
@@ -30784,6 +31750,20 @@
         <w:rPr>
           <w:lang w:val="pt_PT" w:bidi="pt_PT"/>
         </w:rPr>
+      </w:r>
+    </w:p>
+    <w:p>
+      <w:pPr/>
+      <w:r>
+        <w:rPr>
+          <w:lang w:val="pt_PT" w:bidi="pt_PT"/>
+        </w:rPr>
+      </w:r>
+      <w:r>
+        <w:rPr>
+          <w:lang w:val="pt_PT" w:bidi="pt_PT"/>
+        </w:rPr>
+        <w:t>בְּ⁠שֵׁ֣ם יְהוָ֔ה לְ⁠עָבְד֖⁠וֹ</w:t>
       </w:r>
     </w:p>
     <w:p>
@@ -32003,6 +32983,20 @@
       </w:r>
       <w:r>
         <w:rPr>
+          <w:lang w:val="pt_PT" w:bidi="pt_PT"/>
+        </w:rPr>
+        <w:t>וְ⁠חָס֖וּ בְּ⁠שֵׁ֥ם יְהוָֽה</w:t>
+      </w:r>
+    </w:p>
+    <w:p>
+      <w:pPr/>
+      <w:r>
+        <w:rPr>
+          <w:lang w:val="pt_PT" w:bidi="pt_PT"/>
+        </w:rPr>
+      </w:r>
+      <w:r>
+        <w:rPr>
           <w:b/>
           <w:lang w:val="pt_PT" w:bidi="pt_PT"/>
         </w:rPr>
@@ -32099,6 +33093,20 @@
       </w:r>
       <w:r>
         <w:rPr>
+          <w:lang w:val="pt_PT" w:bidi="pt_PT"/>
+        </w:rPr>
+        <w:t>וְ⁠חָס֖וּ בְּ⁠שֵׁ֥ם יְהוָֽה</w:t>
+      </w:r>
+    </w:p>
+    <w:p>
+      <w:pPr/>
+      <w:r>
+        <w:rPr>
+          <w:lang w:val="pt_PT" w:bidi="pt_PT"/>
+        </w:rPr>
+      </w:r>
+      <w:r>
+        <w:rPr>
           <w:b/>
           <w:lang w:val="pt_PT" w:bidi="pt_PT"/>
         </w:rPr>
@@ -32208,6 +33216,20 @@
       </w:r>
       <w:r>
         <w:rPr>
+          <w:lang w:val="pt_PT" w:bidi="pt_PT"/>
+        </w:rPr>
+        <w:t>וְ⁠לֹא־יְדַבְּר֣וּ כָזָ֔ב וְ⁠לֹֽא־יִמָּצֵ֥א בְּ⁠פִי⁠הֶ֖ם לְשׁ֣וֹן תַּרְמִ֑ית</w:t>
+      </w:r>
+    </w:p>
+    <w:p>
+      <w:pPr/>
+      <w:r>
+        <w:rPr>
+          <w:lang w:val="pt_PT" w:bidi="pt_PT"/>
+        </w:rPr>
+      </w:r>
+      <w:r>
+        <w:rPr>
           <w:b/>
           <w:lang w:val="pt_PT" w:bidi="pt_PT"/>
         </w:rPr>
@@ -32304,6 +33326,20 @@
       </w:r>
       <w:r>
         <w:rPr>
+          <w:lang w:val="pt_PT" w:bidi="pt_PT"/>
+        </w:rPr>
+        <w:t>וְ⁠לֹא־יְדַבְּר֣וּ כָזָ֔ב וְ⁠לֹֽא־יִמָּצֵ֥א בְּ⁠פִי⁠הֶ֖ם לְשׁ֣וֹן תַּרְמִ֑ית</w:t>
+      </w:r>
+    </w:p>
+    <w:p>
+      <w:pPr/>
+      <w:r>
+        <w:rPr>
+          <w:lang w:val="pt_PT" w:bidi="pt_PT"/>
+        </w:rPr>
+      </w:r>
+      <w:r>
+        <w:rPr>
           <w:b/>
           <w:lang w:val="pt_PT" w:bidi="pt_PT"/>
         </w:rPr>
@@ -32400,6 +33436,20 @@
       </w:r>
       <w:r>
         <w:rPr>
+          <w:lang w:val="pt_PT" w:bidi="pt_PT"/>
+        </w:rPr>
+        <w:t>וְ⁠לֹֽא־יִמָּצֵ֥א בְּ⁠פִי⁠הֶ֖ם לְשׁ֣וֹן תַּרְמִ֑ית</w:t>
+      </w:r>
+    </w:p>
+    <w:p>
+      <w:pPr/>
+      <w:r>
+        <w:rPr>
+          <w:lang w:val="pt_PT" w:bidi="pt_PT"/>
+        </w:rPr>
+      </w:r>
+      <w:r>
+        <w:rPr>
           <w:b/>
           <w:lang w:val="pt_PT" w:bidi="pt_PT"/>
         </w:rPr>
@@ -32483,6 +33533,20 @@
       </w:r>
       <w:r>
         <w:rPr>
+          <w:lang w:val="pt_PT" w:bidi="pt_PT"/>
+        </w:rPr>
+        <w:t>וְ⁠לֹֽא־יִמָּצֵ֥א בְּ⁠פִי⁠הֶ֖ם לְשׁ֣וֹן תַּרְמִ֑ית</w:t>
+      </w:r>
+    </w:p>
+    <w:p>
+      <w:pPr/>
+      <w:r>
+        <w:rPr>
+          <w:lang w:val="pt_PT" w:bidi="pt_PT"/>
+        </w:rPr>
+      </w:r>
+      <w:r>
+        <w:rPr>
           <w:b/>
           <w:lang w:val="pt_PT" w:bidi="pt_PT"/>
         </w:rPr>
@@ -32592,6 +33656,20 @@
       </w:r>
       <w:r>
         <w:rPr>
+          <w:lang w:val="pt_PT" w:bidi="pt_PT"/>
+        </w:rPr>
+        <w:t>וְ⁠לֹֽא־יִמָּצֵ֥א בְּ⁠פִי⁠הֶ֖ם לְשׁ֣וֹן תַּרְמִ֑ית</w:t>
+      </w:r>
+    </w:p>
+    <w:p>
+      <w:pPr/>
+      <w:r>
+        <w:rPr>
+          <w:lang w:val="pt_PT" w:bidi="pt_PT"/>
+        </w:rPr>
+      </w:r>
+      <w:r>
+        <w:rPr>
           <w:b/>
           <w:lang w:val="pt_PT" w:bidi="pt_PT"/>
         </w:rPr>
@@ -32714,6 +33792,20 @@
       </w:r>
       <w:r>
         <w:rPr>
+          <w:lang w:val="pt_PT" w:bidi="pt_PT"/>
+        </w:rPr>
+        <w:t>כִּֽי־הֵ֛מָּה יִרְע֥וּ וְ⁠רָבְצ֖וּ וְ⁠אֵ֥ין מַחֲרִֽיד</w:t>
+      </w:r>
+    </w:p>
+    <w:p>
+      <w:pPr/>
+      <w:r>
+        <w:rPr>
+          <w:lang w:val="pt_PT" w:bidi="pt_PT"/>
+        </w:rPr>
+      </w:r>
+      <w:r>
+        <w:rPr>
           <w:b/>
           <w:lang w:val="pt_PT" w:bidi="pt_PT"/>
         </w:rPr>
@@ -32786,6 +33878,20 @@
         <w:rPr>
           <w:lang w:val="pt_PT" w:bidi="pt_PT"/>
         </w:rPr>
+      </w:r>
+    </w:p>
+    <w:p>
+      <w:pPr/>
+      <w:r>
+        <w:rPr>
+          <w:lang w:val="pt_PT" w:bidi="pt_PT"/>
+        </w:rPr>
+      </w:r>
+      <w:r>
+        <w:rPr>
+          <w:lang w:val="pt_PT" w:bidi="pt_PT"/>
+        </w:rPr>
+        <w:t>כִּֽי־הֵ֛מָּה יִרְע֥וּ וְ⁠רָבְצ֖וּ וְ⁠אֵ֥ין מַחֲרִֽיד</w:t>
       </w:r>
     </w:p>
     <w:p>
@@ -33688,6 +34794,20 @@
       </w:r>
       <w:r>
         <w:rPr>
+          <w:lang w:val="pt_PT" w:bidi="pt_PT"/>
+        </w:rPr>
+        <w:t>בַּ֖ת יְרוּשָׁלִָֽם</w:t>
+      </w:r>
+    </w:p>
+    <w:p>
+      <w:pPr/>
+      <w:r>
+        <w:rPr>
+          <w:lang w:val="pt_PT" w:bidi="pt_PT"/>
+        </w:rPr>
+      </w:r>
+      <w:r>
+        <w:rPr>
           <w:b/>
           <w:lang w:val="pt_PT" w:bidi="pt_PT"/>
         </w:rPr>
@@ -34781,6 +35901,20 @@
       </w:r>
       <w:r>
         <w:rPr>
+          <w:lang w:val="pt_PT" w:bidi="pt_PT"/>
+        </w:rPr>
+        <w:t>נוּגֵ֧י מִ⁠מּוֹעֵ֛ד אָסַ֖פְתִּי מִמֵּ֣⁠ךְ הָי֑וּ מַשְׂאֵ֥ת עָלֶ֖י⁠הָ חֶרְפָּֽה</w:t>
+      </w:r>
+    </w:p>
+    <w:p>
+      <w:pPr/>
+      <w:r>
+        <w:rPr>
+          <w:lang w:val="pt_PT" w:bidi="pt_PT"/>
+        </w:rPr>
+      </w:r>
+      <w:r>
+        <w:rPr>
           <w:b/>
           <w:lang w:val="pt_PT" w:bidi="pt_PT"/>
         </w:rPr>
@@ -35602,6 +36736,20 @@
       </w:r>
       <w:r>
         <w:rPr>
+          <w:lang w:val="pt_PT" w:bidi="pt_PT"/>
+        </w:rPr>
+        <w:t>וְ⁠שַׂמְתִּי⁠ם֙ לִ⁠תְהִלָּ֣ה וּ⁠לְ⁠שֵׁ֔ם בְּ⁠כָל־הָ⁠אָ֖רֶץ בָּשְׁתָּֽ⁠ם</w:t>
+      </w:r>
+    </w:p>
+    <w:p>
+      <w:pPr/>
+      <w:r>
+        <w:rPr>
+          <w:lang w:val="pt_PT" w:bidi="pt_PT"/>
+        </w:rPr>
+      </w:r>
+      <w:r>
+        <w:rPr>
           <w:b/>
           <w:lang w:val="pt_PT" w:bidi="pt_PT"/>
         </w:rPr>
@@ -35821,6 +36969,20 @@
       </w:r>
       <w:r>
         <w:rPr>
+          <w:lang w:val="pt_PT" w:bidi="pt_PT"/>
+        </w:rPr>
+        <w:t>וּ⁠לְ⁠שֵׁ֔ם בְּ⁠כָל־הָ⁠אָ֖רֶץ בָּשְׁתָּֽ⁠ם</w:t>
+      </w:r>
+    </w:p>
+    <w:p>
+      <w:pPr/>
+      <w:r>
+        <w:rPr>
+          <w:lang w:val="pt_PT" w:bidi="pt_PT"/>
+        </w:rPr>
+      </w:r>
+      <w:r>
+        <w:rPr>
           <w:b/>
           <w:lang w:val="pt_PT" w:bidi="pt_PT"/>
         </w:rPr>
@@ -36066,6 +37228,20 @@
       </w:r>
       <w:r>
         <w:rPr>
+          <w:lang w:val="pt_PT" w:bidi="pt_PT"/>
+        </w:rPr>
+        <w:t>אֶתֵּ֨ן אֶתְ⁠כֶ֜ם לְ⁠שֵׁ֣ם וְ⁠לִ⁠תְהִלָּ֗ה בְּ⁠כֹל֙ עַמֵּ֣י הָ⁠אָ֔רֶץ</w:t>
+      </w:r>
+    </w:p>
+    <w:p>
+      <w:pPr/>
+      <w:r>
+        <w:rPr>
+          <w:lang w:val="pt_PT" w:bidi="pt_PT"/>
+        </w:rPr>
+      </w:r>
+      <w:r>
+        <w:rPr>
           <w:b/>
           <w:lang w:val="pt_PT" w:bidi="pt_PT"/>
         </w:rPr>
@@ -36164,6 +37340,20 @@
         <w:rPr>
           <w:lang w:val="pt_PT" w:bidi="pt_PT"/>
         </w:rPr>
+      </w:r>
+    </w:p>
+    <w:p>
+      <w:pPr/>
+      <w:r>
+        <w:rPr>
+          <w:lang w:val="pt_PT" w:bidi="pt_PT"/>
+        </w:rPr>
+      </w:r>
+      <w:r>
+        <w:rPr>
+          <w:lang w:val="pt_PT" w:bidi="pt_PT"/>
+        </w:rPr>
+        <w:t>בְּ⁠שׁוּבִ֧⁠י אֶת־שְׁבוּתֵי⁠כֶ֛ם לְ⁠עֵינֵי⁠כֶ֖ם</w:t>
       </w:r>
     </w:p>
     <w:p>

--- a/por/docx/36.content.docx
+++ b/por/docx/36.content.docx
@@ -21660,7 +21660,7 @@
         <w:rPr>
           <w:lang w:val="pt_PT" w:bidi="pt_PT"/>
         </w:rPr>
-        <w:t>שְׁאֵרִ֤ית עַמִּ⁠י֙ יְבָזּ֔וּ⁠ם וְ⁠יֶ֥תֶר גּוֹיִ֖י יִנְחָלֽוּ⁠ם</w:t>
+        <w:t>שְׁאֵרִ֤ית עַמִּ⁠י֙ יְבָזּ֔וּ⁠ם וְ⁠יֶ֥תֶר גוי יִנְחָלֽוּ⁠ם</w:t>
       </w:r>
     </w:p>
     <w:p>
